--- a/rapport_stages_pilotage_v6.docx
+++ b/rapport_stages_pilotage_v6.docx
@@ -7406,8529 +7406,35 @@
     </w:p>
     <w:p>
       <w:pPr>
+        <w:shd w:val="clear" w:color="auto" w:fill="F2F2F2"/>
+        <w:rPr>
+          <w:rFonts w:ascii="Courier New" w:hAnsi="Courier New" w:cs="Courier New"/>
+          <w:sz w:val="18"/>
+          <w:szCs w:val="18"/>
+        </w:rPr>
+      </w:pPr>
+    </w:p>
+    <w:p>
+      <w:pPr>
         <w:pStyle w:val="Titre1"/>
       </w:pPr>
       <w:r>
-        <w:t>6. Script de création (DDL)</w:t>
-      </w:r>
-    </w:p>
-    <w:p>
-      <w:pPr>
-        <w:pStyle w:val="Titre2"/>
-      </w:pPr>
-      <w:r>
-        <w:t>6.1. Script SQL</w:t>
-      </w:r>
-    </w:p>
-    <w:p>
-      <w:pPr>
-        <w:rPr>
-          <w:rFonts w:ascii="Calibri" w:hAnsi="Calibri" w:cs="Calibri"/>
-        </w:rPr>
-      </w:pPr>
-      <w:r>
-        <w:rPr>
-          <w:rFonts w:ascii="Calibri" w:hAnsi="Calibri" w:cs="Calibri"/>
-        </w:rPr>
-        <w:t xml:space="preserve">Le script ci-dessous crée la base de données </w:t>
-      </w:r>
-      <w:proofErr w:type="spellStart"/>
-      <w:r>
-        <w:rPr>
-          <w:rFonts w:ascii="Calibri" w:hAnsi="Calibri" w:cs="Calibri"/>
-        </w:rPr>
-        <w:t>centre_pilotage</w:t>
-      </w:r>
-      <w:proofErr w:type="spellEnd"/>
-    </w:p>
-    <w:p>
-      <w:pPr>
-        <w:rPr>
-          <w:rFonts w:ascii="Calibri" w:hAnsi="Calibri" w:cs="Calibri"/>
-        </w:rPr>
-      </w:pPr>
-    </w:p>
-    <w:p>
-      <w:pPr>
-        <w:shd w:val="clear" w:color="auto" w:fill="F2F2F2"/>
-        <w:rPr>
-          <w:rFonts w:ascii="Courier New" w:hAnsi="Courier New" w:cs="Courier New"/>
-          <w:sz w:val="18"/>
-          <w:szCs w:val="18"/>
-        </w:rPr>
-      </w:pPr>
-      <w:r>
-        <w:rPr>
-          <w:rFonts w:ascii="Courier New" w:hAnsi="Courier New" w:cs="Courier New"/>
-          <w:sz w:val="18"/>
-          <w:szCs w:val="18"/>
-        </w:rPr>
-        <w:t xml:space="preserve"> </w:t>
-      </w:r>
-    </w:p>
-    <w:p>
-      <w:pPr>
-        <w:shd w:val="clear" w:color="auto" w:fill="F2F2F2"/>
-        <w:rPr>
-          <w:rFonts w:ascii="Courier New" w:hAnsi="Courier New" w:cs="Courier New"/>
-          <w:sz w:val="18"/>
-          <w:szCs w:val="18"/>
-        </w:rPr>
-      </w:pPr>
-      <w:r>
-        <w:rPr>
-          <w:rFonts w:ascii="Courier New" w:hAnsi="Courier New" w:cs="Courier New"/>
-          <w:color w:val="008000"/>
-          <w:sz w:val="18"/>
-          <w:szCs w:val="18"/>
-        </w:rPr>
-        <w:t>-- Partie 6.1 : Script DDL (</w:t>
-      </w:r>
-      <w:proofErr w:type="spellStart"/>
-      <w:r>
-        <w:rPr>
-          <w:rFonts w:ascii="Courier New" w:hAnsi="Courier New" w:cs="Courier New"/>
-          <w:color w:val="008000"/>
-          <w:sz w:val="18"/>
-          <w:szCs w:val="18"/>
-        </w:rPr>
-        <w:t>creation</w:t>
-      </w:r>
-      <w:proofErr w:type="spellEnd"/>
-      <w:r>
-        <w:rPr>
-          <w:rFonts w:ascii="Courier New" w:hAnsi="Courier New" w:cs="Courier New"/>
-          <w:color w:val="008000"/>
-          <w:sz w:val="18"/>
-          <w:szCs w:val="18"/>
-        </w:rPr>
-        <w:t xml:space="preserve"> de la base)</w:t>
-      </w:r>
-    </w:p>
-    <w:p>
-      <w:pPr>
-        <w:shd w:val="clear" w:color="auto" w:fill="F2F2F2"/>
-        <w:rPr>
-          <w:rFonts w:ascii="Courier New" w:hAnsi="Courier New" w:cs="Courier New"/>
-          <w:sz w:val="18"/>
-          <w:szCs w:val="18"/>
-        </w:rPr>
-      </w:pPr>
-    </w:p>
-    <w:p>
-      <w:pPr>
-        <w:shd w:val="clear" w:color="auto" w:fill="F2F2F2"/>
-        <w:rPr>
-          <w:rFonts w:ascii="Courier New" w:hAnsi="Courier New" w:cs="Courier New"/>
-          <w:sz w:val="18"/>
-          <w:szCs w:val="18"/>
-        </w:rPr>
-      </w:pPr>
-      <w:r>
-        <w:rPr>
-          <w:rFonts w:ascii="Courier New" w:hAnsi="Courier New" w:cs="Courier New"/>
-          <w:color w:val="008000"/>
-          <w:sz w:val="18"/>
-          <w:szCs w:val="18"/>
-        </w:rPr>
-        <w:t xml:space="preserve">-- on </w:t>
-      </w:r>
-      <w:proofErr w:type="spellStart"/>
-      <w:r>
-        <w:rPr>
-          <w:rFonts w:ascii="Courier New" w:hAnsi="Courier New" w:cs="Courier New"/>
-          <w:color w:val="008000"/>
-          <w:sz w:val="18"/>
-          <w:szCs w:val="18"/>
-        </w:rPr>
-        <w:t>creer</w:t>
-      </w:r>
-      <w:proofErr w:type="spellEnd"/>
-      <w:r>
-        <w:rPr>
-          <w:rFonts w:ascii="Courier New" w:hAnsi="Courier New" w:cs="Courier New"/>
-          <w:color w:val="008000"/>
-          <w:sz w:val="18"/>
-          <w:szCs w:val="18"/>
-        </w:rPr>
-        <w:t xml:space="preserve"> la base et on la </w:t>
-      </w:r>
-      <w:proofErr w:type="spellStart"/>
-      <w:r>
-        <w:rPr>
-          <w:rFonts w:ascii="Courier New" w:hAnsi="Courier New" w:cs="Courier New"/>
-          <w:color w:val="008000"/>
-          <w:sz w:val="18"/>
-          <w:szCs w:val="18"/>
-        </w:rPr>
-        <w:t>selectionne</w:t>
-      </w:r>
-      <w:proofErr w:type="spellEnd"/>
-    </w:p>
-    <w:p>
-      <w:pPr>
-        <w:shd w:val="clear" w:color="auto" w:fill="F2F2F2"/>
-        <w:rPr>
-          <w:rFonts w:ascii="Courier New" w:hAnsi="Courier New" w:cs="Courier New"/>
-          <w:sz w:val="18"/>
-          <w:szCs w:val="18"/>
-        </w:rPr>
-      </w:pPr>
-      <w:r>
-        <w:rPr>
-          <w:rFonts w:ascii="Courier New" w:hAnsi="Courier New" w:cs="Courier New"/>
-          <w:color w:val="00008B"/>
-          <w:sz w:val="18"/>
-          <w:szCs w:val="18"/>
-        </w:rPr>
-        <w:lastRenderedPageBreak/>
-        <w:t>CREATE DATABASE IF NOT EXISTS</w:t>
-      </w:r>
-      <w:r>
-        <w:rPr>
-          <w:rFonts w:ascii="Courier New" w:hAnsi="Courier New" w:cs="Courier New"/>
-          <w:sz w:val="18"/>
-          <w:szCs w:val="18"/>
-        </w:rPr>
-        <w:t xml:space="preserve"> </w:t>
-      </w:r>
-      <w:proofErr w:type="spellStart"/>
-      <w:r>
-        <w:rPr>
-          <w:rFonts w:ascii="Courier New" w:hAnsi="Courier New" w:cs="Courier New"/>
-          <w:sz w:val="18"/>
-          <w:szCs w:val="18"/>
-        </w:rPr>
-        <w:t>centre_pilotage</w:t>
-      </w:r>
-      <w:proofErr w:type="spellEnd"/>
-    </w:p>
-    <w:p>
-      <w:pPr>
-        <w:shd w:val="clear" w:color="auto" w:fill="F2F2F2"/>
-        <w:rPr>
-          <w:rFonts w:ascii="Courier New" w:hAnsi="Courier New" w:cs="Courier New"/>
-          <w:sz w:val="18"/>
-          <w:szCs w:val="18"/>
-        </w:rPr>
-      </w:pPr>
-      <w:r>
-        <w:rPr>
-          <w:rFonts w:ascii="Courier New" w:hAnsi="Courier New" w:cs="Courier New"/>
-          <w:sz w:val="18"/>
-          <w:szCs w:val="18"/>
-        </w:rPr>
-        <w:t xml:space="preserve">    CHARACTER SET utf8mb4 COLLATE utf8mb4_unicode_</w:t>
-      </w:r>
-      <w:proofErr w:type="gramStart"/>
-      <w:r>
-        <w:rPr>
-          <w:rFonts w:ascii="Courier New" w:hAnsi="Courier New" w:cs="Courier New"/>
-          <w:sz w:val="18"/>
-          <w:szCs w:val="18"/>
-        </w:rPr>
-        <w:t>ci;</w:t>
-      </w:r>
-      <w:proofErr w:type="gramEnd"/>
-    </w:p>
-    <w:p>
-      <w:pPr>
-        <w:shd w:val="clear" w:color="auto" w:fill="F2F2F2"/>
-        <w:rPr>
-          <w:rFonts w:ascii="Courier New" w:hAnsi="Courier New" w:cs="Courier New"/>
-          <w:sz w:val="18"/>
-          <w:szCs w:val="18"/>
-        </w:rPr>
-      </w:pPr>
-      <w:r>
-        <w:rPr>
-          <w:rFonts w:ascii="Courier New" w:hAnsi="Courier New" w:cs="Courier New"/>
-          <w:color w:val="00008B"/>
-          <w:sz w:val="18"/>
-          <w:szCs w:val="18"/>
-        </w:rPr>
-        <w:t>USE</w:t>
-      </w:r>
-      <w:r>
-        <w:rPr>
-          <w:rFonts w:ascii="Courier New" w:hAnsi="Courier New" w:cs="Courier New"/>
-          <w:sz w:val="18"/>
-          <w:szCs w:val="18"/>
-        </w:rPr>
-        <w:t xml:space="preserve"> </w:t>
-      </w:r>
-      <w:proofErr w:type="spellStart"/>
-      <w:r>
-        <w:rPr>
-          <w:rFonts w:ascii="Courier New" w:hAnsi="Courier New" w:cs="Courier New"/>
-          <w:sz w:val="18"/>
-          <w:szCs w:val="18"/>
-        </w:rPr>
-        <w:t>centre_</w:t>
-      </w:r>
-      <w:proofErr w:type="gramStart"/>
-      <w:r>
-        <w:rPr>
-          <w:rFonts w:ascii="Courier New" w:hAnsi="Courier New" w:cs="Courier New"/>
-          <w:sz w:val="18"/>
-          <w:szCs w:val="18"/>
-        </w:rPr>
-        <w:t>pilotage</w:t>
-      </w:r>
-      <w:proofErr w:type="spellEnd"/>
-      <w:r>
-        <w:rPr>
-          <w:rFonts w:ascii="Courier New" w:hAnsi="Courier New" w:cs="Courier New"/>
-          <w:sz w:val="18"/>
-          <w:szCs w:val="18"/>
-        </w:rPr>
-        <w:t>;</w:t>
-      </w:r>
-      <w:proofErr w:type="gramEnd"/>
-    </w:p>
-    <w:p>
-      <w:pPr>
-        <w:shd w:val="clear" w:color="auto" w:fill="F2F2F2"/>
-        <w:rPr>
-          <w:rFonts w:ascii="Courier New" w:hAnsi="Courier New" w:cs="Courier New"/>
-          <w:sz w:val="18"/>
-          <w:szCs w:val="18"/>
-        </w:rPr>
-      </w:pPr>
-      <w:r>
-        <w:rPr>
-          <w:rFonts w:ascii="Courier New" w:hAnsi="Courier New" w:cs="Courier New"/>
-          <w:sz w:val="18"/>
-          <w:szCs w:val="18"/>
-        </w:rPr>
-        <w:t xml:space="preserve"> </w:t>
-      </w:r>
-    </w:p>
-    <w:p>
-      <w:pPr>
-        <w:shd w:val="clear" w:color="auto" w:fill="F2F2F2"/>
-        <w:rPr>
-          <w:rFonts w:ascii="Courier New" w:hAnsi="Courier New" w:cs="Courier New"/>
-          <w:sz w:val="18"/>
-          <w:szCs w:val="18"/>
-        </w:rPr>
-      </w:pPr>
-      <w:r>
-        <w:rPr>
-          <w:rFonts w:ascii="Courier New" w:hAnsi="Courier New" w:cs="Courier New"/>
-          <w:color w:val="008000"/>
-          <w:sz w:val="18"/>
-          <w:szCs w:val="18"/>
-        </w:rPr>
-        <w:t xml:space="preserve">-- on </w:t>
-      </w:r>
-      <w:proofErr w:type="spellStart"/>
-      <w:r>
-        <w:rPr>
-          <w:rFonts w:ascii="Courier New" w:hAnsi="Courier New" w:cs="Courier New"/>
-          <w:color w:val="008000"/>
-          <w:sz w:val="18"/>
-          <w:szCs w:val="18"/>
-        </w:rPr>
-        <w:t>suprrime</w:t>
-      </w:r>
-      <w:proofErr w:type="spellEnd"/>
-      <w:r>
-        <w:rPr>
-          <w:rFonts w:ascii="Courier New" w:hAnsi="Courier New" w:cs="Courier New"/>
-          <w:color w:val="008000"/>
-          <w:sz w:val="18"/>
-          <w:szCs w:val="18"/>
-        </w:rPr>
-        <w:t xml:space="preserve"> les tables si elles existent </w:t>
-      </w:r>
-      <w:proofErr w:type="spellStart"/>
-      <w:r>
-        <w:rPr>
-          <w:rFonts w:ascii="Courier New" w:hAnsi="Courier New" w:cs="Courier New"/>
-          <w:color w:val="008000"/>
-          <w:sz w:val="18"/>
-          <w:szCs w:val="18"/>
-        </w:rPr>
-        <w:t>deja</w:t>
-      </w:r>
-      <w:proofErr w:type="spellEnd"/>
-    </w:p>
-    <w:p>
-      <w:pPr>
-        <w:shd w:val="clear" w:color="auto" w:fill="F2F2F2"/>
-        <w:rPr>
-          <w:rFonts w:ascii="Courier New" w:hAnsi="Courier New" w:cs="Courier New"/>
-          <w:sz w:val="18"/>
-          <w:szCs w:val="18"/>
-        </w:rPr>
-      </w:pPr>
-      <w:r>
-        <w:rPr>
-          <w:rFonts w:ascii="Courier New" w:hAnsi="Courier New" w:cs="Courier New"/>
-          <w:color w:val="008000"/>
-          <w:sz w:val="18"/>
-          <w:szCs w:val="18"/>
-        </w:rPr>
-        <w:t xml:space="preserve">-- (ordre inverse des </w:t>
-      </w:r>
-      <w:proofErr w:type="spellStart"/>
-      <w:r>
-        <w:rPr>
-          <w:rFonts w:ascii="Courier New" w:hAnsi="Courier New" w:cs="Courier New"/>
-          <w:color w:val="008000"/>
-          <w:sz w:val="18"/>
-          <w:szCs w:val="18"/>
-        </w:rPr>
-        <w:t>dependances</w:t>
-      </w:r>
-      <w:proofErr w:type="spellEnd"/>
-      <w:r>
-        <w:rPr>
-          <w:rFonts w:ascii="Courier New" w:hAnsi="Courier New" w:cs="Courier New"/>
-          <w:color w:val="008000"/>
-          <w:sz w:val="18"/>
-          <w:szCs w:val="18"/>
-        </w:rPr>
-        <w:t xml:space="preserve"> pour </w:t>
-      </w:r>
-      <w:proofErr w:type="spellStart"/>
-      <w:r>
-        <w:rPr>
-          <w:rFonts w:ascii="Courier New" w:hAnsi="Courier New" w:cs="Courier New"/>
-          <w:color w:val="008000"/>
-          <w:sz w:val="18"/>
-          <w:szCs w:val="18"/>
-        </w:rPr>
-        <w:t>eviter</w:t>
-      </w:r>
-      <w:proofErr w:type="spellEnd"/>
-      <w:r>
-        <w:rPr>
-          <w:rFonts w:ascii="Courier New" w:hAnsi="Courier New" w:cs="Courier New"/>
-          <w:color w:val="008000"/>
-          <w:sz w:val="18"/>
-          <w:szCs w:val="18"/>
-        </w:rPr>
-        <w:t xml:space="preserve"> les erreurs de FK)</w:t>
-      </w:r>
-    </w:p>
-    <w:p>
-      <w:pPr>
-        <w:shd w:val="clear" w:color="auto" w:fill="F2F2F2"/>
-        <w:rPr>
-          <w:rFonts w:ascii="Courier New" w:hAnsi="Courier New" w:cs="Courier New"/>
-          <w:sz w:val="18"/>
-          <w:szCs w:val="18"/>
-        </w:rPr>
-      </w:pPr>
-      <w:r>
-        <w:rPr>
-          <w:rFonts w:ascii="Courier New" w:hAnsi="Courier New" w:cs="Courier New"/>
-          <w:color w:val="00008B"/>
-          <w:sz w:val="18"/>
-          <w:szCs w:val="18"/>
-        </w:rPr>
-        <w:t>DROP TABLE IF EXISTS</w:t>
-      </w:r>
-      <w:r>
-        <w:rPr>
-          <w:rFonts w:ascii="Courier New" w:hAnsi="Courier New" w:cs="Courier New"/>
-          <w:sz w:val="18"/>
-          <w:szCs w:val="18"/>
-        </w:rPr>
-        <w:t xml:space="preserve"> </w:t>
-      </w:r>
-      <w:proofErr w:type="gramStart"/>
-      <w:r>
-        <w:rPr>
-          <w:rFonts w:ascii="Courier New" w:hAnsi="Courier New" w:cs="Courier New"/>
-          <w:sz w:val="18"/>
-          <w:szCs w:val="18"/>
-        </w:rPr>
-        <w:t>INSCRIPTION;</w:t>
-      </w:r>
-      <w:proofErr w:type="gramEnd"/>
-    </w:p>
-    <w:p>
-      <w:pPr>
-        <w:shd w:val="clear" w:color="auto" w:fill="F2F2F2"/>
-        <w:rPr>
-          <w:rFonts w:ascii="Courier New" w:hAnsi="Courier New" w:cs="Courier New"/>
-          <w:sz w:val="18"/>
-          <w:szCs w:val="18"/>
-        </w:rPr>
-      </w:pPr>
-      <w:r>
-        <w:rPr>
-          <w:rFonts w:ascii="Courier New" w:hAnsi="Courier New" w:cs="Courier New"/>
-          <w:color w:val="00008B"/>
-          <w:sz w:val="18"/>
-          <w:szCs w:val="18"/>
-        </w:rPr>
-        <w:t>DROP TABLE IF EXISTS</w:t>
-      </w:r>
-      <w:r>
-        <w:rPr>
-          <w:rFonts w:ascii="Courier New" w:hAnsi="Courier New" w:cs="Courier New"/>
-          <w:sz w:val="18"/>
-          <w:szCs w:val="18"/>
-        </w:rPr>
-        <w:t xml:space="preserve"> </w:t>
-      </w:r>
-      <w:proofErr w:type="gramStart"/>
-      <w:r>
-        <w:rPr>
-          <w:rFonts w:ascii="Courier New" w:hAnsi="Courier New" w:cs="Courier New"/>
-          <w:sz w:val="18"/>
-          <w:szCs w:val="18"/>
-        </w:rPr>
-        <w:t>STAGE;</w:t>
-      </w:r>
-      <w:proofErr w:type="gramEnd"/>
-    </w:p>
-    <w:p>
-      <w:pPr>
-        <w:shd w:val="clear" w:color="auto" w:fill="F2F2F2"/>
-        <w:rPr>
-          <w:rFonts w:ascii="Courier New" w:hAnsi="Courier New" w:cs="Courier New"/>
-          <w:sz w:val="18"/>
-          <w:szCs w:val="18"/>
-        </w:rPr>
-      </w:pPr>
-      <w:r>
-        <w:rPr>
-          <w:rFonts w:ascii="Courier New" w:hAnsi="Courier New" w:cs="Courier New"/>
-          <w:color w:val="00008B"/>
-          <w:sz w:val="18"/>
-          <w:szCs w:val="18"/>
-        </w:rPr>
-        <w:t>DROP TABLE IF EXISTS</w:t>
-      </w:r>
-      <w:r>
-        <w:rPr>
-          <w:rFonts w:ascii="Courier New" w:hAnsi="Courier New" w:cs="Courier New"/>
-          <w:sz w:val="18"/>
-          <w:szCs w:val="18"/>
-        </w:rPr>
-        <w:t xml:space="preserve"> </w:t>
-      </w:r>
-      <w:proofErr w:type="gramStart"/>
-      <w:r>
-        <w:rPr>
-          <w:rFonts w:ascii="Courier New" w:hAnsi="Courier New" w:cs="Courier New"/>
-          <w:sz w:val="18"/>
-          <w:szCs w:val="18"/>
-        </w:rPr>
-        <w:t>PILOTE;</w:t>
-      </w:r>
-      <w:proofErr w:type="gramEnd"/>
-    </w:p>
-    <w:p>
-      <w:pPr>
-        <w:shd w:val="clear" w:color="auto" w:fill="F2F2F2"/>
-        <w:rPr>
-          <w:rFonts w:ascii="Courier New" w:hAnsi="Courier New" w:cs="Courier New"/>
-          <w:sz w:val="18"/>
-          <w:szCs w:val="18"/>
-        </w:rPr>
-      </w:pPr>
-      <w:r>
-        <w:rPr>
-          <w:rFonts w:ascii="Courier New" w:hAnsi="Courier New" w:cs="Courier New"/>
-          <w:color w:val="00008B"/>
-          <w:sz w:val="18"/>
-          <w:szCs w:val="18"/>
-        </w:rPr>
-        <w:t>DROP TABLE IF EXISTS</w:t>
-      </w:r>
-      <w:r>
-        <w:rPr>
-          <w:rFonts w:ascii="Courier New" w:hAnsi="Courier New" w:cs="Courier New"/>
-          <w:sz w:val="18"/>
-          <w:szCs w:val="18"/>
-        </w:rPr>
-        <w:t xml:space="preserve"> </w:t>
-      </w:r>
-      <w:proofErr w:type="gramStart"/>
-      <w:r>
-        <w:rPr>
-          <w:rFonts w:ascii="Courier New" w:hAnsi="Courier New" w:cs="Courier New"/>
-          <w:sz w:val="18"/>
-          <w:szCs w:val="18"/>
-        </w:rPr>
-        <w:t>VEHICULE;</w:t>
-      </w:r>
-      <w:proofErr w:type="gramEnd"/>
-    </w:p>
-    <w:p>
-      <w:pPr>
-        <w:shd w:val="clear" w:color="auto" w:fill="F2F2F2"/>
-        <w:rPr>
-          <w:rFonts w:ascii="Courier New" w:hAnsi="Courier New" w:cs="Courier New"/>
-          <w:sz w:val="18"/>
-          <w:szCs w:val="18"/>
-        </w:rPr>
-      </w:pPr>
-      <w:r>
-        <w:rPr>
-          <w:rFonts w:ascii="Courier New" w:hAnsi="Courier New" w:cs="Courier New"/>
-          <w:color w:val="00008B"/>
-          <w:sz w:val="18"/>
-          <w:szCs w:val="18"/>
-        </w:rPr>
-        <w:t>DROP TABLE IF EXISTS</w:t>
-      </w:r>
-      <w:r>
-        <w:rPr>
-          <w:rFonts w:ascii="Courier New" w:hAnsi="Courier New" w:cs="Courier New"/>
-          <w:sz w:val="18"/>
-          <w:szCs w:val="18"/>
-        </w:rPr>
-        <w:t xml:space="preserve"> </w:t>
-      </w:r>
-      <w:proofErr w:type="gramStart"/>
-      <w:r>
-        <w:rPr>
-          <w:rFonts w:ascii="Courier New" w:hAnsi="Courier New" w:cs="Courier New"/>
-          <w:sz w:val="18"/>
-          <w:szCs w:val="18"/>
-        </w:rPr>
-        <w:t>INSTRUCTEUR;</w:t>
-      </w:r>
-      <w:proofErr w:type="gramEnd"/>
-    </w:p>
-    <w:p>
-      <w:pPr>
-        <w:shd w:val="clear" w:color="auto" w:fill="F2F2F2"/>
-        <w:rPr>
-          <w:rFonts w:ascii="Courier New" w:hAnsi="Courier New" w:cs="Courier New"/>
-          <w:sz w:val="18"/>
-          <w:szCs w:val="18"/>
-        </w:rPr>
-      </w:pPr>
-      <w:r>
-        <w:rPr>
-          <w:rFonts w:ascii="Courier New" w:hAnsi="Courier New" w:cs="Courier New"/>
-          <w:color w:val="00008B"/>
-          <w:sz w:val="18"/>
-          <w:szCs w:val="18"/>
-        </w:rPr>
-        <w:t>DROP TABLE IF EXISTS</w:t>
-      </w:r>
-      <w:r>
-        <w:rPr>
-          <w:rFonts w:ascii="Courier New" w:hAnsi="Courier New" w:cs="Courier New"/>
-          <w:sz w:val="18"/>
-          <w:szCs w:val="18"/>
-        </w:rPr>
-        <w:t xml:space="preserve"> </w:t>
-      </w:r>
-      <w:proofErr w:type="gramStart"/>
-      <w:r>
-        <w:rPr>
-          <w:rFonts w:ascii="Courier New" w:hAnsi="Courier New" w:cs="Courier New"/>
-          <w:sz w:val="18"/>
-          <w:szCs w:val="18"/>
-        </w:rPr>
-        <w:t>CIRCUIT;</w:t>
-      </w:r>
-      <w:proofErr w:type="gramEnd"/>
-    </w:p>
-    <w:p>
-      <w:pPr>
-        <w:shd w:val="clear" w:color="auto" w:fill="F2F2F2"/>
-        <w:rPr>
-          <w:rFonts w:ascii="Courier New" w:hAnsi="Courier New" w:cs="Courier New"/>
-          <w:sz w:val="18"/>
-          <w:szCs w:val="18"/>
-        </w:rPr>
-      </w:pPr>
-      <w:r>
-        <w:rPr>
-          <w:rFonts w:ascii="Courier New" w:hAnsi="Courier New" w:cs="Courier New"/>
-          <w:sz w:val="18"/>
-          <w:szCs w:val="18"/>
-        </w:rPr>
-        <w:t xml:space="preserve"> </w:t>
-      </w:r>
-    </w:p>
-    <w:p>
-      <w:pPr>
-        <w:shd w:val="clear" w:color="auto" w:fill="F2F2F2"/>
-        <w:rPr>
-          <w:rFonts w:ascii="Courier New" w:hAnsi="Courier New" w:cs="Courier New"/>
-          <w:sz w:val="18"/>
-          <w:szCs w:val="18"/>
-        </w:rPr>
-      </w:pPr>
-      <w:r>
-        <w:rPr>
-          <w:rFonts w:ascii="Courier New" w:hAnsi="Courier New" w:cs="Courier New"/>
-          <w:color w:val="008000"/>
-          <w:sz w:val="18"/>
-          <w:szCs w:val="18"/>
-        </w:rPr>
-        <w:t>-- ==================== CIRCUIT ====================</w:t>
-      </w:r>
-    </w:p>
-    <w:p>
-      <w:pPr>
-        <w:shd w:val="clear" w:color="auto" w:fill="F2F2F2"/>
-        <w:rPr>
-          <w:rFonts w:ascii="Courier New" w:hAnsi="Courier New" w:cs="Courier New"/>
-          <w:sz w:val="18"/>
-          <w:szCs w:val="18"/>
-        </w:rPr>
-      </w:pPr>
-      <w:r>
-        <w:rPr>
-          <w:rFonts w:ascii="Courier New" w:hAnsi="Courier New" w:cs="Courier New"/>
-          <w:color w:val="00008B"/>
-          <w:sz w:val="18"/>
-          <w:szCs w:val="18"/>
-        </w:rPr>
-        <w:t>CREATE TABLE</w:t>
-      </w:r>
-      <w:r>
-        <w:rPr>
-          <w:rFonts w:ascii="Courier New" w:hAnsi="Courier New" w:cs="Courier New"/>
-          <w:sz w:val="18"/>
-          <w:szCs w:val="18"/>
-        </w:rPr>
-        <w:t xml:space="preserve"> CIRCUIT (</w:t>
-      </w:r>
-    </w:p>
-    <w:p>
-      <w:pPr>
-        <w:shd w:val="clear" w:color="auto" w:fill="F2F2F2"/>
-        <w:rPr>
-          <w:rFonts w:ascii="Courier New" w:hAnsi="Courier New" w:cs="Courier New"/>
-          <w:sz w:val="18"/>
-          <w:szCs w:val="18"/>
-        </w:rPr>
-      </w:pPr>
-      <w:r>
-        <w:rPr>
-          <w:rFonts w:ascii="Courier New" w:hAnsi="Courier New" w:cs="Courier New"/>
-          <w:sz w:val="18"/>
-          <w:szCs w:val="18"/>
-        </w:rPr>
-        <w:t xml:space="preserve">    </w:t>
-      </w:r>
-      <w:proofErr w:type="spellStart"/>
-      <w:proofErr w:type="gramStart"/>
-      <w:r>
-        <w:rPr>
-          <w:rFonts w:ascii="Courier New" w:hAnsi="Courier New" w:cs="Courier New"/>
-          <w:sz w:val="18"/>
-          <w:szCs w:val="18"/>
-        </w:rPr>
-        <w:t>id</w:t>
-      </w:r>
-      <w:proofErr w:type="gramEnd"/>
-      <w:r>
-        <w:rPr>
-          <w:rFonts w:ascii="Courier New" w:hAnsi="Courier New" w:cs="Courier New"/>
-          <w:sz w:val="18"/>
-          <w:szCs w:val="18"/>
-        </w:rPr>
-        <w:t>_circuit</w:t>
-      </w:r>
-      <w:proofErr w:type="spellEnd"/>
-      <w:r>
-        <w:rPr>
-          <w:rFonts w:ascii="Courier New" w:hAnsi="Courier New" w:cs="Courier New"/>
-          <w:sz w:val="18"/>
-          <w:szCs w:val="18"/>
-        </w:rPr>
-        <w:t xml:space="preserve">      INT             NOT NULL AUTO_INCREMENT,</w:t>
-      </w:r>
-    </w:p>
-    <w:p>
-      <w:pPr>
-        <w:shd w:val="clear" w:color="auto" w:fill="F2F2F2"/>
-        <w:rPr>
-          <w:rFonts w:ascii="Courier New" w:hAnsi="Courier New" w:cs="Courier New"/>
-          <w:sz w:val="18"/>
-          <w:szCs w:val="18"/>
-        </w:rPr>
-      </w:pPr>
-      <w:r>
-        <w:rPr>
-          <w:rFonts w:ascii="Courier New" w:hAnsi="Courier New" w:cs="Courier New"/>
-          <w:sz w:val="18"/>
-          <w:szCs w:val="18"/>
-        </w:rPr>
-        <w:t xml:space="preserve">    </w:t>
-      </w:r>
-      <w:proofErr w:type="spellStart"/>
-      <w:proofErr w:type="gramStart"/>
-      <w:r>
-        <w:rPr>
-          <w:rFonts w:ascii="Courier New" w:hAnsi="Courier New" w:cs="Courier New"/>
-          <w:sz w:val="18"/>
-          <w:szCs w:val="18"/>
-        </w:rPr>
-        <w:t>nom</w:t>
-      </w:r>
-      <w:proofErr w:type="gramEnd"/>
-      <w:r>
-        <w:rPr>
-          <w:rFonts w:ascii="Courier New" w:hAnsi="Courier New" w:cs="Courier New"/>
-          <w:sz w:val="18"/>
-          <w:szCs w:val="18"/>
-        </w:rPr>
-        <w:t>_circuit</w:t>
-      </w:r>
-      <w:proofErr w:type="spellEnd"/>
-      <w:r>
-        <w:rPr>
-          <w:rFonts w:ascii="Courier New" w:hAnsi="Courier New" w:cs="Courier New"/>
-          <w:sz w:val="18"/>
-          <w:szCs w:val="18"/>
-        </w:rPr>
-        <w:t xml:space="preserve">     </w:t>
-      </w:r>
-      <w:proofErr w:type="gramStart"/>
-      <w:r>
-        <w:rPr>
-          <w:rFonts w:ascii="Courier New" w:hAnsi="Courier New" w:cs="Courier New"/>
-          <w:sz w:val="18"/>
-          <w:szCs w:val="18"/>
-        </w:rPr>
-        <w:t>VARCHAR(</w:t>
-      </w:r>
-      <w:proofErr w:type="gramEnd"/>
-      <w:r>
-        <w:rPr>
-          <w:rFonts w:ascii="Courier New" w:hAnsi="Courier New" w:cs="Courier New"/>
-          <w:sz w:val="18"/>
-          <w:szCs w:val="18"/>
-        </w:rPr>
-        <w:t>100)    NOT NULL,</w:t>
-      </w:r>
-    </w:p>
-    <w:p>
-      <w:pPr>
-        <w:shd w:val="clear" w:color="auto" w:fill="F2F2F2"/>
-        <w:rPr>
-          <w:rFonts w:ascii="Courier New" w:hAnsi="Courier New" w:cs="Courier New"/>
-          <w:sz w:val="18"/>
-          <w:szCs w:val="18"/>
-        </w:rPr>
-      </w:pPr>
-      <w:r>
-        <w:rPr>
-          <w:rFonts w:ascii="Courier New" w:hAnsi="Courier New" w:cs="Courier New"/>
-          <w:sz w:val="18"/>
-          <w:szCs w:val="18"/>
-        </w:rPr>
-        <w:t xml:space="preserve">    </w:t>
-      </w:r>
-      <w:proofErr w:type="gramStart"/>
-      <w:r>
-        <w:rPr>
-          <w:rFonts w:ascii="Courier New" w:hAnsi="Courier New" w:cs="Courier New"/>
-          <w:sz w:val="18"/>
-          <w:szCs w:val="18"/>
-        </w:rPr>
-        <w:t>ville</w:t>
-      </w:r>
-      <w:proofErr w:type="gramEnd"/>
-      <w:r>
-        <w:rPr>
-          <w:rFonts w:ascii="Courier New" w:hAnsi="Courier New" w:cs="Courier New"/>
-          <w:sz w:val="18"/>
-          <w:szCs w:val="18"/>
-        </w:rPr>
-        <w:t xml:space="preserve">           </w:t>
-      </w:r>
-      <w:proofErr w:type="gramStart"/>
-      <w:r>
-        <w:rPr>
-          <w:rFonts w:ascii="Courier New" w:hAnsi="Courier New" w:cs="Courier New"/>
-          <w:sz w:val="18"/>
-          <w:szCs w:val="18"/>
-        </w:rPr>
-        <w:t>VARCHAR(</w:t>
-      </w:r>
-      <w:proofErr w:type="gramEnd"/>
-      <w:r>
-        <w:rPr>
-          <w:rFonts w:ascii="Courier New" w:hAnsi="Courier New" w:cs="Courier New"/>
-          <w:sz w:val="18"/>
-          <w:szCs w:val="18"/>
-        </w:rPr>
-        <w:t>100)    NOT NULL,</w:t>
-      </w:r>
-    </w:p>
-    <w:p>
-      <w:pPr>
-        <w:shd w:val="clear" w:color="auto" w:fill="F2F2F2"/>
-        <w:rPr>
-          <w:rFonts w:ascii="Courier New" w:hAnsi="Courier New" w:cs="Courier New"/>
-          <w:sz w:val="18"/>
-          <w:szCs w:val="18"/>
-        </w:rPr>
-      </w:pPr>
-      <w:r>
-        <w:rPr>
-          <w:rFonts w:ascii="Courier New" w:hAnsi="Courier New" w:cs="Courier New"/>
-          <w:sz w:val="18"/>
-          <w:szCs w:val="18"/>
-        </w:rPr>
-        <w:t xml:space="preserve">    </w:t>
-      </w:r>
-      <w:proofErr w:type="spellStart"/>
-      <w:proofErr w:type="gramStart"/>
-      <w:r>
-        <w:rPr>
-          <w:rFonts w:ascii="Courier New" w:hAnsi="Courier New" w:cs="Courier New"/>
-          <w:sz w:val="18"/>
-          <w:szCs w:val="18"/>
-        </w:rPr>
-        <w:t>longueur</w:t>
-      </w:r>
-      <w:proofErr w:type="gramEnd"/>
-      <w:r>
-        <w:rPr>
-          <w:rFonts w:ascii="Courier New" w:hAnsi="Courier New" w:cs="Courier New"/>
-          <w:sz w:val="18"/>
-          <w:szCs w:val="18"/>
-        </w:rPr>
-        <w:t>_km</w:t>
-      </w:r>
-      <w:proofErr w:type="spellEnd"/>
-      <w:r>
-        <w:rPr>
-          <w:rFonts w:ascii="Courier New" w:hAnsi="Courier New" w:cs="Courier New"/>
-          <w:sz w:val="18"/>
-          <w:szCs w:val="18"/>
-        </w:rPr>
-        <w:t xml:space="preserve">     </w:t>
-      </w:r>
-      <w:proofErr w:type="gramStart"/>
-      <w:r>
-        <w:rPr>
-          <w:rFonts w:ascii="Courier New" w:hAnsi="Courier New" w:cs="Courier New"/>
-          <w:sz w:val="18"/>
-          <w:szCs w:val="18"/>
-        </w:rPr>
-        <w:t>DECIMAL(</w:t>
-      </w:r>
-      <w:proofErr w:type="gramEnd"/>
-      <w:r>
-        <w:rPr>
-          <w:rFonts w:ascii="Courier New" w:hAnsi="Courier New" w:cs="Courier New"/>
-          <w:sz w:val="18"/>
-          <w:szCs w:val="18"/>
-        </w:rPr>
-        <w:t>5,2)    NOT NULL,</w:t>
-      </w:r>
-    </w:p>
-    <w:p>
-      <w:pPr>
-        <w:shd w:val="clear" w:color="auto" w:fill="F2F2F2"/>
-        <w:rPr>
-          <w:rFonts w:ascii="Courier New" w:hAnsi="Courier New" w:cs="Courier New"/>
-          <w:sz w:val="18"/>
-          <w:szCs w:val="18"/>
-        </w:rPr>
-      </w:pPr>
-      <w:r>
-        <w:rPr>
-          <w:rFonts w:ascii="Courier New" w:hAnsi="Courier New" w:cs="Courier New"/>
-          <w:sz w:val="18"/>
-          <w:szCs w:val="18"/>
-        </w:rPr>
-        <w:t xml:space="preserve">    </w:t>
-      </w:r>
-      <w:proofErr w:type="spellStart"/>
-      <w:proofErr w:type="gramStart"/>
-      <w:r>
-        <w:rPr>
-          <w:rFonts w:ascii="Courier New" w:hAnsi="Courier New" w:cs="Courier New"/>
-          <w:sz w:val="18"/>
-          <w:szCs w:val="18"/>
-        </w:rPr>
-        <w:t>capacite</w:t>
-      </w:r>
-      <w:proofErr w:type="gramEnd"/>
-      <w:r>
-        <w:rPr>
-          <w:rFonts w:ascii="Courier New" w:hAnsi="Courier New" w:cs="Courier New"/>
-          <w:sz w:val="18"/>
-          <w:szCs w:val="18"/>
-        </w:rPr>
-        <w:t>_max</w:t>
-      </w:r>
-      <w:proofErr w:type="spellEnd"/>
-      <w:r>
-        <w:rPr>
-          <w:rFonts w:ascii="Courier New" w:hAnsi="Courier New" w:cs="Courier New"/>
-          <w:sz w:val="18"/>
-          <w:szCs w:val="18"/>
-        </w:rPr>
-        <w:t xml:space="preserve">    INT             NOT NULL,</w:t>
-      </w:r>
-    </w:p>
-    <w:p>
-      <w:pPr>
-        <w:shd w:val="clear" w:color="auto" w:fill="F2F2F2"/>
-        <w:rPr>
-          <w:rFonts w:ascii="Courier New" w:hAnsi="Courier New" w:cs="Courier New"/>
-          <w:sz w:val="18"/>
-          <w:szCs w:val="18"/>
-        </w:rPr>
-      </w:pPr>
-      <w:r>
-        <w:rPr>
-          <w:rFonts w:ascii="Courier New" w:hAnsi="Courier New" w:cs="Courier New"/>
-          <w:sz w:val="18"/>
-          <w:szCs w:val="18"/>
-        </w:rPr>
-        <w:t xml:space="preserve">    CONSTRAINT </w:t>
-      </w:r>
-      <w:proofErr w:type="spellStart"/>
-      <w:r>
-        <w:rPr>
-          <w:rFonts w:ascii="Courier New" w:hAnsi="Courier New" w:cs="Courier New"/>
-          <w:sz w:val="18"/>
-          <w:szCs w:val="18"/>
-        </w:rPr>
-        <w:t>pk_circuit</w:t>
-      </w:r>
-      <w:proofErr w:type="spellEnd"/>
-      <w:r>
-        <w:rPr>
-          <w:rFonts w:ascii="Courier New" w:hAnsi="Courier New" w:cs="Courier New"/>
-          <w:sz w:val="18"/>
-          <w:szCs w:val="18"/>
-        </w:rPr>
-        <w:t xml:space="preserve"> PRIMARY KEY (</w:t>
-      </w:r>
-      <w:proofErr w:type="spellStart"/>
-      <w:r>
-        <w:rPr>
-          <w:rFonts w:ascii="Courier New" w:hAnsi="Courier New" w:cs="Courier New"/>
-          <w:sz w:val="18"/>
-          <w:szCs w:val="18"/>
-        </w:rPr>
-        <w:t>id_circuit</w:t>
-      </w:r>
-      <w:proofErr w:type="spellEnd"/>
-      <w:r>
-        <w:rPr>
-          <w:rFonts w:ascii="Courier New" w:hAnsi="Courier New" w:cs="Courier New"/>
-          <w:sz w:val="18"/>
-          <w:szCs w:val="18"/>
-        </w:rPr>
-        <w:t>),</w:t>
-      </w:r>
-    </w:p>
-    <w:p>
-      <w:pPr>
-        <w:shd w:val="clear" w:color="auto" w:fill="F2F2F2"/>
-        <w:rPr>
-          <w:rFonts w:ascii="Courier New" w:hAnsi="Courier New" w:cs="Courier New"/>
-          <w:sz w:val="18"/>
-          <w:szCs w:val="18"/>
-        </w:rPr>
-      </w:pPr>
-      <w:r>
-        <w:rPr>
-          <w:rFonts w:ascii="Courier New" w:hAnsi="Courier New" w:cs="Courier New"/>
-          <w:sz w:val="18"/>
-          <w:szCs w:val="18"/>
-        </w:rPr>
-        <w:t xml:space="preserve">    CONSTRAINT </w:t>
-      </w:r>
-      <w:proofErr w:type="spellStart"/>
-      <w:r>
-        <w:rPr>
-          <w:rFonts w:ascii="Courier New" w:hAnsi="Courier New" w:cs="Courier New"/>
-          <w:sz w:val="18"/>
-          <w:szCs w:val="18"/>
-        </w:rPr>
-        <w:t>chk_longueur</w:t>
-      </w:r>
-      <w:proofErr w:type="spellEnd"/>
-      <w:r>
-        <w:rPr>
-          <w:rFonts w:ascii="Courier New" w:hAnsi="Courier New" w:cs="Courier New"/>
-          <w:sz w:val="18"/>
-          <w:szCs w:val="18"/>
-        </w:rPr>
-        <w:t xml:space="preserve"> CHECK (</w:t>
-      </w:r>
-      <w:proofErr w:type="spellStart"/>
-      <w:r>
-        <w:rPr>
-          <w:rFonts w:ascii="Courier New" w:hAnsi="Courier New" w:cs="Courier New"/>
-          <w:sz w:val="18"/>
-          <w:szCs w:val="18"/>
-        </w:rPr>
-        <w:t>longueur_km</w:t>
-      </w:r>
-      <w:proofErr w:type="spellEnd"/>
-      <w:r>
-        <w:rPr>
-          <w:rFonts w:ascii="Courier New" w:hAnsi="Courier New" w:cs="Courier New"/>
-          <w:sz w:val="18"/>
-          <w:szCs w:val="18"/>
-        </w:rPr>
-        <w:t xml:space="preserve"> &gt; 0),</w:t>
-      </w:r>
-    </w:p>
-    <w:p>
-      <w:pPr>
-        <w:shd w:val="clear" w:color="auto" w:fill="F2F2F2"/>
-        <w:rPr>
-          <w:rFonts w:ascii="Courier New" w:hAnsi="Courier New" w:cs="Courier New"/>
-          <w:sz w:val="18"/>
-          <w:szCs w:val="18"/>
-        </w:rPr>
-      </w:pPr>
-      <w:r>
-        <w:rPr>
-          <w:rFonts w:ascii="Courier New" w:hAnsi="Courier New" w:cs="Courier New"/>
-          <w:sz w:val="18"/>
-          <w:szCs w:val="18"/>
-        </w:rPr>
-        <w:t xml:space="preserve">    CONSTRAINT </w:t>
-      </w:r>
-      <w:proofErr w:type="spellStart"/>
-      <w:r>
-        <w:rPr>
-          <w:rFonts w:ascii="Courier New" w:hAnsi="Courier New" w:cs="Courier New"/>
-          <w:sz w:val="18"/>
-          <w:szCs w:val="18"/>
-        </w:rPr>
-        <w:t>chk_capacite</w:t>
-      </w:r>
-      <w:proofErr w:type="spellEnd"/>
-      <w:r>
-        <w:rPr>
-          <w:rFonts w:ascii="Courier New" w:hAnsi="Courier New" w:cs="Courier New"/>
-          <w:sz w:val="18"/>
-          <w:szCs w:val="18"/>
-        </w:rPr>
-        <w:t xml:space="preserve"> CHECK (</w:t>
-      </w:r>
-      <w:proofErr w:type="spellStart"/>
-      <w:r>
-        <w:rPr>
-          <w:rFonts w:ascii="Courier New" w:hAnsi="Courier New" w:cs="Courier New"/>
-          <w:sz w:val="18"/>
-          <w:szCs w:val="18"/>
-        </w:rPr>
-        <w:t>capacite_max</w:t>
-      </w:r>
-      <w:proofErr w:type="spellEnd"/>
-      <w:r>
-        <w:rPr>
-          <w:rFonts w:ascii="Courier New" w:hAnsi="Courier New" w:cs="Courier New"/>
-          <w:sz w:val="18"/>
-          <w:szCs w:val="18"/>
-        </w:rPr>
-        <w:t xml:space="preserve"> &gt; 0)</w:t>
-      </w:r>
-    </w:p>
-    <w:p>
-      <w:pPr>
-        <w:shd w:val="clear" w:color="auto" w:fill="F2F2F2"/>
-        <w:rPr>
-          <w:rFonts w:ascii="Courier New" w:hAnsi="Courier New" w:cs="Courier New"/>
-          <w:sz w:val="18"/>
-          <w:szCs w:val="18"/>
-        </w:rPr>
-      </w:pPr>
-      <w:r>
-        <w:rPr>
-          <w:rFonts w:ascii="Courier New" w:hAnsi="Courier New" w:cs="Courier New"/>
-          <w:sz w:val="18"/>
-          <w:szCs w:val="18"/>
-        </w:rPr>
-        <w:t>);</w:t>
-      </w:r>
-    </w:p>
-    <w:p>
-      <w:pPr>
-        <w:shd w:val="clear" w:color="auto" w:fill="F2F2F2"/>
-        <w:rPr>
-          <w:rFonts w:ascii="Courier New" w:hAnsi="Courier New" w:cs="Courier New"/>
-          <w:sz w:val="18"/>
-          <w:szCs w:val="18"/>
-        </w:rPr>
-      </w:pPr>
-      <w:r>
-        <w:rPr>
-          <w:rFonts w:ascii="Courier New" w:hAnsi="Courier New" w:cs="Courier New"/>
-          <w:sz w:val="18"/>
-          <w:szCs w:val="18"/>
-        </w:rPr>
-        <w:t xml:space="preserve"> </w:t>
-      </w:r>
-    </w:p>
-    <w:p>
-      <w:pPr>
-        <w:shd w:val="clear" w:color="auto" w:fill="F2F2F2"/>
-        <w:rPr>
-          <w:rFonts w:ascii="Courier New" w:hAnsi="Courier New" w:cs="Courier New"/>
-          <w:sz w:val="18"/>
-          <w:szCs w:val="18"/>
-        </w:rPr>
-      </w:pPr>
-      <w:r>
-        <w:rPr>
-          <w:rFonts w:ascii="Courier New" w:hAnsi="Courier New" w:cs="Courier New"/>
-          <w:color w:val="008000"/>
-          <w:sz w:val="18"/>
-          <w:szCs w:val="18"/>
-        </w:rPr>
-        <w:t>-- ==================== INSTRUCTEUR ====================</w:t>
-      </w:r>
-    </w:p>
-    <w:p>
-      <w:pPr>
-        <w:shd w:val="clear" w:color="auto" w:fill="F2F2F2"/>
-        <w:rPr>
-          <w:rFonts w:ascii="Courier New" w:hAnsi="Courier New" w:cs="Courier New"/>
-          <w:sz w:val="18"/>
-          <w:szCs w:val="18"/>
-        </w:rPr>
-      </w:pPr>
-      <w:r>
-        <w:rPr>
-          <w:rFonts w:ascii="Courier New" w:hAnsi="Courier New" w:cs="Courier New"/>
-          <w:color w:val="00008B"/>
-          <w:sz w:val="18"/>
-          <w:szCs w:val="18"/>
-        </w:rPr>
-        <w:t>CREATE TABLE</w:t>
-      </w:r>
-      <w:r>
-        <w:rPr>
-          <w:rFonts w:ascii="Courier New" w:hAnsi="Courier New" w:cs="Courier New"/>
-          <w:sz w:val="18"/>
-          <w:szCs w:val="18"/>
-        </w:rPr>
-        <w:t xml:space="preserve"> INSTRUCTEUR (</w:t>
-      </w:r>
-    </w:p>
-    <w:p>
-      <w:pPr>
-        <w:shd w:val="clear" w:color="auto" w:fill="F2F2F2"/>
-        <w:rPr>
-          <w:rFonts w:ascii="Courier New" w:hAnsi="Courier New" w:cs="Courier New"/>
-          <w:sz w:val="18"/>
-          <w:szCs w:val="18"/>
-        </w:rPr>
-      </w:pPr>
-      <w:r>
-        <w:rPr>
-          <w:rFonts w:ascii="Courier New" w:hAnsi="Courier New" w:cs="Courier New"/>
-          <w:sz w:val="18"/>
-          <w:szCs w:val="18"/>
-        </w:rPr>
-        <w:t xml:space="preserve">    </w:t>
-      </w:r>
-      <w:proofErr w:type="spellStart"/>
-      <w:proofErr w:type="gramStart"/>
-      <w:r>
-        <w:rPr>
-          <w:rFonts w:ascii="Courier New" w:hAnsi="Courier New" w:cs="Courier New"/>
-          <w:sz w:val="18"/>
-          <w:szCs w:val="18"/>
-        </w:rPr>
-        <w:t>id</w:t>
-      </w:r>
-      <w:proofErr w:type="gramEnd"/>
-      <w:r>
-        <w:rPr>
-          <w:rFonts w:ascii="Courier New" w:hAnsi="Courier New" w:cs="Courier New"/>
-          <w:sz w:val="18"/>
-          <w:szCs w:val="18"/>
-        </w:rPr>
-        <w:t>_instructeur</w:t>
-      </w:r>
-      <w:proofErr w:type="spellEnd"/>
-      <w:r>
-        <w:rPr>
-          <w:rFonts w:ascii="Courier New" w:hAnsi="Courier New" w:cs="Courier New"/>
-          <w:sz w:val="18"/>
-          <w:szCs w:val="18"/>
-        </w:rPr>
-        <w:t xml:space="preserve">      INT             NOT NULL AUTO_INCREMENT,</w:t>
-      </w:r>
-    </w:p>
-    <w:p>
-      <w:pPr>
-        <w:shd w:val="clear" w:color="auto" w:fill="F2F2F2"/>
-        <w:rPr>
-          <w:rFonts w:ascii="Courier New" w:hAnsi="Courier New" w:cs="Courier New"/>
-          <w:sz w:val="18"/>
-          <w:szCs w:val="18"/>
-        </w:rPr>
-      </w:pPr>
-      <w:r>
-        <w:rPr>
-          <w:rFonts w:ascii="Courier New" w:hAnsi="Courier New" w:cs="Courier New"/>
-          <w:sz w:val="18"/>
-          <w:szCs w:val="18"/>
-        </w:rPr>
-        <w:t xml:space="preserve">    </w:t>
-      </w:r>
-      <w:proofErr w:type="spellStart"/>
-      <w:proofErr w:type="gramStart"/>
-      <w:r>
-        <w:rPr>
-          <w:rFonts w:ascii="Courier New" w:hAnsi="Courier New" w:cs="Courier New"/>
-          <w:sz w:val="18"/>
-          <w:szCs w:val="18"/>
-        </w:rPr>
-        <w:t>nom</w:t>
-      </w:r>
-      <w:proofErr w:type="gramEnd"/>
-      <w:r>
-        <w:rPr>
-          <w:rFonts w:ascii="Courier New" w:hAnsi="Courier New" w:cs="Courier New"/>
-          <w:sz w:val="18"/>
-          <w:szCs w:val="18"/>
-        </w:rPr>
-        <w:t>_instructeur</w:t>
-      </w:r>
-      <w:proofErr w:type="spellEnd"/>
-      <w:r>
-        <w:rPr>
-          <w:rFonts w:ascii="Courier New" w:hAnsi="Courier New" w:cs="Courier New"/>
-          <w:sz w:val="18"/>
-          <w:szCs w:val="18"/>
-        </w:rPr>
-        <w:t xml:space="preserve">     </w:t>
-      </w:r>
-      <w:proofErr w:type="gramStart"/>
-      <w:r>
-        <w:rPr>
-          <w:rFonts w:ascii="Courier New" w:hAnsi="Courier New" w:cs="Courier New"/>
-          <w:sz w:val="18"/>
-          <w:szCs w:val="18"/>
-        </w:rPr>
-        <w:t>VARCHAR(</w:t>
-      </w:r>
-      <w:proofErr w:type="gramEnd"/>
-      <w:r>
-        <w:rPr>
-          <w:rFonts w:ascii="Courier New" w:hAnsi="Courier New" w:cs="Courier New"/>
-          <w:sz w:val="18"/>
-          <w:szCs w:val="18"/>
-        </w:rPr>
-        <w:t>50)     NOT NULL,</w:t>
-      </w:r>
-    </w:p>
-    <w:p>
-      <w:pPr>
-        <w:shd w:val="clear" w:color="auto" w:fill="F2F2F2"/>
-        <w:rPr>
-          <w:rFonts w:ascii="Courier New" w:hAnsi="Courier New" w:cs="Courier New"/>
-          <w:sz w:val="18"/>
-          <w:szCs w:val="18"/>
-        </w:rPr>
-      </w:pPr>
-      <w:r>
-        <w:rPr>
-          <w:rFonts w:ascii="Courier New" w:hAnsi="Courier New" w:cs="Courier New"/>
-          <w:sz w:val="18"/>
-          <w:szCs w:val="18"/>
-        </w:rPr>
-        <w:t xml:space="preserve">    </w:t>
-      </w:r>
-      <w:proofErr w:type="spellStart"/>
-      <w:proofErr w:type="gramStart"/>
-      <w:r>
-        <w:rPr>
-          <w:rFonts w:ascii="Courier New" w:hAnsi="Courier New" w:cs="Courier New"/>
-          <w:sz w:val="18"/>
-          <w:szCs w:val="18"/>
-        </w:rPr>
-        <w:t>prenom</w:t>
-      </w:r>
-      <w:proofErr w:type="gramEnd"/>
-      <w:r>
-        <w:rPr>
-          <w:rFonts w:ascii="Courier New" w:hAnsi="Courier New" w:cs="Courier New"/>
-          <w:sz w:val="18"/>
-          <w:szCs w:val="18"/>
-        </w:rPr>
-        <w:t>_</w:t>
-      </w:r>
-      <w:proofErr w:type="gramStart"/>
-      <w:r>
-        <w:rPr>
-          <w:rFonts w:ascii="Courier New" w:hAnsi="Courier New" w:cs="Courier New"/>
-          <w:sz w:val="18"/>
-          <w:szCs w:val="18"/>
-        </w:rPr>
-        <w:t>instructeur</w:t>
-      </w:r>
-      <w:proofErr w:type="spellEnd"/>
-      <w:r>
-        <w:rPr>
-          <w:rFonts w:ascii="Courier New" w:hAnsi="Courier New" w:cs="Courier New"/>
-          <w:sz w:val="18"/>
-          <w:szCs w:val="18"/>
-        </w:rPr>
-        <w:t xml:space="preserve">  VARCHAR</w:t>
-      </w:r>
-      <w:proofErr w:type="gramEnd"/>
-      <w:r>
-        <w:rPr>
-          <w:rFonts w:ascii="Courier New" w:hAnsi="Courier New" w:cs="Courier New"/>
-          <w:sz w:val="18"/>
-          <w:szCs w:val="18"/>
-        </w:rPr>
-        <w:t>(50)     NOT NULL,</w:t>
-      </w:r>
-    </w:p>
-    <w:p>
-      <w:pPr>
-        <w:shd w:val="clear" w:color="auto" w:fill="F2F2F2"/>
-        <w:rPr>
-          <w:rFonts w:ascii="Courier New" w:hAnsi="Courier New" w:cs="Courier New"/>
-          <w:sz w:val="18"/>
-          <w:szCs w:val="18"/>
-        </w:rPr>
-      </w:pPr>
-      <w:r>
-        <w:rPr>
-          <w:rFonts w:ascii="Courier New" w:hAnsi="Courier New" w:cs="Courier New"/>
-          <w:sz w:val="18"/>
-          <w:szCs w:val="18"/>
-        </w:rPr>
-        <w:t xml:space="preserve">    </w:t>
-      </w:r>
-      <w:proofErr w:type="spellStart"/>
-      <w:proofErr w:type="gramStart"/>
-      <w:r>
-        <w:rPr>
-          <w:rFonts w:ascii="Courier New" w:hAnsi="Courier New" w:cs="Courier New"/>
-          <w:sz w:val="18"/>
-          <w:szCs w:val="18"/>
-        </w:rPr>
-        <w:t>specialite</w:t>
-      </w:r>
-      <w:proofErr w:type="spellEnd"/>
-      <w:proofErr w:type="gramEnd"/>
-      <w:r>
-        <w:rPr>
-          <w:rFonts w:ascii="Courier New" w:hAnsi="Courier New" w:cs="Courier New"/>
-          <w:sz w:val="18"/>
-          <w:szCs w:val="18"/>
-        </w:rPr>
-        <w:t xml:space="preserve">          </w:t>
-      </w:r>
-      <w:proofErr w:type="gramStart"/>
-      <w:r>
-        <w:rPr>
-          <w:rFonts w:ascii="Courier New" w:hAnsi="Courier New" w:cs="Courier New"/>
-          <w:sz w:val="18"/>
-          <w:szCs w:val="18"/>
-        </w:rPr>
-        <w:t>VARCHAR(</w:t>
-      </w:r>
-      <w:proofErr w:type="gramEnd"/>
-      <w:r>
-        <w:rPr>
-          <w:rFonts w:ascii="Courier New" w:hAnsi="Courier New" w:cs="Courier New"/>
-          <w:sz w:val="18"/>
-          <w:szCs w:val="18"/>
-        </w:rPr>
-        <w:t>100),</w:t>
-      </w:r>
-    </w:p>
-    <w:p>
-      <w:pPr>
-        <w:shd w:val="clear" w:color="auto" w:fill="F2F2F2"/>
-        <w:rPr>
-          <w:rFonts w:ascii="Courier New" w:hAnsi="Courier New" w:cs="Courier New"/>
-          <w:sz w:val="18"/>
-          <w:szCs w:val="18"/>
-        </w:rPr>
-      </w:pPr>
-      <w:r>
-        <w:rPr>
-          <w:rFonts w:ascii="Courier New" w:hAnsi="Courier New" w:cs="Courier New"/>
-          <w:sz w:val="18"/>
-          <w:szCs w:val="18"/>
-        </w:rPr>
-        <w:t xml:space="preserve">    CONSTRAINT </w:t>
-      </w:r>
-      <w:proofErr w:type="spellStart"/>
-      <w:r>
-        <w:rPr>
-          <w:rFonts w:ascii="Courier New" w:hAnsi="Courier New" w:cs="Courier New"/>
-          <w:sz w:val="18"/>
-          <w:szCs w:val="18"/>
-        </w:rPr>
-        <w:t>pk_instructeur</w:t>
-      </w:r>
-      <w:proofErr w:type="spellEnd"/>
-      <w:r>
-        <w:rPr>
-          <w:rFonts w:ascii="Courier New" w:hAnsi="Courier New" w:cs="Courier New"/>
-          <w:sz w:val="18"/>
-          <w:szCs w:val="18"/>
-        </w:rPr>
-        <w:t xml:space="preserve"> PRIMARY KEY (</w:t>
-      </w:r>
-      <w:proofErr w:type="spellStart"/>
-      <w:r>
-        <w:rPr>
-          <w:rFonts w:ascii="Courier New" w:hAnsi="Courier New" w:cs="Courier New"/>
-          <w:sz w:val="18"/>
-          <w:szCs w:val="18"/>
-        </w:rPr>
-        <w:t>id_instructeur</w:t>
-      </w:r>
-      <w:proofErr w:type="spellEnd"/>
-      <w:r>
-        <w:rPr>
-          <w:rFonts w:ascii="Courier New" w:hAnsi="Courier New" w:cs="Courier New"/>
-          <w:sz w:val="18"/>
-          <w:szCs w:val="18"/>
-        </w:rPr>
-        <w:t>)</w:t>
-      </w:r>
-    </w:p>
-    <w:p>
-      <w:pPr>
-        <w:shd w:val="clear" w:color="auto" w:fill="F2F2F2"/>
-        <w:rPr>
-          <w:rFonts w:ascii="Courier New" w:hAnsi="Courier New" w:cs="Courier New"/>
-          <w:sz w:val="18"/>
-          <w:szCs w:val="18"/>
-        </w:rPr>
-      </w:pPr>
-      <w:r>
-        <w:rPr>
-          <w:rFonts w:ascii="Courier New" w:hAnsi="Courier New" w:cs="Courier New"/>
-          <w:sz w:val="18"/>
-          <w:szCs w:val="18"/>
-        </w:rPr>
-        <w:t>);</w:t>
-      </w:r>
-    </w:p>
-    <w:p>
-      <w:pPr>
-        <w:shd w:val="clear" w:color="auto" w:fill="F2F2F2"/>
-        <w:rPr>
-          <w:rFonts w:ascii="Courier New" w:hAnsi="Courier New" w:cs="Courier New"/>
-          <w:sz w:val="18"/>
-          <w:szCs w:val="18"/>
-        </w:rPr>
-      </w:pPr>
-      <w:r>
-        <w:rPr>
-          <w:rFonts w:ascii="Courier New" w:hAnsi="Courier New" w:cs="Courier New"/>
-          <w:sz w:val="18"/>
-          <w:szCs w:val="18"/>
-        </w:rPr>
-        <w:t xml:space="preserve"> </w:t>
-      </w:r>
-    </w:p>
-    <w:p>
-      <w:pPr>
-        <w:shd w:val="clear" w:color="auto" w:fill="F2F2F2"/>
-        <w:rPr>
-          <w:rFonts w:ascii="Courier New" w:hAnsi="Courier New" w:cs="Courier New"/>
-          <w:sz w:val="18"/>
-          <w:szCs w:val="18"/>
-        </w:rPr>
-      </w:pPr>
-      <w:r>
-        <w:rPr>
-          <w:rFonts w:ascii="Courier New" w:hAnsi="Courier New" w:cs="Courier New"/>
-          <w:color w:val="008000"/>
-          <w:sz w:val="18"/>
-          <w:szCs w:val="18"/>
-        </w:rPr>
-        <w:t>-- ==================== VEHICULE ====================</w:t>
-      </w:r>
-    </w:p>
-    <w:p>
-      <w:pPr>
-        <w:shd w:val="clear" w:color="auto" w:fill="F2F2F2"/>
-        <w:rPr>
-          <w:rFonts w:ascii="Courier New" w:hAnsi="Courier New" w:cs="Courier New"/>
-          <w:sz w:val="18"/>
-          <w:szCs w:val="18"/>
-        </w:rPr>
-      </w:pPr>
-      <w:r>
-        <w:rPr>
-          <w:rFonts w:ascii="Courier New" w:hAnsi="Courier New" w:cs="Courier New"/>
-          <w:color w:val="00008B"/>
-          <w:sz w:val="18"/>
-          <w:szCs w:val="18"/>
-        </w:rPr>
-        <w:t>CREATE TABLE</w:t>
-      </w:r>
-      <w:r>
-        <w:rPr>
-          <w:rFonts w:ascii="Courier New" w:hAnsi="Courier New" w:cs="Courier New"/>
-          <w:sz w:val="18"/>
-          <w:szCs w:val="18"/>
-        </w:rPr>
-        <w:t xml:space="preserve"> VEHICULE (</w:t>
-      </w:r>
-    </w:p>
-    <w:p>
-      <w:pPr>
-        <w:shd w:val="clear" w:color="auto" w:fill="F2F2F2"/>
-        <w:rPr>
-          <w:rFonts w:ascii="Courier New" w:hAnsi="Courier New" w:cs="Courier New"/>
-          <w:sz w:val="18"/>
-          <w:szCs w:val="18"/>
-        </w:rPr>
-      </w:pPr>
-      <w:r>
-        <w:rPr>
-          <w:rFonts w:ascii="Courier New" w:hAnsi="Courier New" w:cs="Courier New"/>
-          <w:sz w:val="18"/>
-          <w:szCs w:val="18"/>
-        </w:rPr>
-        <w:t xml:space="preserve">    </w:t>
-      </w:r>
-      <w:proofErr w:type="spellStart"/>
-      <w:proofErr w:type="gramStart"/>
-      <w:r>
-        <w:rPr>
-          <w:rFonts w:ascii="Courier New" w:hAnsi="Courier New" w:cs="Courier New"/>
-          <w:sz w:val="18"/>
-          <w:szCs w:val="18"/>
-        </w:rPr>
-        <w:t>id</w:t>
-      </w:r>
-      <w:proofErr w:type="gramEnd"/>
-      <w:r>
-        <w:rPr>
-          <w:rFonts w:ascii="Courier New" w:hAnsi="Courier New" w:cs="Courier New"/>
-          <w:sz w:val="18"/>
-          <w:szCs w:val="18"/>
-        </w:rPr>
-        <w:t>_vehicule</w:t>
-      </w:r>
-      <w:proofErr w:type="spellEnd"/>
-      <w:r>
-        <w:rPr>
-          <w:rFonts w:ascii="Courier New" w:hAnsi="Courier New" w:cs="Courier New"/>
-          <w:sz w:val="18"/>
-          <w:szCs w:val="18"/>
-        </w:rPr>
-        <w:t xml:space="preserve">     INT             NOT NULL AUTO_INCREMENT,</w:t>
-      </w:r>
-    </w:p>
-    <w:p>
-      <w:pPr>
-        <w:shd w:val="clear" w:color="auto" w:fill="F2F2F2"/>
-        <w:rPr>
-          <w:rFonts w:ascii="Courier New" w:hAnsi="Courier New" w:cs="Courier New"/>
-          <w:sz w:val="18"/>
-          <w:szCs w:val="18"/>
-        </w:rPr>
-      </w:pPr>
-      <w:r>
-        <w:rPr>
-          <w:rFonts w:ascii="Courier New" w:hAnsi="Courier New" w:cs="Courier New"/>
-          <w:sz w:val="18"/>
-          <w:szCs w:val="18"/>
-        </w:rPr>
-        <w:t xml:space="preserve">    </w:t>
-      </w:r>
-      <w:proofErr w:type="gramStart"/>
-      <w:r>
-        <w:rPr>
-          <w:rFonts w:ascii="Courier New" w:hAnsi="Courier New" w:cs="Courier New"/>
-          <w:sz w:val="18"/>
-          <w:szCs w:val="18"/>
-        </w:rPr>
-        <w:t>marque</w:t>
-      </w:r>
-      <w:proofErr w:type="gramEnd"/>
-      <w:r>
-        <w:rPr>
-          <w:rFonts w:ascii="Courier New" w:hAnsi="Courier New" w:cs="Courier New"/>
-          <w:sz w:val="18"/>
-          <w:szCs w:val="18"/>
-        </w:rPr>
-        <w:t xml:space="preserve">          </w:t>
-      </w:r>
-      <w:proofErr w:type="gramStart"/>
-      <w:r>
-        <w:rPr>
-          <w:rFonts w:ascii="Courier New" w:hAnsi="Courier New" w:cs="Courier New"/>
-          <w:sz w:val="18"/>
-          <w:szCs w:val="18"/>
-        </w:rPr>
-        <w:t>VARCHAR(</w:t>
-      </w:r>
-      <w:proofErr w:type="gramEnd"/>
-      <w:r>
-        <w:rPr>
-          <w:rFonts w:ascii="Courier New" w:hAnsi="Courier New" w:cs="Courier New"/>
-          <w:sz w:val="18"/>
-          <w:szCs w:val="18"/>
-        </w:rPr>
-        <w:t>50)     NOT NULL,</w:t>
-      </w:r>
-    </w:p>
-    <w:p>
-      <w:pPr>
-        <w:shd w:val="clear" w:color="auto" w:fill="F2F2F2"/>
-        <w:rPr>
-          <w:rFonts w:ascii="Courier New" w:hAnsi="Courier New" w:cs="Courier New"/>
-          <w:sz w:val="18"/>
-          <w:szCs w:val="18"/>
-        </w:rPr>
-      </w:pPr>
-      <w:r>
-        <w:rPr>
-          <w:rFonts w:ascii="Courier New" w:hAnsi="Courier New" w:cs="Courier New"/>
-          <w:sz w:val="18"/>
-          <w:szCs w:val="18"/>
-        </w:rPr>
-        <w:t xml:space="preserve">    </w:t>
-      </w:r>
-      <w:proofErr w:type="spellStart"/>
-      <w:proofErr w:type="gramStart"/>
-      <w:r>
-        <w:rPr>
-          <w:rFonts w:ascii="Courier New" w:hAnsi="Courier New" w:cs="Courier New"/>
-          <w:sz w:val="18"/>
-          <w:szCs w:val="18"/>
-        </w:rPr>
-        <w:t>modele</w:t>
-      </w:r>
-      <w:proofErr w:type="spellEnd"/>
-      <w:proofErr w:type="gramEnd"/>
-      <w:r>
-        <w:rPr>
-          <w:rFonts w:ascii="Courier New" w:hAnsi="Courier New" w:cs="Courier New"/>
-          <w:sz w:val="18"/>
-          <w:szCs w:val="18"/>
-        </w:rPr>
-        <w:t xml:space="preserve">          </w:t>
-      </w:r>
-      <w:proofErr w:type="gramStart"/>
-      <w:r>
-        <w:rPr>
-          <w:rFonts w:ascii="Courier New" w:hAnsi="Courier New" w:cs="Courier New"/>
-          <w:sz w:val="18"/>
-          <w:szCs w:val="18"/>
-        </w:rPr>
-        <w:t>VARCHAR(</w:t>
-      </w:r>
-      <w:proofErr w:type="gramEnd"/>
-      <w:r>
-        <w:rPr>
-          <w:rFonts w:ascii="Courier New" w:hAnsi="Courier New" w:cs="Courier New"/>
-          <w:sz w:val="18"/>
-          <w:szCs w:val="18"/>
-        </w:rPr>
-        <w:t>50)     NOT NULL,</w:t>
-      </w:r>
-    </w:p>
-    <w:p>
-      <w:pPr>
-        <w:shd w:val="clear" w:color="auto" w:fill="F2F2F2"/>
-        <w:rPr>
-          <w:rFonts w:ascii="Courier New" w:hAnsi="Courier New" w:cs="Courier New"/>
-          <w:sz w:val="18"/>
-          <w:szCs w:val="18"/>
-        </w:rPr>
-      </w:pPr>
-      <w:r>
-        <w:rPr>
-          <w:rFonts w:ascii="Courier New" w:hAnsi="Courier New" w:cs="Courier New"/>
-          <w:sz w:val="18"/>
-          <w:szCs w:val="18"/>
-        </w:rPr>
-        <w:t xml:space="preserve">    </w:t>
-      </w:r>
-      <w:proofErr w:type="spellStart"/>
-      <w:proofErr w:type="gramStart"/>
-      <w:r>
-        <w:rPr>
-          <w:rFonts w:ascii="Courier New" w:hAnsi="Courier New" w:cs="Courier New"/>
-          <w:sz w:val="18"/>
-          <w:szCs w:val="18"/>
-        </w:rPr>
-        <w:t>puissance</w:t>
-      </w:r>
-      <w:proofErr w:type="gramEnd"/>
-      <w:r>
-        <w:rPr>
-          <w:rFonts w:ascii="Courier New" w:hAnsi="Courier New" w:cs="Courier New"/>
-          <w:sz w:val="18"/>
-          <w:szCs w:val="18"/>
-        </w:rPr>
-        <w:t>_cv</w:t>
-      </w:r>
-      <w:proofErr w:type="spellEnd"/>
-      <w:r>
-        <w:rPr>
-          <w:rFonts w:ascii="Courier New" w:hAnsi="Courier New" w:cs="Courier New"/>
-          <w:sz w:val="18"/>
-          <w:szCs w:val="18"/>
-        </w:rPr>
-        <w:t xml:space="preserve">    INT             NOT NULL,</w:t>
-      </w:r>
-    </w:p>
-    <w:p>
-      <w:pPr>
-        <w:shd w:val="clear" w:color="auto" w:fill="F2F2F2"/>
-        <w:rPr>
-          <w:rFonts w:ascii="Courier New" w:hAnsi="Courier New" w:cs="Courier New"/>
-          <w:sz w:val="18"/>
-          <w:szCs w:val="18"/>
-        </w:rPr>
-      </w:pPr>
-      <w:r>
-        <w:rPr>
-          <w:rFonts w:ascii="Courier New" w:hAnsi="Courier New" w:cs="Courier New"/>
-          <w:sz w:val="18"/>
-          <w:szCs w:val="18"/>
-        </w:rPr>
-        <w:t xml:space="preserve">    </w:t>
-      </w:r>
-      <w:proofErr w:type="spellStart"/>
-      <w:proofErr w:type="gramStart"/>
-      <w:r>
-        <w:rPr>
-          <w:rFonts w:ascii="Courier New" w:hAnsi="Courier New" w:cs="Courier New"/>
-          <w:sz w:val="18"/>
-          <w:szCs w:val="18"/>
-        </w:rPr>
-        <w:t>annee</w:t>
-      </w:r>
-      <w:proofErr w:type="spellEnd"/>
-      <w:proofErr w:type="gramEnd"/>
-      <w:r>
-        <w:rPr>
-          <w:rFonts w:ascii="Courier New" w:hAnsi="Courier New" w:cs="Courier New"/>
-          <w:sz w:val="18"/>
-          <w:szCs w:val="18"/>
-        </w:rPr>
-        <w:t xml:space="preserve">           INT             NOT NULL,</w:t>
-      </w:r>
-    </w:p>
-    <w:p>
-      <w:pPr>
-        <w:shd w:val="clear" w:color="auto" w:fill="F2F2F2"/>
-        <w:rPr>
-          <w:rFonts w:ascii="Courier New" w:hAnsi="Courier New" w:cs="Courier New"/>
-          <w:sz w:val="18"/>
-          <w:szCs w:val="18"/>
-        </w:rPr>
-      </w:pPr>
-      <w:r>
-        <w:rPr>
-          <w:rFonts w:ascii="Courier New" w:hAnsi="Courier New" w:cs="Courier New"/>
-          <w:sz w:val="18"/>
-          <w:szCs w:val="18"/>
-        </w:rPr>
-        <w:t xml:space="preserve">    CONSTRAINT </w:t>
-      </w:r>
-      <w:proofErr w:type="spellStart"/>
-      <w:r>
-        <w:rPr>
-          <w:rFonts w:ascii="Courier New" w:hAnsi="Courier New" w:cs="Courier New"/>
-          <w:sz w:val="18"/>
-          <w:szCs w:val="18"/>
-        </w:rPr>
-        <w:t>pk_vehicule</w:t>
-      </w:r>
-      <w:proofErr w:type="spellEnd"/>
-      <w:r>
-        <w:rPr>
-          <w:rFonts w:ascii="Courier New" w:hAnsi="Courier New" w:cs="Courier New"/>
-          <w:sz w:val="18"/>
-          <w:szCs w:val="18"/>
-        </w:rPr>
-        <w:t xml:space="preserve"> PRIMARY KEY (</w:t>
-      </w:r>
-      <w:proofErr w:type="spellStart"/>
-      <w:r>
-        <w:rPr>
-          <w:rFonts w:ascii="Courier New" w:hAnsi="Courier New" w:cs="Courier New"/>
-          <w:sz w:val="18"/>
-          <w:szCs w:val="18"/>
-        </w:rPr>
-        <w:t>id_vehicule</w:t>
-      </w:r>
-      <w:proofErr w:type="spellEnd"/>
-      <w:r>
-        <w:rPr>
-          <w:rFonts w:ascii="Courier New" w:hAnsi="Courier New" w:cs="Courier New"/>
-          <w:sz w:val="18"/>
-          <w:szCs w:val="18"/>
-        </w:rPr>
-        <w:t>),</w:t>
-      </w:r>
-    </w:p>
-    <w:p>
-      <w:pPr>
-        <w:shd w:val="clear" w:color="auto" w:fill="F2F2F2"/>
-        <w:rPr>
-          <w:rFonts w:ascii="Courier New" w:hAnsi="Courier New" w:cs="Courier New"/>
-          <w:sz w:val="18"/>
-          <w:szCs w:val="18"/>
-        </w:rPr>
-      </w:pPr>
-      <w:r>
-        <w:rPr>
-          <w:rFonts w:ascii="Courier New" w:hAnsi="Courier New" w:cs="Courier New"/>
-          <w:sz w:val="18"/>
-          <w:szCs w:val="18"/>
-        </w:rPr>
-        <w:t xml:space="preserve">    CONSTRAINT </w:t>
-      </w:r>
-      <w:proofErr w:type="spellStart"/>
-      <w:r>
-        <w:rPr>
-          <w:rFonts w:ascii="Courier New" w:hAnsi="Courier New" w:cs="Courier New"/>
-          <w:sz w:val="18"/>
-          <w:szCs w:val="18"/>
-        </w:rPr>
-        <w:t>chk_puissance</w:t>
-      </w:r>
-      <w:proofErr w:type="spellEnd"/>
-      <w:r>
-        <w:rPr>
-          <w:rFonts w:ascii="Courier New" w:hAnsi="Courier New" w:cs="Courier New"/>
-          <w:sz w:val="18"/>
-          <w:szCs w:val="18"/>
-        </w:rPr>
-        <w:t xml:space="preserve"> CHECK (</w:t>
-      </w:r>
-      <w:proofErr w:type="spellStart"/>
-      <w:r>
-        <w:rPr>
-          <w:rFonts w:ascii="Courier New" w:hAnsi="Courier New" w:cs="Courier New"/>
-          <w:sz w:val="18"/>
-          <w:szCs w:val="18"/>
-        </w:rPr>
-        <w:t>puissance_cv</w:t>
-      </w:r>
-      <w:proofErr w:type="spellEnd"/>
-      <w:r>
-        <w:rPr>
-          <w:rFonts w:ascii="Courier New" w:hAnsi="Courier New" w:cs="Courier New"/>
-          <w:sz w:val="18"/>
-          <w:szCs w:val="18"/>
-        </w:rPr>
-        <w:t xml:space="preserve"> &gt; 0),</w:t>
-      </w:r>
-    </w:p>
-    <w:p>
-      <w:pPr>
-        <w:shd w:val="clear" w:color="auto" w:fill="F2F2F2"/>
-        <w:rPr>
-          <w:rFonts w:ascii="Courier New" w:hAnsi="Courier New" w:cs="Courier New"/>
-          <w:sz w:val="18"/>
-          <w:szCs w:val="18"/>
-        </w:rPr>
-      </w:pPr>
-      <w:r>
-        <w:rPr>
-          <w:rFonts w:ascii="Courier New" w:hAnsi="Courier New" w:cs="Courier New"/>
-          <w:color w:val="008000"/>
-          <w:sz w:val="18"/>
-          <w:szCs w:val="18"/>
-        </w:rPr>
-        <w:t xml:space="preserve">    -- </w:t>
-      </w:r>
-      <w:proofErr w:type="spellStart"/>
-      <w:r>
-        <w:rPr>
-          <w:rFonts w:ascii="Courier New" w:hAnsi="Courier New" w:cs="Courier New"/>
-          <w:color w:val="008000"/>
-          <w:sz w:val="18"/>
-          <w:szCs w:val="18"/>
-        </w:rPr>
-        <w:t>annee</w:t>
-      </w:r>
-      <w:proofErr w:type="spellEnd"/>
-      <w:r>
-        <w:rPr>
-          <w:rFonts w:ascii="Courier New" w:hAnsi="Courier New" w:cs="Courier New"/>
-          <w:color w:val="008000"/>
-          <w:sz w:val="18"/>
-          <w:szCs w:val="18"/>
-        </w:rPr>
-        <w:t xml:space="preserve"> fixe car </w:t>
-      </w:r>
-      <w:proofErr w:type="gramStart"/>
-      <w:r>
-        <w:rPr>
-          <w:rFonts w:ascii="Courier New" w:hAnsi="Courier New" w:cs="Courier New"/>
-          <w:color w:val="008000"/>
-          <w:sz w:val="18"/>
-          <w:szCs w:val="18"/>
-        </w:rPr>
-        <w:t>CURDATE(</w:t>
-      </w:r>
-      <w:proofErr w:type="gramEnd"/>
-      <w:r>
-        <w:rPr>
-          <w:rFonts w:ascii="Courier New" w:hAnsi="Courier New" w:cs="Courier New"/>
-          <w:color w:val="008000"/>
-          <w:sz w:val="18"/>
-          <w:szCs w:val="18"/>
-        </w:rPr>
-        <w:t xml:space="preserve">) n'est pas </w:t>
-      </w:r>
-      <w:proofErr w:type="spellStart"/>
-      <w:r>
-        <w:rPr>
-          <w:rFonts w:ascii="Courier New" w:hAnsi="Courier New" w:cs="Courier New"/>
-          <w:color w:val="008000"/>
-          <w:sz w:val="18"/>
-          <w:szCs w:val="18"/>
-        </w:rPr>
-        <w:t>supoprte</w:t>
-      </w:r>
-      <w:proofErr w:type="spellEnd"/>
-      <w:r>
-        <w:rPr>
-          <w:rFonts w:ascii="Courier New" w:hAnsi="Courier New" w:cs="Courier New"/>
-          <w:color w:val="008000"/>
-          <w:sz w:val="18"/>
-          <w:szCs w:val="18"/>
-        </w:rPr>
-        <w:t xml:space="preserve"> dans les CHECK sous MySQL</w:t>
-      </w:r>
-    </w:p>
-    <w:p>
-      <w:pPr>
-        <w:shd w:val="clear" w:color="auto" w:fill="F2F2F2"/>
-        <w:rPr>
-          <w:rFonts w:ascii="Courier New" w:hAnsi="Courier New" w:cs="Courier New"/>
-          <w:sz w:val="18"/>
-          <w:szCs w:val="18"/>
-        </w:rPr>
-      </w:pPr>
-      <w:r>
-        <w:rPr>
-          <w:rFonts w:ascii="Courier New" w:hAnsi="Courier New" w:cs="Courier New"/>
-          <w:sz w:val="18"/>
-          <w:szCs w:val="18"/>
-        </w:rPr>
-        <w:t xml:space="preserve">    CONSTRAINT </w:t>
-      </w:r>
-      <w:proofErr w:type="spellStart"/>
-      <w:r>
-        <w:rPr>
-          <w:rFonts w:ascii="Courier New" w:hAnsi="Courier New" w:cs="Courier New"/>
-          <w:sz w:val="18"/>
-          <w:szCs w:val="18"/>
-        </w:rPr>
-        <w:t>chk_annee</w:t>
-      </w:r>
-      <w:proofErr w:type="spellEnd"/>
-      <w:r>
-        <w:rPr>
-          <w:rFonts w:ascii="Courier New" w:hAnsi="Courier New" w:cs="Courier New"/>
-          <w:sz w:val="18"/>
-          <w:szCs w:val="18"/>
-        </w:rPr>
-        <w:t xml:space="preserve"> CHECK (</w:t>
-      </w:r>
-      <w:proofErr w:type="spellStart"/>
-      <w:r>
-        <w:rPr>
-          <w:rFonts w:ascii="Courier New" w:hAnsi="Courier New" w:cs="Courier New"/>
-          <w:sz w:val="18"/>
-          <w:szCs w:val="18"/>
-        </w:rPr>
-        <w:t>annee</w:t>
-      </w:r>
-      <w:proofErr w:type="spellEnd"/>
-      <w:r>
-        <w:rPr>
-          <w:rFonts w:ascii="Courier New" w:hAnsi="Courier New" w:cs="Courier New"/>
-          <w:sz w:val="18"/>
-          <w:szCs w:val="18"/>
-        </w:rPr>
-        <w:t xml:space="preserve"> &gt;= 1900 AND </w:t>
-      </w:r>
-      <w:proofErr w:type="spellStart"/>
-      <w:r>
-        <w:rPr>
-          <w:rFonts w:ascii="Courier New" w:hAnsi="Courier New" w:cs="Courier New"/>
-          <w:sz w:val="18"/>
-          <w:szCs w:val="18"/>
-        </w:rPr>
-        <w:t>annee</w:t>
-      </w:r>
-      <w:proofErr w:type="spellEnd"/>
-      <w:r>
-        <w:rPr>
-          <w:rFonts w:ascii="Courier New" w:hAnsi="Courier New" w:cs="Courier New"/>
-          <w:sz w:val="18"/>
-          <w:szCs w:val="18"/>
-        </w:rPr>
-        <w:t xml:space="preserve"> &lt;= 2026)</w:t>
-      </w:r>
-    </w:p>
-    <w:p>
-      <w:pPr>
-        <w:shd w:val="clear" w:color="auto" w:fill="F2F2F2"/>
-        <w:rPr>
-          <w:rFonts w:ascii="Courier New" w:hAnsi="Courier New" w:cs="Courier New"/>
-          <w:sz w:val="18"/>
-          <w:szCs w:val="18"/>
-        </w:rPr>
-      </w:pPr>
-      <w:r>
-        <w:rPr>
-          <w:rFonts w:ascii="Courier New" w:hAnsi="Courier New" w:cs="Courier New"/>
-          <w:sz w:val="18"/>
-          <w:szCs w:val="18"/>
-        </w:rPr>
-        <w:t>);</w:t>
-      </w:r>
-    </w:p>
-    <w:p>
-      <w:pPr>
-        <w:shd w:val="clear" w:color="auto" w:fill="F2F2F2"/>
-        <w:rPr>
-          <w:rFonts w:ascii="Courier New" w:hAnsi="Courier New" w:cs="Courier New"/>
-          <w:sz w:val="18"/>
-          <w:szCs w:val="18"/>
-        </w:rPr>
-      </w:pPr>
-      <w:r>
-        <w:rPr>
-          <w:rFonts w:ascii="Courier New" w:hAnsi="Courier New" w:cs="Courier New"/>
-          <w:sz w:val="18"/>
-          <w:szCs w:val="18"/>
-        </w:rPr>
-        <w:t xml:space="preserve"> </w:t>
-      </w:r>
-    </w:p>
-    <w:p>
-      <w:pPr>
-        <w:shd w:val="clear" w:color="auto" w:fill="F2F2F2"/>
-        <w:rPr>
-          <w:rFonts w:ascii="Courier New" w:hAnsi="Courier New" w:cs="Courier New"/>
-          <w:sz w:val="18"/>
-          <w:szCs w:val="18"/>
-        </w:rPr>
-      </w:pPr>
-      <w:r>
-        <w:rPr>
-          <w:rFonts w:ascii="Courier New" w:hAnsi="Courier New" w:cs="Courier New"/>
-          <w:color w:val="008000"/>
-          <w:sz w:val="18"/>
-          <w:szCs w:val="18"/>
-        </w:rPr>
-        <w:t>-- ==================== PILOTE ====================</w:t>
-      </w:r>
-    </w:p>
-    <w:p>
-      <w:pPr>
-        <w:shd w:val="clear" w:color="auto" w:fill="F2F2F2"/>
-        <w:rPr>
-          <w:rFonts w:ascii="Courier New" w:hAnsi="Courier New" w:cs="Courier New"/>
-          <w:sz w:val="18"/>
-          <w:szCs w:val="18"/>
-        </w:rPr>
-      </w:pPr>
-      <w:r>
-        <w:rPr>
-          <w:rFonts w:ascii="Courier New" w:hAnsi="Courier New" w:cs="Courier New"/>
-          <w:color w:val="00008B"/>
-          <w:sz w:val="18"/>
-          <w:szCs w:val="18"/>
-        </w:rPr>
-        <w:t>CREATE TABLE</w:t>
-      </w:r>
-      <w:r>
-        <w:rPr>
-          <w:rFonts w:ascii="Courier New" w:hAnsi="Courier New" w:cs="Courier New"/>
-          <w:sz w:val="18"/>
-          <w:szCs w:val="18"/>
-        </w:rPr>
-        <w:t xml:space="preserve"> PILOTE (</w:t>
-      </w:r>
-    </w:p>
-    <w:p>
-      <w:pPr>
-        <w:shd w:val="clear" w:color="auto" w:fill="F2F2F2"/>
-        <w:rPr>
-          <w:rFonts w:ascii="Courier New" w:hAnsi="Courier New" w:cs="Courier New"/>
-          <w:sz w:val="18"/>
-          <w:szCs w:val="18"/>
-        </w:rPr>
-      </w:pPr>
-      <w:r>
-        <w:rPr>
-          <w:rFonts w:ascii="Courier New" w:hAnsi="Courier New" w:cs="Courier New"/>
-          <w:sz w:val="18"/>
-          <w:szCs w:val="18"/>
-        </w:rPr>
-        <w:t xml:space="preserve">    </w:t>
-      </w:r>
-      <w:proofErr w:type="spellStart"/>
-      <w:proofErr w:type="gramStart"/>
-      <w:r>
-        <w:rPr>
-          <w:rFonts w:ascii="Courier New" w:hAnsi="Courier New" w:cs="Courier New"/>
-          <w:sz w:val="18"/>
-          <w:szCs w:val="18"/>
-        </w:rPr>
-        <w:t>id</w:t>
-      </w:r>
-      <w:proofErr w:type="gramEnd"/>
-      <w:r>
-        <w:rPr>
-          <w:rFonts w:ascii="Courier New" w:hAnsi="Courier New" w:cs="Courier New"/>
-          <w:sz w:val="18"/>
-          <w:szCs w:val="18"/>
-        </w:rPr>
-        <w:t>_pilote</w:t>
-      </w:r>
-      <w:proofErr w:type="spellEnd"/>
-      <w:r>
-        <w:rPr>
-          <w:rFonts w:ascii="Courier New" w:hAnsi="Courier New" w:cs="Courier New"/>
-          <w:sz w:val="18"/>
-          <w:szCs w:val="18"/>
-        </w:rPr>
-        <w:t xml:space="preserve">       INT             NOT NULL AUTO_INCREMENT,</w:t>
-      </w:r>
-    </w:p>
-    <w:p>
-      <w:pPr>
-        <w:shd w:val="clear" w:color="auto" w:fill="F2F2F2"/>
-        <w:rPr>
-          <w:rFonts w:ascii="Courier New" w:hAnsi="Courier New" w:cs="Courier New"/>
-          <w:sz w:val="18"/>
-          <w:szCs w:val="18"/>
-        </w:rPr>
-      </w:pPr>
-      <w:r>
-        <w:rPr>
-          <w:rFonts w:ascii="Courier New" w:hAnsi="Courier New" w:cs="Courier New"/>
-          <w:sz w:val="18"/>
-          <w:szCs w:val="18"/>
-        </w:rPr>
-        <w:t xml:space="preserve">    </w:t>
-      </w:r>
-      <w:proofErr w:type="spellStart"/>
-      <w:proofErr w:type="gramStart"/>
-      <w:r>
-        <w:rPr>
-          <w:rFonts w:ascii="Courier New" w:hAnsi="Courier New" w:cs="Courier New"/>
-          <w:sz w:val="18"/>
-          <w:szCs w:val="18"/>
-        </w:rPr>
-        <w:t>nom</w:t>
-      </w:r>
-      <w:proofErr w:type="gramEnd"/>
-      <w:r>
-        <w:rPr>
-          <w:rFonts w:ascii="Courier New" w:hAnsi="Courier New" w:cs="Courier New"/>
-          <w:sz w:val="18"/>
-          <w:szCs w:val="18"/>
-        </w:rPr>
-        <w:t>_pilote</w:t>
-      </w:r>
-      <w:proofErr w:type="spellEnd"/>
-      <w:r>
-        <w:rPr>
-          <w:rFonts w:ascii="Courier New" w:hAnsi="Courier New" w:cs="Courier New"/>
-          <w:sz w:val="18"/>
-          <w:szCs w:val="18"/>
-        </w:rPr>
-        <w:t xml:space="preserve">      </w:t>
-      </w:r>
-      <w:proofErr w:type="gramStart"/>
-      <w:r>
-        <w:rPr>
-          <w:rFonts w:ascii="Courier New" w:hAnsi="Courier New" w:cs="Courier New"/>
-          <w:sz w:val="18"/>
-          <w:szCs w:val="18"/>
-        </w:rPr>
-        <w:t>VARCHAR(</w:t>
-      </w:r>
-      <w:proofErr w:type="gramEnd"/>
-      <w:r>
-        <w:rPr>
-          <w:rFonts w:ascii="Courier New" w:hAnsi="Courier New" w:cs="Courier New"/>
-          <w:sz w:val="18"/>
-          <w:szCs w:val="18"/>
-        </w:rPr>
-        <w:t>50)     NOT NULL,</w:t>
-      </w:r>
-    </w:p>
-    <w:p>
-      <w:pPr>
-        <w:shd w:val="clear" w:color="auto" w:fill="F2F2F2"/>
-        <w:rPr>
-          <w:rFonts w:ascii="Courier New" w:hAnsi="Courier New" w:cs="Courier New"/>
-          <w:sz w:val="18"/>
-          <w:szCs w:val="18"/>
-        </w:rPr>
-      </w:pPr>
-      <w:r>
-        <w:rPr>
-          <w:rFonts w:ascii="Courier New" w:hAnsi="Courier New" w:cs="Courier New"/>
-          <w:sz w:val="18"/>
-          <w:szCs w:val="18"/>
-        </w:rPr>
-        <w:t xml:space="preserve">    </w:t>
-      </w:r>
-      <w:proofErr w:type="spellStart"/>
-      <w:proofErr w:type="gramStart"/>
-      <w:r>
-        <w:rPr>
-          <w:rFonts w:ascii="Courier New" w:hAnsi="Courier New" w:cs="Courier New"/>
-          <w:sz w:val="18"/>
-          <w:szCs w:val="18"/>
-        </w:rPr>
-        <w:t>prenom</w:t>
-      </w:r>
-      <w:proofErr w:type="gramEnd"/>
-      <w:r>
-        <w:rPr>
-          <w:rFonts w:ascii="Courier New" w:hAnsi="Courier New" w:cs="Courier New"/>
-          <w:sz w:val="18"/>
-          <w:szCs w:val="18"/>
-        </w:rPr>
-        <w:t>_pilote</w:t>
-      </w:r>
-      <w:proofErr w:type="spellEnd"/>
-      <w:r>
-        <w:rPr>
-          <w:rFonts w:ascii="Courier New" w:hAnsi="Courier New" w:cs="Courier New"/>
-          <w:sz w:val="18"/>
-          <w:szCs w:val="18"/>
-        </w:rPr>
-        <w:t xml:space="preserve">   </w:t>
-      </w:r>
-      <w:proofErr w:type="gramStart"/>
-      <w:r>
-        <w:rPr>
-          <w:rFonts w:ascii="Courier New" w:hAnsi="Courier New" w:cs="Courier New"/>
-          <w:sz w:val="18"/>
-          <w:szCs w:val="18"/>
-        </w:rPr>
-        <w:t>VARCHAR(</w:t>
-      </w:r>
-      <w:proofErr w:type="gramEnd"/>
-      <w:r>
-        <w:rPr>
-          <w:rFonts w:ascii="Courier New" w:hAnsi="Courier New" w:cs="Courier New"/>
-          <w:sz w:val="18"/>
-          <w:szCs w:val="18"/>
-        </w:rPr>
-        <w:t>50)     NOT NULL,</w:t>
-      </w:r>
-    </w:p>
-    <w:p>
-      <w:pPr>
-        <w:shd w:val="clear" w:color="auto" w:fill="F2F2F2"/>
-        <w:rPr>
-          <w:rFonts w:ascii="Courier New" w:hAnsi="Courier New" w:cs="Courier New"/>
-          <w:sz w:val="18"/>
-          <w:szCs w:val="18"/>
-        </w:rPr>
-      </w:pPr>
-      <w:r>
-        <w:rPr>
-          <w:rFonts w:ascii="Courier New" w:hAnsi="Courier New" w:cs="Courier New"/>
-          <w:sz w:val="18"/>
-          <w:szCs w:val="18"/>
-        </w:rPr>
-        <w:t xml:space="preserve">    </w:t>
-      </w:r>
-      <w:proofErr w:type="spellStart"/>
-      <w:proofErr w:type="gramStart"/>
-      <w:r>
-        <w:rPr>
-          <w:rFonts w:ascii="Courier New" w:hAnsi="Courier New" w:cs="Courier New"/>
-          <w:sz w:val="18"/>
-          <w:szCs w:val="18"/>
-        </w:rPr>
-        <w:t>date</w:t>
-      </w:r>
-      <w:proofErr w:type="gramEnd"/>
-      <w:r>
-        <w:rPr>
-          <w:rFonts w:ascii="Courier New" w:hAnsi="Courier New" w:cs="Courier New"/>
-          <w:sz w:val="18"/>
-          <w:szCs w:val="18"/>
-        </w:rPr>
-        <w:t>_</w:t>
-      </w:r>
-      <w:proofErr w:type="gramStart"/>
-      <w:r>
-        <w:rPr>
-          <w:rFonts w:ascii="Courier New" w:hAnsi="Courier New" w:cs="Courier New"/>
-          <w:sz w:val="18"/>
-          <w:szCs w:val="18"/>
-        </w:rPr>
-        <w:t>naissance</w:t>
-      </w:r>
-      <w:proofErr w:type="spellEnd"/>
-      <w:r>
-        <w:rPr>
-          <w:rFonts w:ascii="Courier New" w:hAnsi="Courier New" w:cs="Courier New"/>
-          <w:sz w:val="18"/>
-          <w:szCs w:val="18"/>
-        </w:rPr>
-        <w:t xml:space="preserve">  DATE</w:t>
-      </w:r>
-      <w:proofErr w:type="gramEnd"/>
-      <w:r>
-        <w:rPr>
-          <w:rFonts w:ascii="Courier New" w:hAnsi="Courier New" w:cs="Courier New"/>
-          <w:sz w:val="18"/>
-          <w:szCs w:val="18"/>
-        </w:rPr>
-        <w:t xml:space="preserve">            NOT NULL,</w:t>
-      </w:r>
-    </w:p>
-    <w:p>
-      <w:pPr>
-        <w:shd w:val="clear" w:color="auto" w:fill="F2F2F2"/>
-        <w:rPr>
-          <w:rFonts w:ascii="Courier New" w:hAnsi="Courier New" w:cs="Courier New"/>
-          <w:sz w:val="18"/>
-          <w:szCs w:val="18"/>
-        </w:rPr>
-      </w:pPr>
-      <w:r>
-        <w:rPr>
-          <w:rFonts w:ascii="Courier New" w:hAnsi="Courier New" w:cs="Courier New"/>
-          <w:sz w:val="18"/>
-          <w:szCs w:val="18"/>
-        </w:rPr>
-        <w:t xml:space="preserve">    </w:t>
-      </w:r>
-      <w:proofErr w:type="gramStart"/>
-      <w:r>
-        <w:rPr>
-          <w:rFonts w:ascii="Courier New" w:hAnsi="Courier New" w:cs="Courier New"/>
-          <w:sz w:val="18"/>
-          <w:szCs w:val="18"/>
-        </w:rPr>
-        <w:t>niveau</w:t>
-      </w:r>
-      <w:proofErr w:type="gramEnd"/>
-      <w:r>
-        <w:rPr>
-          <w:rFonts w:ascii="Courier New" w:hAnsi="Courier New" w:cs="Courier New"/>
-          <w:sz w:val="18"/>
-          <w:szCs w:val="18"/>
-        </w:rPr>
-        <w:t xml:space="preserve">          </w:t>
-      </w:r>
-      <w:proofErr w:type="gramStart"/>
-      <w:r>
-        <w:rPr>
-          <w:rFonts w:ascii="Courier New" w:hAnsi="Courier New" w:cs="Courier New"/>
-          <w:sz w:val="18"/>
-          <w:szCs w:val="18"/>
-        </w:rPr>
-        <w:t>VARCHAR(</w:t>
-      </w:r>
-      <w:proofErr w:type="gramEnd"/>
-      <w:r>
-        <w:rPr>
-          <w:rFonts w:ascii="Courier New" w:hAnsi="Courier New" w:cs="Courier New"/>
-          <w:sz w:val="18"/>
-          <w:szCs w:val="18"/>
-        </w:rPr>
-        <w:t>20)     NOT NULL,</w:t>
-      </w:r>
-    </w:p>
-    <w:p>
-      <w:pPr>
-        <w:shd w:val="clear" w:color="auto" w:fill="F2F2F2"/>
-        <w:rPr>
-          <w:rFonts w:ascii="Courier New" w:hAnsi="Courier New" w:cs="Courier New"/>
-          <w:sz w:val="18"/>
-          <w:szCs w:val="18"/>
-        </w:rPr>
-      </w:pPr>
-      <w:r>
-        <w:rPr>
-          <w:rFonts w:ascii="Courier New" w:hAnsi="Courier New" w:cs="Courier New"/>
-          <w:sz w:val="18"/>
-          <w:szCs w:val="18"/>
-        </w:rPr>
-        <w:t xml:space="preserve">    </w:t>
-      </w:r>
-      <w:proofErr w:type="gramStart"/>
-      <w:r>
-        <w:rPr>
-          <w:rFonts w:ascii="Courier New" w:hAnsi="Courier New" w:cs="Courier New"/>
-          <w:sz w:val="18"/>
-          <w:szCs w:val="18"/>
-        </w:rPr>
-        <w:t>email</w:t>
-      </w:r>
-      <w:proofErr w:type="gramEnd"/>
-      <w:r>
-        <w:rPr>
-          <w:rFonts w:ascii="Courier New" w:hAnsi="Courier New" w:cs="Courier New"/>
-          <w:sz w:val="18"/>
-          <w:szCs w:val="18"/>
-        </w:rPr>
-        <w:t xml:space="preserve">           </w:t>
-      </w:r>
-      <w:proofErr w:type="gramStart"/>
-      <w:r>
-        <w:rPr>
-          <w:rFonts w:ascii="Courier New" w:hAnsi="Courier New" w:cs="Courier New"/>
-          <w:sz w:val="18"/>
-          <w:szCs w:val="18"/>
-        </w:rPr>
-        <w:t>VARCHAR(</w:t>
-      </w:r>
-      <w:proofErr w:type="gramEnd"/>
-      <w:r>
-        <w:rPr>
-          <w:rFonts w:ascii="Courier New" w:hAnsi="Courier New" w:cs="Courier New"/>
-          <w:sz w:val="18"/>
-          <w:szCs w:val="18"/>
-        </w:rPr>
-        <w:t>100)    NOT NULL,</w:t>
-      </w:r>
-    </w:p>
-    <w:p>
-      <w:pPr>
-        <w:shd w:val="clear" w:color="auto" w:fill="F2F2F2"/>
-        <w:rPr>
-          <w:rFonts w:ascii="Courier New" w:hAnsi="Courier New" w:cs="Courier New"/>
-          <w:sz w:val="18"/>
-          <w:szCs w:val="18"/>
-        </w:rPr>
-      </w:pPr>
-      <w:r>
-        <w:rPr>
-          <w:rFonts w:ascii="Courier New" w:hAnsi="Courier New" w:cs="Courier New"/>
-          <w:sz w:val="18"/>
-          <w:szCs w:val="18"/>
-        </w:rPr>
-        <w:t xml:space="preserve">    CONSTRAINT </w:t>
-      </w:r>
-      <w:proofErr w:type="spellStart"/>
-      <w:r>
-        <w:rPr>
-          <w:rFonts w:ascii="Courier New" w:hAnsi="Courier New" w:cs="Courier New"/>
-          <w:sz w:val="18"/>
-          <w:szCs w:val="18"/>
-        </w:rPr>
-        <w:t>pk_pilote</w:t>
-      </w:r>
-      <w:proofErr w:type="spellEnd"/>
-      <w:r>
-        <w:rPr>
-          <w:rFonts w:ascii="Courier New" w:hAnsi="Courier New" w:cs="Courier New"/>
-          <w:sz w:val="18"/>
-          <w:szCs w:val="18"/>
-        </w:rPr>
-        <w:t xml:space="preserve"> PRIMARY KEY (</w:t>
-      </w:r>
-      <w:proofErr w:type="spellStart"/>
-      <w:r>
-        <w:rPr>
-          <w:rFonts w:ascii="Courier New" w:hAnsi="Courier New" w:cs="Courier New"/>
-          <w:sz w:val="18"/>
-          <w:szCs w:val="18"/>
-        </w:rPr>
-        <w:t>id_pilote</w:t>
-      </w:r>
-      <w:proofErr w:type="spellEnd"/>
-      <w:r>
-        <w:rPr>
-          <w:rFonts w:ascii="Courier New" w:hAnsi="Courier New" w:cs="Courier New"/>
-          <w:sz w:val="18"/>
-          <w:szCs w:val="18"/>
-        </w:rPr>
-        <w:t>),</w:t>
-      </w:r>
-    </w:p>
-    <w:p>
-      <w:pPr>
-        <w:shd w:val="clear" w:color="auto" w:fill="F2F2F2"/>
-        <w:rPr>
-          <w:rFonts w:ascii="Courier New" w:hAnsi="Courier New" w:cs="Courier New"/>
-          <w:sz w:val="18"/>
-          <w:szCs w:val="18"/>
-        </w:rPr>
-      </w:pPr>
-      <w:r>
-        <w:rPr>
-          <w:rFonts w:ascii="Courier New" w:hAnsi="Courier New" w:cs="Courier New"/>
-          <w:sz w:val="18"/>
-          <w:szCs w:val="18"/>
-        </w:rPr>
-        <w:t xml:space="preserve">    CONSTRAINT </w:t>
-      </w:r>
-      <w:proofErr w:type="spellStart"/>
-      <w:r>
-        <w:rPr>
-          <w:rFonts w:ascii="Courier New" w:hAnsi="Courier New" w:cs="Courier New"/>
-          <w:sz w:val="18"/>
-          <w:szCs w:val="18"/>
-        </w:rPr>
-        <w:t>uq_</w:t>
-      </w:r>
-      <w:proofErr w:type="gramStart"/>
-      <w:r>
-        <w:rPr>
-          <w:rFonts w:ascii="Courier New" w:hAnsi="Courier New" w:cs="Courier New"/>
-          <w:sz w:val="18"/>
-          <w:szCs w:val="18"/>
-        </w:rPr>
-        <w:t>email</w:t>
-      </w:r>
-      <w:proofErr w:type="spellEnd"/>
-      <w:proofErr w:type="gramEnd"/>
-      <w:r>
-        <w:rPr>
-          <w:rFonts w:ascii="Courier New" w:hAnsi="Courier New" w:cs="Courier New"/>
-          <w:sz w:val="18"/>
-          <w:szCs w:val="18"/>
-        </w:rPr>
-        <w:t xml:space="preserve"> UNIQUE (</w:t>
-      </w:r>
-      <w:proofErr w:type="gramStart"/>
-      <w:r>
-        <w:rPr>
-          <w:rFonts w:ascii="Courier New" w:hAnsi="Courier New" w:cs="Courier New"/>
-          <w:sz w:val="18"/>
-          <w:szCs w:val="18"/>
-        </w:rPr>
-        <w:t>email</w:t>
-      </w:r>
-      <w:proofErr w:type="gramEnd"/>
-      <w:r>
-        <w:rPr>
-          <w:rFonts w:ascii="Courier New" w:hAnsi="Courier New" w:cs="Courier New"/>
-          <w:sz w:val="18"/>
-          <w:szCs w:val="18"/>
-        </w:rPr>
-        <w:t>),</w:t>
-      </w:r>
-    </w:p>
-    <w:p>
-      <w:pPr>
-        <w:shd w:val="clear" w:color="auto" w:fill="F2F2F2"/>
-        <w:rPr>
-          <w:rFonts w:ascii="Courier New" w:hAnsi="Courier New" w:cs="Courier New"/>
-          <w:sz w:val="18"/>
-          <w:szCs w:val="18"/>
-        </w:rPr>
-      </w:pPr>
-      <w:r>
-        <w:rPr>
-          <w:rFonts w:ascii="Courier New" w:hAnsi="Courier New" w:cs="Courier New"/>
-          <w:sz w:val="18"/>
-          <w:szCs w:val="18"/>
-        </w:rPr>
-        <w:t xml:space="preserve">    CONSTRAINT </w:t>
-      </w:r>
-      <w:proofErr w:type="spellStart"/>
-      <w:r>
-        <w:rPr>
-          <w:rFonts w:ascii="Courier New" w:hAnsi="Courier New" w:cs="Courier New"/>
-          <w:sz w:val="18"/>
-          <w:szCs w:val="18"/>
-        </w:rPr>
-        <w:t>chk_niveau</w:t>
-      </w:r>
-      <w:proofErr w:type="spellEnd"/>
-      <w:r>
-        <w:rPr>
-          <w:rFonts w:ascii="Courier New" w:hAnsi="Courier New" w:cs="Courier New"/>
-          <w:sz w:val="18"/>
-          <w:szCs w:val="18"/>
-        </w:rPr>
-        <w:t xml:space="preserve"> CHECK (niveau IN ('</w:t>
-      </w:r>
-      <w:proofErr w:type="spellStart"/>
-      <w:r>
-        <w:rPr>
-          <w:rFonts w:ascii="Courier New" w:hAnsi="Courier New" w:cs="Courier New"/>
-          <w:sz w:val="18"/>
-          <w:szCs w:val="18"/>
-        </w:rPr>
-        <w:t>debutant</w:t>
-      </w:r>
-      <w:proofErr w:type="spellEnd"/>
-      <w:r>
-        <w:rPr>
-          <w:rFonts w:ascii="Courier New" w:hAnsi="Courier New" w:cs="Courier New"/>
-          <w:sz w:val="18"/>
-          <w:szCs w:val="18"/>
-        </w:rPr>
-        <w:t>', '</w:t>
-      </w:r>
-      <w:proofErr w:type="spellStart"/>
-      <w:r>
-        <w:rPr>
-          <w:rFonts w:ascii="Courier New" w:hAnsi="Courier New" w:cs="Courier New"/>
-          <w:sz w:val="18"/>
-          <w:szCs w:val="18"/>
-        </w:rPr>
-        <w:t>intermediaire</w:t>
-      </w:r>
-      <w:proofErr w:type="spellEnd"/>
-      <w:r>
-        <w:rPr>
-          <w:rFonts w:ascii="Courier New" w:hAnsi="Courier New" w:cs="Courier New"/>
-          <w:sz w:val="18"/>
-          <w:szCs w:val="18"/>
-        </w:rPr>
-        <w:t>', 'confirme', 'expert'))</w:t>
-      </w:r>
-    </w:p>
-    <w:p>
-      <w:pPr>
-        <w:shd w:val="clear" w:color="auto" w:fill="F2F2F2"/>
-        <w:rPr>
-          <w:rFonts w:ascii="Courier New" w:hAnsi="Courier New" w:cs="Courier New"/>
-          <w:sz w:val="18"/>
-          <w:szCs w:val="18"/>
-        </w:rPr>
-      </w:pPr>
-      <w:r>
-        <w:rPr>
-          <w:rFonts w:ascii="Courier New" w:hAnsi="Courier New" w:cs="Courier New"/>
-          <w:sz w:val="18"/>
-          <w:szCs w:val="18"/>
-        </w:rPr>
-        <w:t>);</w:t>
-      </w:r>
-    </w:p>
-    <w:p>
-      <w:pPr>
-        <w:shd w:val="clear" w:color="auto" w:fill="F2F2F2"/>
-        <w:rPr>
-          <w:rFonts w:ascii="Courier New" w:hAnsi="Courier New" w:cs="Courier New"/>
-          <w:sz w:val="18"/>
-          <w:szCs w:val="18"/>
-        </w:rPr>
-      </w:pPr>
-      <w:r>
-        <w:rPr>
-          <w:rFonts w:ascii="Courier New" w:hAnsi="Courier New" w:cs="Courier New"/>
-          <w:sz w:val="18"/>
-          <w:szCs w:val="18"/>
-        </w:rPr>
-        <w:t xml:space="preserve"> </w:t>
-      </w:r>
-    </w:p>
-    <w:p>
-      <w:pPr>
-        <w:shd w:val="clear" w:color="auto" w:fill="F2F2F2"/>
-        <w:rPr>
-          <w:rFonts w:ascii="Courier New" w:hAnsi="Courier New" w:cs="Courier New"/>
-          <w:sz w:val="18"/>
-          <w:szCs w:val="18"/>
-        </w:rPr>
-      </w:pPr>
-      <w:r>
-        <w:rPr>
-          <w:rFonts w:ascii="Courier New" w:hAnsi="Courier New" w:cs="Courier New"/>
-          <w:color w:val="008000"/>
-          <w:sz w:val="18"/>
-          <w:szCs w:val="18"/>
-        </w:rPr>
-        <w:t>-- ==================== STAGE ====================</w:t>
-      </w:r>
-    </w:p>
-    <w:p>
-      <w:pPr>
-        <w:shd w:val="clear" w:color="auto" w:fill="F2F2F2"/>
-        <w:rPr>
-          <w:rFonts w:ascii="Courier New" w:hAnsi="Courier New" w:cs="Courier New"/>
-          <w:sz w:val="18"/>
-          <w:szCs w:val="18"/>
-        </w:rPr>
-      </w:pPr>
-      <w:r>
-        <w:rPr>
-          <w:rFonts w:ascii="Courier New" w:hAnsi="Courier New" w:cs="Courier New"/>
-          <w:color w:val="008000"/>
-          <w:sz w:val="18"/>
-          <w:szCs w:val="18"/>
-        </w:rPr>
-        <w:t xml:space="preserve">-- </w:t>
-      </w:r>
-      <w:proofErr w:type="spellStart"/>
-      <w:r>
-        <w:rPr>
-          <w:rFonts w:ascii="Courier New" w:hAnsi="Courier New" w:cs="Courier New"/>
-          <w:color w:val="008000"/>
-          <w:sz w:val="18"/>
-          <w:szCs w:val="18"/>
-        </w:rPr>
-        <w:t>depend</w:t>
-      </w:r>
-      <w:proofErr w:type="spellEnd"/>
-      <w:r>
-        <w:rPr>
-          <w:rFonts w:ascii="Courier New" w:hAnsi="Courier New" w:cs="Courier New"/>
-          <w:color w:val="008000"/>
-          <w:sz w:val="18"/>
-          <w:szCs w:val="18"/>
-        </w:rPr>
-        <w:t xml:space="preserve"> de CIRCUIT et INSTRUCTEUR</w:t>
-      </w:r>
-    </w:p>
-    <w:p>
-      <w:pPr>
-        <w:shd w:val="clear" w:color="auto" w:fill="F2F2F2"/>
-        <w:rPr>
-          <w:rFonts w:ascii="Courier New" w:hAnsi="Courier New" w:cs="Courier New"/>
-          <w:sz w:val="18"/>
-          <w:szCs w:val="18"/>
-        </w:rPr>
-      </w:pPr>
-      <w:r>
-        <w:rPr>
-          <w:rFonts w:ascii="Courier New" w:hAnsi="Courier New" w:cs="Courier New"/>
-          <w:color w:val="00008B"/>
-          <w:sz w:val="18"/>
-          <w:szCs w:val="18"/>
-        </w:rPr>
-        <w:t>CREATE TABLE</w:t>
-      </w:r>
-      <w:r>
-        <w:rPr>
-          <w:rFonts w:ascii="Courier New" w:hAnsi="Courier New" w:cs="Courier New"/>
-          <w:sz w:val="18"/>
-          <w:szCs w:val="18"/>
-        </w:rPr>
-        <w:t xml:space="preserve"> STAGE (</w:t>
-      </w:r>
-    </w:p>
-    <w:p>
-      <w:pPr>
-        <w:shd w:val="clear" w:color="auto" w:fill="F2F2F2"/>
-        <w:rPr>
-          <w:rFonts w:ascii="Courier New" w:hAnsi="Courier New" w:cs="Courier New"/>
-          <w:sz w:val="18"/>
-          <w:szCs w:val="18"/>
-        </w:rPr>
-      </w:pPr>
-      <w:r>
-        <w:rPr>
-          <w:rFonts w:ascii="Courier New" w:hAnsi="Courier New" w:cs="Courier New"/>
-          <w:sz w:val="18"/>
-          <w:szCs w:val="18"/>
-        </w:rPr>
-        <w:t xml:space="preserve">    </w:t>
-      </w:r>
-      <w:proofErr w:type="spellStart"/>
-      <w:proofErr w:type="gramStart"/>
-      <w:r>
-        <w:rPr>
-          <w:rFonts w:ascii="Courier New" w:hAnsi="Courier New" w:cs="Courier New"/>
-          <w:sz w:val="18"/>
-          <w:szCs w:val="18"/>
-        </w:rPr>
-        <w:t>id</w:t>
-      </w:r>
-      <w:proofErr w:type="gramEnd"/>
-      <w:r>
-        <w:rPr>
-          <w:rFonts w:ascii="Courier New" w:hAnsi="Courier New" w:cs="Courier New"/>
-          <w:sz w:val="18"/>
-          <w:szCs w:val="18"/>
-        </w:rPr>
-        <w:t>_stage</w:t>
-      </w:r>
-      <w:proofErr w:type="spellEnd"/>
-      <w:r>
-        <w:rPr>
-          <w:rFonts w:ascii="Courier New" w:hAnsi="Courier New" w:cs="Courier New"/>
-          <w:sz w:val="18"/>
-          <w:szCs w:val="18"/>
-        </w:rPr>
-        <w:t xml:space="preserve">        INT             NOT NULL AUTO_INCREMENT,</w:t>
-      </w:r>
-    </w:p>
-    <w:p>
-      <w:pPr>
-        <w:shd w:val="clear" w:color="auto" w:fill="F2F2F2"/>
-        <w:rPr>
-          <w:rFonts w:ascii="Courier New" w:hAnsi="Courier New" w:cs="Courier New"/>
-          <w:sz w:val="18"/>
-          <w:szCs w:val="18"/>
-        </w:rPr>
-      </w:pPr>
-      <w:r>
-        <w:rPr>
-          <w:rFonts w:ascii="Courier New" w:hAnsi="Courier New" w:cs="Courier New"/>
-          <w:sz w:val="18"/>
-          <w:szCs w:val="18"/>
-        </w:rPr>
-        <w:t xml:space="preserve">    </w:t>
-      </w:r>
-      <w:proofErr w:type="spellStart"/>
-      <w:proofErr w:type="gramStart"/>
-      <w:r>
-        <w:rPr>
-          <w:rFonts w:ascii="Courier New" w:hAnsi="Courier New" w:cs="Courier New"/>
-          <w:sz w:val="18"/>
-          <w:szCs w:val="18"/>
-        </w:rPr>
-        <w:t>nom</w:t>
-      </w:r>
-      <w:proofErr w:type="gramEnd"/>
-      <w:r>
-        <w:rPr>
-          <w:rFonts w:ascii="Courier New" w:hAnsi="Courier New" w:cs="Courier New"/>
-          <w:sz w:val="18"/>
-          <w:szCs w:val="18"/>
-        </w:rPr>
-        <w:t>_stage</w:t>
-      </w:r>
-      <w:proofErr w:type="spellEnd"/>
-      <w:r>
-        <w:rPr>
-          <w:rFonts w:ascii="Courier New" w:hAnsi="Courier New" w:cs="Courier New"/>
-          <w:sz w:val="18"/>
-          <w:szCs w:val="18"/>
-        </w:rPr>
-        <w:t xml:space="preserve">       </w:t>
-      </w:r>
-      <w:proofErr w:type="gramStart"/>
-      <w:r>
-        <w:rPr>
-          <w:rFonts w:ascii="Courier New" w:hAnsi="Courier New" w:cs="Courier New"/>
-          <w:sz w:val="18"/>
-          <w:szCs w:val="18"/>
-        </w:rPr>
-        <w:t>VARCHAR(</w:t>
-      </w:r>
-      <w:proofErr w:type="gramEnd"/>
-      <w:r>
-        <w:rPr>
-          <w:rFonts w:ascii="Courier New" w:hAnsi="Courier New" w:cs="Courier New"/>
-          <w:sz w:val="18"/>
-          <w:szCs w:val="18"/>
-        </w:rPr>
-        <w:t>100)    NOT NULL,</w:t>
-      </w:r>
-    </w:p>
-    <w:p>
-      <w:pPr>
-        <w:shd w:val="clear" w:color="auto" w:fill="F2F2F2"/>
-        <w:rPr>
-          <w:rFonts w:ascii="Courier New" w:hAnsi="Courier New" w:cs="Courier New"/>
-          <w:sz w:val="18"/>
-          <w:szCs w:val="18"/>
-        </w:rPr>
-      </w:pPr>
-      <w:r>
-        <w:rPr>
-          <w:rFonts w:ascii="Courier New" w:hAnsi="Courier New" w:cs="Courier New"/>
-          <w:sz w:val="18"/>
-          <w:szCs w:val="18"/>
-        </w:rPr>
-        <w:t xml:space="preserve">    </w:t>
-      </w:r>
-      <w:proofErr w:type="spellStart"/>
-      <w:proofErr w:type="gramStart"/>
-      <w:r>
-        <w:rPr>
-          <w:rFonts w:ascii="Courier New" w:hAnsi="Courier New" w:cs="Courier New"/>
-          <w:sz w:val="18"/>
-          <w:szCs w:val="18"/>
-        </w:rPr>
-        <w:t>date</w:t>
-      </w:r>
-      <w:proofErr w:type="gramEnd"/>
-      <w:r>
-        <w:rPr>
-          <w:rFonts w:ascii="Courier New" w:hAnsi="Courier New" w:cs="Courier New"/>
-          <w:sz w:val="18"/>
-          <w:szCs w:val="18"/>
-        </w:rPr>
-        <w:t>_debut</w:t>
-      </w:r>
-      <w:proofErr w:type="spellEnd"/>
-      <w:r>
-        <w:rPr>
-          <w:rFonts w:ascii="Courier New" w:hAnsi="Courier New" w:cs="Courier New"/>
-          <w:sz w:val="18"/>
-          <w:szCs w:val="18"/>
-        </w:rPr>
-        <w:t xml:space="preserve">      DATE            NOT NULL,</w:t>
-      </w:r>
-    </w:p>
-    <w:p>
-      <w:pPr>
-        <w:shd w:val="clear" w:color="auto" w:fill="F2F2F2"/>
-        <w:rPr>
-          <w:rFonts w:ascii="Courier New" w:hAnsi="Courier New" w:cs="Courier New"/>
-          <w:sz w:val="18"/>
-          <w:szCs w:val="18"/>
-        </w:rPr>
-      </w:pPr>
-      <w:r>
-        <w:rPr>
-          <w:rFonts w:ascii="Courier New" w:hAnsi="Courier New" w:cs="Courier New"/>
-          <w:sz w:val="18"/>
-          <w:szCs w:val="18"/>
-        </w:rPr>
-        <w:t xml:space="preserve">    </w:t>
-      </w:r>
-      <w:proofErr w:type="spellStart"/>
-      <w:proofErr w:type="gramStart"/>
-      <w:r>
-        <w:rPr>
-          <w:rFonts w:ascii="Courier New" w:hAnsi="Courier New" w:cs="Courier New"/>
-          <w:sz w:val="18"/>
-          <w:szCs w:val="18"/>
-        </w:rPr>
-        <w:t>duree</w:t>
-      </w:r>
-      <w:proofErr w:type="gramEnd"/>
-      <w:r>
-        <w:rPr>
-          <w:rFonts w:ascii="Courier New" w:hAnsi="Courier New" w:cs="Courier New"/>
-          <w:sz w:val="18"/>
-          <w:szCs w:val="18"/>
-        </w:rPr>
-        <w:t>_jours</w:t>
-      </w:r>
-      <w:proofErr w:type="spellEnd"/>
-      <w:r>
-        <w:rPr>
-          <w:rFonts w:ascii="Courier New" w:hAnsi="Courier New" w:cs="Courier New"/>
-          <w:sz w:val="18"/>
-          <w:szCs w:val="18"/>
-        </w:rPr>
-        <w:t xml:space="preserve">     INT             NOT NULL,</w:t>
-      </w:r>
-    </w:p>
-    <w:p>
-      <w:pPr>
-        <w:shd w:val="clear" w:color="auto" w:fill="F2F2F2"/>
-        <w:rPr>
-          <w:rFonts w:ascii="Courier New" w:hAnsi="Courier New" w:cs="Courier New"/>
-          <w:sz w:val="18"/>
-          <w:szCs w:val="18"/>
-        </w:rPr>
-      </w:pPr>
-      <w:r>
-        <w:rPr>
-          <w:rFonts w:ascii="Courier New" w:hAnsi="Courier New" w:cs="Courier New"/>
-          <w:sz w:val="18"/>
-          <w:szCs w:val="18"/>
-        </w:rPr>
-        <w:lastRenderedPageBreak/>
-        <w:t xml:space="preserve">    </w:t>
-      </w:r>
-      <w:proofErr w:type="spellStart"/>
-      <w:proofErr w:type="gramStart"/>
-      <w:r>
-        <w:rPr>
-          <w:rFonts w:ascii="Courier New" w:hAnsi="Courier New" w:cs="Courier New"/>
-          <w:sz w:val="18"/>
-          <w:szCs w:val="18"/>
-        </w:rPr>
-        <w:t>nb</w:t>
-      </w:r>
-      <w:proofErr w:type="gramEnd"/>
-      <w:r>
-        <w:rPr>
-          <w:rFonts w:ascii="Courier New" w:hAnsi="Courier New" w:cs="Courier New"/>
-          <w:sz w:val="18"/>
-          <w:szCs w:val="18"/>
-        </w:rPr>
-        <w:t>_places_max</w:t>
-      </w:r>
-      <w:proofErr w:type="spellEnd"/>
-      <w:r>
-        <w:rPr>
-          <w:rFonts w:ascii="Courier New" w:hAnsi="Courier New" w:cs="Courier New"/>
-          <w:sz w:val="18"/>
-          <w:szCs w:val="18"/>
-        </w:rPr>
-        <w:t xml:space="preserve">   INT             NOT NULL,</w:t>
-      </w:r>
-    </w:p>
-    <w:p>
-      <w:pPr>
-        <w:shd w:val="clear" w:color="auto" w:fill="F2F2F2"/>
-        <w:rPr>
-          <w:rFonts w:ascii="Courier New" w:hAnsi="Courier New" w:cs="Courier New"/>
-          <w:sz w:val="18"/>
-          <w:szCs w:val="18"/>
-        </w:rPr>
-      </w:pPr>
-      <w:r>
-        <w:rPr>
-          <w:rFonts w:ascii="Courier New" w:hAnsi="Courier New" w:cs="Courier New"/>
-          <w:sz w:val="18"/>
-          <w:szCs w:val="18"/>
-        </w:rPr>
-        <w:t xml:space="preserve">    </w:t>
-      </w:r>
-      <w:proofErr w:type="gramStart"/>
-      <w:r>
-        <w:rPr>
-          <w:rFonts w:ascii="Courier New" w:hAnsi="Courier New" w:cs="Courier New"/>
-          <w:sz w:val="18"/>
-          <w:szCs w:val="18"/>
-        </w:rPr>
-        <w:t>prix</w:t>
-      </w:r>
-      <w:proofErr w:type="gramEnd"/>
-      <w:r>
-        <w:rPr>
-          <w:rFonts w:ascii="Courier New" w:hAnsi="Courier New" w:cs="Courier New"/>
-          <w:sz w:val="18"/>
-          <w:szCs w:val="18"/>
-        </w:rPr>
-        <w:t xml:space="preserve">            </w:t>
-      </w:r>
-      <w:proofErr w:type="gramStart"/>
-      <w:r>
-        <w:rPr>
-          <w:rFonts w:ascii="Courier New" w:hAnsi="Courier New" w:cs="Courier New"/>
-          <w:sz w:val="18"/>
-          <w:szCs w:val="18"/>
-        </w:rPr>
-        <w:t>DECIMAL(</w:t>
-      </w:r>
-      <w:proofErr w:type="gramEnd"/>
-      <w:r>
-        <w:rPr>
-          <w:rFonts w:ascii="Courier New" w:hAnsi="Courier New" w:cs="Courier New"/>
-          <w:sz w:val="18"/>
-          <w:szCs w:val="18"/>
-        </w:rPr>
-        <w:t>8,2)    NOT NULL,</w:t>
-      </w:r>
-    </w:p>
-    <w:p>
-      <w:pPr>
-        <w:shd w:val="clear" w:color="auto" w:fill="F2F2F2"/>
-        <w:rPr>
-          <w:rFonts w:ascii="Courier New" w:hAnsi="Courier New" w:cs="Courier New"/>
-          <w:sz w:val="18"/>
-          <w:szCs w:val="18"/>
-        </w:rPr>
-      </w:pPr>
-      <w:r>
-        <w:rPr>
-          <w:rFonts w:ascii="Courier New" w:hAnsi="Courier New" w:cs="Courier New"/>
-          <w:sz w:val="18"/>
-          <w:szCs w:val="18"/>
-        </w:rPr>
-        <w:t xml:space="preserve">    </w:t>
-      </w:r>
-      <w:proofErr w:type="spellStart"/>
-      <w:proofErr w:type="gramStart"/>
-      <w:r>
-        <w:rPr>
-          <w:rFonts w:ascii="Courier New" w:hAnsi="Courier New" w:cs="Courier New"/>
-          <w:sz w:val="18"/>
-          <w:szCs w:val="18"/>
-        </w:rPr>
-        <w:t>id</w:t>
-      </w:r>
-      <w:proofErr w:type="gramEnd"/>
-      <w:r>
-        <w:rPr>
-          <w:rFonts w:ascii="Courier New" w:hAnsi="Courier New" w:cs="Courier New"/>
-          <w:sz w:val="18"/>
-          <w:szCs w:val="18"/>
-        </w:rPr>
-        <w:t>_circuit</w:t>
-      </w:r>
-      <w:proofErr w:type="spellEnd"/>
-      <w:r>
-        <w:rPr>
-          <w:rFonts w:ascii="Courier New" w:hAnsi="Courier New" w:cs="Courier New"/>
-          <w:sz w:val="18"/>
-          <w:szCs w:val="18"/>
-        </w:rPr>
-        <w:t xml:space="preserve">      INT             NOT NULL,</w:t>
-      </w:r>
-    </w:p>
-    <w:p>
-      <w:pPr>
-        <w:shd w:val="clear" w:color="auto" w:fill="F2F2F2"/>
-        <w:rPr>
-          <w:rFonts w:ascii="Courier New" w:hAnsi="Courier New" w:cs="Courier New"/>
-          <w:sz w:val="18"/>
-          <w:szCs w:val="18"/>
-        </w:rPr>
-      </w:pPr>
-      <w:r>
-        <w:rPr>
-          <w:rFonts w:ascii="Courier New" w:hAnsi="Courier New" w:cs="Courier New"/>
-          <w:sz w:val="18"/>
-          <w:szCs w:val="18"/>
-        </w:rPr>
-        <w:t xml:space="preserve">    </w:t>
-      </w:r>
-      <w:proofErr w:type="spellStart"/>
-      <w:proofErr w:type="gramStart"/>
-      <w:r>
-        <w:rPr>
-          <w:rFonts w:ascii="Courier New" w:hAnsi="Courier New" w:cs="Courier New"/>
-          <w:sz w:val="18"/>
-          <w:szCs w:val="18"/>
-        </w:rPr>
-        <w:t>id</w:t>
-      </w:r>
-      <w:proofErr w:type="gramEnd"/>
-      <w:r>
-        <w:rPr>
-          <w:rFonts w:ascii="Courier New" w:hAnsi="Courier New" w:cs="Courier New"/>
-          <w:sz w:val="18"/>
-          <w:szCs w:val="18"/>
-        </w:rPr>
-        <w:t>_</w:t>
-      </w:r>
-      <w:proofErr w:type="gramStart"/>
-      <w:r>
-        <w:rPr>
-          <w:rFonts w:ascii="Courier New" w:hAnsi="Courier New" w:cs="Courier New"/>
-          <w:sz w:val="18"/>
-          <w:szCs w:val="18"/>
-        </w:rPr>
-        <w:t>instructeur</w:t>
-      </w:r>
-      <w:proofErr w:type="spellEnd"/>
-      <w:r>
-        <w:rPr>
-          <w:rFonts w:ascii="Courier New" w:hAnsi="Courier New" w:cs="Courier New"/>
-          <w:sz w:val="18"/>
-          <w:szCs w:val="18"/>
-        </w:rPr>
-        <w:t xml:space="preserve">  INT</w:t>
-      </w:r>
-      <w:proofErr w:type="gramEnd"/>
-      <w:r>
-        <w:rPr>
-          <w:rFonts w:ascii="Courier New" w:hAnsi="Courier New" w:cs="Courier New"/>
-          <w:sz w:val="18"/>
-          <w:szCs w:val="18"/>
-        </w:rPr>
-        <w:t xml:space="preserve">             NOT NULL,</w:t>
-      </w:r>
-    </w:p>
-    <w:p>
-      <w:pPr>
-        <w:shd w:val="clear" w:color="auto" w:fill="F2F2F2"/>
-        <w:rPr>
-          <w:rFonts w:ascii="Courier New" w:hAnsi="Courier New" w:cs="Courier New"/>
-          <w:sz w:val="18"/>
-          <w:szCs w:val="18"/>
-        </w:rPr>
-      </w:pPr>
-      <w:r>
-        <w:rPr>
-          <w:rFonts w:ascii="Courier New" w:hAnsi="Courier New" w:cs="Courier New"/>
-          <w:sz w:val="18"/>
-          <w:szCs w:val="18"/>
-        </w:rPr>
-        <w:t xml:space="preserve">    CONSTRAINT </w:t>
-      </w:r>
-      <w:proofErr w:type="spellStart"/>
-      <w:r>
-        <w:rPr>
-          <w:rFonts w:ascii="Courier New" w:hAnsi="Courier New" w:cs="Courier New"/>
-          <w:sz w:val="18"/>
-          <w:szCs w:val="18"/>
-        </w:rPr>
-        <w:t>pk_stage</w:t>
-      </w:r>
-      <w:proofErr w:type="spellEnd"/>
-      <w:r>
-        <w:rPr>
-          <w:rFonts w:ascii="Courier New" w:hAnsi="Courier New" w:cs="Courier New"/>
-          <w:sz w:val="18"/>
-          <w:szCs w:val="18"/>
-        </w:rPr>
-        <w:t xml:space="preserve"> PRIMARY KEY (</w:t>
-      </w:r>
-      <w:proofErr w:type="spellStart"/>
-      <w:r>
-        <w:rPr>
-          <w:rFonts w:ascii="Courier New" w:hAnsi="Courier New" w:cs="Courier New"/>
-          <w:sz w:val="18"/>
-          <w:szCs w:val="18"/>
-        </w:rPr>
-        <w:t>id_stage</w:t>
-      </w:r>
-      <w:proofErr w:type="spellEnd"/>
-      <w:r>
-        <w:rPr>
-          <w:rFonts w:ascii="Courier New" w:hAnsi="Courier New" w:cs="Courier New"/>
-          <w:sz w:val="18"/>
-          <w:szCs w:val="18"/>
-        </w:rPr>
-        <w:t>),</w:t>
-      </w:r>
-    </w:p>
-    <w:p>
-      <w:pPr>
-        <w:shd w:val="clear" w:color="auto" w:fill="F2F2F2"/>
-        <w:rPr>
-          <w:rFonts w:ascii="Courier New" w:hAnsi="Courier New" w:cs="Courier New"/>
-          <w:sz w:val="18"/>
-          <w:szCs w:val="18"/>
-        </w:rPr>
-      </w:pPr>
-      <w:r>
-        <w:rPr>
-          <w:rFonts w:ascii="Courier New" w:hAnsi="Courier New" w:cs="Courier New"/>
-          <w:color w:val="008000"/>
-          <w:sz w:val="18"/>
-          <w:szCs w:val="18"/>
-        </w:rPr>
-        <w:t xml:space="preserve">    -- </w:t>
-      </w:r>
-      <w:proofErr w:type="gramStart"/>
-      <w:r>
-        <w:rPr>
-          <w:rFonts w:ascii="Courier New" w:hAnsi="Courier New" w:cs="Courier New"/>
-          <w:color w:val="008000"/>
-          <w:sz w:val="18"/>
-          <w:szCs w:val="18"/>
-        </w:rPr>
-        <w:t>on peut pas</w:t>
-      </w:r>
-      <w:proofErr w:type="gramEnd"/>
-      <w:r>
-        <w:rPr>
-          <w:rFonts w:ascii="Courier New" w:hAnsi="Courier New" w:cs="Courier New"/>
-          <w:color w:val="008000"/>
-          <w:sz w:val="18"/>
-          <w:szCs w:val="18"/>
-        </w:rPr>
-        <w:t xml:space="preserve"> supprimer un circuit ou instructeur si y'a des stages dessus</w:t>
-      </w:r>
-    </w:p>
-    <w:p>
-      <w:pPr>
-        <w:shd w:val="clear" w:color="auto" w:fill="F2F2F2"/>
-        <w:rPr>
-          <w:rFonts w:ascii="Courier New" w:hAnsi="Courier New" w:cs="Courier New"/>
-          <w:sz w:val="18"/>
-          <w:szCs w:val="18"/>
-        </w:rPr>
-      </w:pPr>
-      <w:r>
-        <w:rPr>
-          <w:rFonts w:ascii="Courier New" w:hAnsi="Courier New" w:cs="Courier New"/>
-          <w:sz w:val="18"/>
-          <w:szCs w:val="18"/>
-        </w:rPr>
-        <w:t xml:space="preserve">    CONSTRAINT </w:t>
-      </w:r>
-      <w:proofErr w:type="spellStart"/>
-      <w:r>
-        <w:rPr>
-          <w:rFonts w:ascii="Courier New" w:hAnsi="Courier New" w:cs="Courier New"/>
-          <w:sz w:val="18"/>
-          <w:szCs w:val="18"/>
-        </w:rPr>
-        <w:t>fk_stage_circuit</w:t>
-      </w:r>
-      <w:proofErr w:type="spellEnd"/>
-      <w:r>
-        <w:rPr>
-          <w:rFonts w:ascii="Courier New" w:hAnsi="Courier New" w:cs="Courier New"/>
-          <w:sz w:val="18"/>
-          <w:szCs w:val="18"/>
-        </w:rPr>
-        <w:t xml:space="preserve"> FOREIGN KEY (</w:t>
-      </w:r>
-      <w:proofErr w:type="spellStart"/>
-      <w:r>
-        <w:rPr>
-          <w:rFonts w:ascii="Courier New" w:hAnsi="Courier New" w:cs="Courier New"/>
-          <w:sz w:val="18"/>
-          <w:szCs w:val="18"/>
-        </w:rPr>
-        <w:t>id_circuit</w:t>
-      </w:r>
-      <w:proofErr w:type="spellEnd"/>
-      <w:r>
-        <w:rPr>
-          <w:rFonts w:ascii="Courier New" w:hAnsi="Courier New" w:cs="Courier New"/>
-          <w:sz w:val="18"/>
-          <w:szCs w:val="18"/>
-        </w:rPr>
-        <w:t xml:space="preserve">) REFERENCES </w:t>
-      </w:r>
-      <w:proofErr w:type="gramStart"/>
-      <w:r>
-        <w:rPr>
-          <w:rFonts w:ascii="Courier New" w:hAnsi="Courier New" w:cs="Courier New"/>
-          <w:sz w:val="18"/>
-          <w:szCs w:val="18"/>
-        </w:rPr>
-        <w:t>CIRCUIT(</w:t>
-      </w:r>
-      <w:proofErr w:type="spellStart"/>
-      <w:proofErr w:type="gramEnd"/>
-      <w:r>
-        <w:rPr>
-          <w:rFonts w:ascii="Courier New" w:hAnsi="Courier New" w:cs="Courier New"/>
-          <w:sz w:val="18"/>
-          <w:szCs w:val="18"/>
-        </w:rPr>
-        <w:t>id_circuit</w:t>
-      </w:r>
-      <w:proofErr w:type="spellEnd"/>
-      <w:r>
-        <w:rPr>
-          <w:rFonts w:ascii="Courier New" w:hAnsi="Courier New" w:cs="Courier New"/>
-          <w:sz w:val="18"/>
-          <w:szCs w:val="18"/>
-        </w:rPr>
-        <w:t>)</w:t>
-      </w:r>
-    </w:p>
-    <w:p>
-      <w:pPr>
-        <w:shd w:val="clear" w:color="auto" w:fill="F2F2F2"/>
-        <w:rPr>
-          <w:rFonts w:ascii="Courier New" w:hAnsi="Courier New" w:cs="Courier New"/>
-          <w:sz w:val="18"/>
-          <w:szCs w:val="18"/>
-        </w:rPr>
-      </w:pPr>
-      <w:r>
-        <w:rPr>
-          <w:rFonts w:ascii="Courier New" w:hAnsi="Courier New" w:cs="Courier New"/>
-          <w:sz w:val="18"/>
-          <w:szCs w:val="18"/>
-        </w:rPr>
-        <w:t xml:space="preserve">        ON DELETE RESTRICT ON UPDATE CASCADE,</w:t>
-      </w:r>
-    </w:p>
-    <w:p>
-      <w:pPr>
-        <w:shd w:val="clear" w:color="auto" w:fill="F2F2F2"/>
-        <w:rPr>
-          <w:rFonts w:ascii="Courier New" w:hAnsi="Courier New" w:cs="Courier New"/>
-          <w:sz w:val="18"/>
-          <w:szCs w:val="18"/>
-        </w:rPr>
-      </w:pPr>
-      <w:r>
-        <w:rPr>
-          <w:rFonts w:ascii="Courier New" w:hAnsi="Courier New" w:cs="Courier New"/>
-          <w:sz w:val="18"/>
-          <w:szCs w:val="18"/>
-        </w:rPr>
-        <w:t xml:space="preserve">    CONSTRAINT </w:t>
-      </w:r>
-      <w:proofErr w:type="spellStart"/>
-      <w:r>
-        <w:rPr>
-          <w:rFonts w:ascii="Courier New" w:hAnsi="Courier New" w:cs="Courier New"/>
-          <w:sz w:val="18"/>
-          <w:szCs w:val="18"/>
-        </w:rPr>
-        <w:t>fk_stage_instructeur</w:t>
-      </w:r>
-      <w:proofErr w:type="spellEnd"/>
-      <w:r>
-        <w:rPr>
-          <w:rFonts w:ascii="Courier New" w:hAnsi="Courier New" w:cs="Courier New"/>
-          <w:sz w:val="18"/>
-          <w:szCs w:val="18"/>
-        </w:rPr>
-        <w:t xml:space="preserve"> FOREIGN KEY (</w:t>
-      </w:r>
-      <w:proofErr w:type="spellStart"/>
-      <w:r>
-        <w:rPr>
-          <w:rFonts w:ascii="Courier New" w:hAnsi="Courier New" w:cs="Courier New"/>
-          <w:sz w:val="18"/>
-          <w:szCs w:val="18"/>
-        </w:rPr>
-        <w:t>id_instructeur</w:t>
-      </w:r>
-      <w:proofErr w:type="spellEnd"/>
-      <w:r>
-        <w:rPr>
-          <w:rFonts w:ascii="Courier New" w:hAnsi="Courier New" w:cs="Courier New"/>
-          <w:sz w:val="18"/>
-          <w:szCs w:val="18"/>
-        </w:rPr>
-        <w:t xml:space="preserve">) REFERENCES </w:t>
-      </w:r>
-      <w:proofErr w:type="gramStart"/>
-      <w:r>
-        <w:rPr>
-          <w:rFonts w:ascii="Courier New" w:hAnsi="Courier New" w:cs="Courier New"/>
-          <w:sz w:val="18"/>
-          <w:szCs w:val="18"/>
-        </w:rPr>
-        <w:t>INSTRUCTEUR(</w:t>
-      </w:r>
-      <w:proofErr w:type="spellStart"/>
-      <w:proofErr w:type="gramEnd"/>
-      <w:r>
-        <w:rPr>
-          <w:rFonts w:ascii="Courier New" w:hAnsi="Courier New" w:cs="Courier New"/>
-          <w:sz w:val="18"/>
-          <w:szCs w:val="18"/>
-        </w:rPr>
-        <w:t>id_instructeur</w:t>
-      </w:r>
-      <w:proofErr w:type="spellEnd"/>
-      <w:r>
-        <w:rPr>
-          <w:rFonts w:ascii="Courier New" w:hAnsi="Courier New" w:cs="Courier New"/>
-          <w:sz w:val="18"/>
-          <w:szCs w:val="18"/>
-        </w:rPr>
-        <w:t>)</w:t>
-      </w:r>
-    </w:p>
-    <w:p>
-      <w:pPr>
-        <w:shd w:val="clear" w:color="auto" w:fill="F2F2F2"/>
-        <w:rPr>
-          <w:rFonts w:ascii="Courier New" w:hAnsi="Courier New" w:cs="Courier New"/>
-          <w:sz w:val="18"/>
-          <w:szCs w:val="18"/>
-        </w:rPr>
-      </w:pPr>
-      <w:r>
-        <w:rPr>
-          <w:rFonts w:ascii="Courier New" w:hAnsi="Courier New" w:cs="Courier New"/>
-          <w:sz w:val="18"/>
-          <w:szCs w:val="18"/>
-        </w:rPr>
-        <w:t xml:space="preserve">        ON DELETE RESTRICT ON UPDATE CASCADE,</w:t>
-      </w:r>
-    </w:p>
-    <w:p>
-      <w:pPr>
-        <w:shd w:val="clear" w:color="auto" w:fill="F2F2F2"/>
-        <w:rPr>
-          <w:rFonts w:ascii="Courier New" w:hAnsi="Courier New" w:cs="Courier New"/>
-          <w:sz w:val="18"/>
-          <w:szCs w:val="18"/>
-        </w:rPr>
-      </w:pPr>
-      <w:r>
-        <w:rPr>
-          <w:rFonts w:ascii="Courier New" w:hAnsi="Courier New" w:cs="Courier New"/>
-          <w:sz w:val="18"/>
-          <w:szCs w:val="18"/>
-        </w:rPr>
-        <w:t xml:space="preserve">    CONSTRAINT </w:t>
-      </w:r>
-      <w:proofErr w:type="spellStart"/>
-      <w:r>
-        <w:rPr>
-          <w:rFonts w:ascii="Courier New" w:hAnsi="Courier New" w:cs="Courier New"/>
-          <w:sz w:val="18"/>
-          <w:szCs w:val="18"/>
-        </w:rPr>
-        <w:t>chk_duree</w:t>
-      </w:r>
-      <w:proofErr w:type="spellEnd"/>
-      <w:r>
-        <w:rPr>
-          <w:rFonts w:ascii="Courier New" w:hAnsi="Courier New" w:cs="Courier New"/>
-          <w:sz w:val="18"/>
-          <w:szCs w:val="18"/>
-        </w:rPr>
-        <w:t xml:space="preserve"> CHECK (</w:t>
-      </w:r>
-      <w:proofErr w:type="spellStart"/>
-      <w:r>
-        <w:rPr>
-          <w:rFonts w:ascii="Courier New" w:hAnsi="Courier New" w:cs="Courier New"/>
-          <w:sz w:val="18"/>
-          <w:szCs w:val="18"/>
-        </w:rPr>
-        <w:t>duree_jours</w:t>
-      </w:r>
-      <w:proofErr w:type="spellEnd"/>
-      <w:r>
-        <w:rPr>
-          <w:rFonts w:ascii="Courier New" w:hAnsi="Courier New" w:cs="Courier New"/>
-          <w:sz w:val="18"/>
-          <w:szCs w:val="18"/>
-        </w:rPr>
-        <w:t xml:space="preserve"> &gt; 0),</w:t>
-      </w:r>
-    </w:p>
-    <w:p>
-      <w:pPr>
-        <w:shd w:val="clear" w:color="auto" w:fill="F2F2F2"/>
-        <w:rPr>
-          <w:rFonts w:ascii="Courier New" w:hAnsi="Courier New" w:cs="Courier New"/>
-          <w:sz w:val="18"/>
-          <w:szCs w:val="18"/>
-        </w:rPr>
-      </w:pPr>
-      <w:r>
-        <w:rPr>
-          <w:rFonts w:ascii="Courier New" w:hAnsi="Courier New" w:cs="Courier New"/>
-          <w:sz w:val="18"/>
-          <w:szCs w:val="18"/>
-        </w:rPr>
-        <w:t xml:space="preserve">    CONSTRAINT </w:t>
-      </w:r>
-      <w:proofErr w:type="spellStart"/>
-      <w:r>
-        <w:rPr>
-          <w:rFonts w:ascii="Courier New" w:hAnsi="Courier New" w:cs="Courier New"/>
-          <w:sz w:val="18"/>
-          <w:szCs w:val="18"/>
-        </w:rPr>
-        <w:t>chk_places</w:t>
-      </w:r>
-      <w:proofErr w:type="spellEnd"/>
-      <w:r>
-        <w:rPr>
-          <w:rFonts w:ascii="Courier New" w:hAnsi="Courier New" w:cs="Courier New"/>
-          <w:sz w:val="18"/>
-          <w:szCs w:val="18"/>
-        </w:rPr>
-        <w:t xml:space="preserve"> CHECK (</w:t>
-      </w:r>
-      <w:proofErr w:type="spellStart"/>
-      <w:r>
-        <w:rPr>
-          <w:rFonts w:ascii="Courier New" w:hAnsi="Courier New" w:cs="Courier New"/>
-          <w:sz w:val="18"/>
-          <w:szCs w:val="18"/>
-        </w:rPr>
-        <w:t>nb_places_max</w:t>
-      </w:r>
-      <w:proofErr w:type="spellEnd"/>
-      <w:r>
-        <w:rPr>
-          <w:rFonts w:ascii="Courier New" w:hAnsi="Courier New" w:cs="Courier New"/>
-          <w:sz w:val="18"/>
-          <w:szCs w:val="18"/>
-        </w:rPr>
-        <w:t xml:space="preserve"> &gt; 0),</w:t>
-      </w:r>
-    </w:p>
-    <w:p>
-      <w:pPr>
-        <w:shd w:val="clear" w:color="auto" w:fill="F2F2F2"/>
-        <w:rPr>
-          <w:rFonts w:ascii="Courier New" w:hAnsi="Courier New" w:cs="Courier New"/>
-          <w:sz w:val="18"/>
-          <w:szCs w:val="18"/>
-        </w:rPr>
-      </w:pPr>
-      <w:r>
-        <w:rPr>
-          <w:rFonts w:ascii="Courier New" w:hAnsi="Courier New" w:cs="Courier New"/>
-          <w:color w:val="008000"/>
-          <w:sz w:val="18"/>
-          <w:szCs w:val="18"/>
-        </w:rPr>
-        <w:t xml:space="preserve">    -- </w:t>
-      </w:r>
-      <w:proofErr w:type="spellStart"/>
-      <w:r>
-        <w:rPr>
-          <w:rFonts w:ascii="Courier New" w:hAnsi="Courier New" w:cs="Courier New"/>
-          <w:color w:val="008000"/>
-          <w:sz w:val="18"/>
-          <w:szCs w:val="18"/>
-        </w:rPr>
-        <w:t>regle</w:t>
-      </w:r>
-      <w:proofErr w:type="spellEnd"/>
-      <w:r>
-        <w:rPr>
-          <w:rFonts w:ascii="Courier New" w:hAnsi="Courier New" w:cs="Courier New"/>
-          <w:color w:val="008000"/>
-          <w:sz w:val="18"/>
-          <w:szCs w:val="18"/>
-        </w:rPr>
-        <w:t xml:space="preserve"> </w:t>
-      </w:r>
-      <w:proofErr w:type="spellStart"/>
-      <w:r>
-        <w:rPr>
-          <w:rFonts w:ascii="Courier New" w:hAnsi="Courier New" w:cs="Courier New"/>
-          <w:color w:val="008000"/>
-          <w:sz w:val="18"/>
-          <w:szCs w:val="18"/>
-        </w:rPr>
-        <w:t>metier</w:t>
-      </w:r>
-      <w:proofErr w:type="spellEnd"/>
-      <w:r>
-        <w:rPr>
-          <w:rFonts w:ascii="Courier New" w:hAnsi="Courier New" w:cs="Courier New"/>
-          <w:color w:val="008000"/>
-          <w:sz w:val="18"/>
-          <w:szCs w:val="18"/>
-        </w:rPr>
-        <w:t xml:space="preserve"> : le </w:t>
-      </w:r>
-      <w:proofErr w:type="gramStart"/>
-      <w:r>
-        <w:rPr>
-          <w:rFonts w:ascii="Courier New" w:hAnsi="Courier New" w:cs="Courier New"/>
-          <w:color w:val="008000"/>
-          <w:sz w:val="18"/>
-          <w:szCs w:val="18"/>
-        </w:rPr>
-        <w:t>prix peut pas</w:t>
-      </w:r>
-      <w:proofErr w:type="gramEnd"/>
-      <w:r>
-        <w:rPr>
-          <w:rFonts w:ascii="Courier New" w:hAnsi="Courier New" w:cs="Courier New"/>
-          <w:color w:val="008000"/>
-          <w:sz w:val="18"/>
-          <w:szCs w:val="18"/>
-        </w:rPr>
-        <w:t xml:space="preserve"> </w:t>
-      </w:r>
-      <w:proofErr w:type="spellStart"/>
-      <w:r>
-        <w:rPr>
-          <w:rFonts w:ascii="Courier New" w:hAnsi="Courier New" w:cs="Courier New"/>
-          <w:color w:val="008000"/>
-          <w:sz w:val="18"/>
-          <w:szCs w:val="18"/>
-        </w:rPr>
-        <w:t>etre</w:t>
-      </w:r>
-      <w:proofErr w:type="spellEnd"/>
-      <w:r>
-        <w:rPr>
-          <w:rFonts w:ascii="Courier New" w:hAnsi="Courier New" w:cs="Courier New"/>
-          <w:color w:val="008000"/>
-          <w:sz w:val="18"/>
-          <w:szCs w:val="18"/>
-        </w:rPr>
-        <w:t xml:space="preserve"> </w:t>
-      </w:r>
-      <w:proofErr w:type="spellStart"/>
-      <w:r>
-        <w:rPr>
-          <w:rFonts w:ascii="Courier New" w:hAnsi="Courier New" w:cs="Courier New"/>
-          <w:color w:val="008000"/>
-          <w:sz w:val="18"/>
-          <w:szCs w:val="18"/>
-        </w:rPr>
-        <w:t>negatif</w:t>
-      </w:r>
-      <w:proofErr w:type="spellEnd"/>
-    </w:p>
-    <w:p>
-      <w:pPr>
-        <w:shd w:val="clear" w:color="auto" w:fill="F2F2F2"/>
-        <w:rPr>
-          <w:rFonts w:ascii="Courier New" w:hAnsi="Courier New" w:cs="Courier New"/>
-          <w:sz w:val="18"/>
-          <w:szCs w:val="18"/>
-        </w:rPr>
-      </w:pPr>
-      <w:r>
-        <w:rPr>
-          <w:rFonts w:ascii="Courier New" w:hAnsi="Courier New" w:cs="Courier New"/>
-          <w:sz w:val="18"/>
-          <w:szCs w:val="18"/>
-        </w:rPr>
-        <w:t xml:space="preserve">    CONSTRAINT </w:t>
-      </w:r>
-      <w:proofErr w:type="spellStart"/>
-      <w:r>
-        <w:rPr>
-          <w:rFonts w:ascii="Courier New" w:hAnsi="Courier New" w:cs="Courier New"/>
-          <w:sz w:val="18"/>
-          <w:szCs w:val="18"/>
-        </w:rPr>
-        <w:t>chk_prix</w:t>
-      </w:r>
-      <w:proofErr w:type="spellEnd"/>
-      <w:r>
-        <w:rPr>
-          <w:rFonts w:ascii="Courier New" w:hAnsi="Courier New" w:cs="Courier New"/>
-          <w:sz w:val="18"/>
-          <w:szCs w:val="18"/>
-        </w:rPr>
-        <w:t xml:space="preserve"> CHECK (prix &gt;= 0)</w:t>
-      </w:r>
-    </w:p>
-    <w:p>
-      <w:pPr>
-        <w:shd w:val="clear" w:color="auto" w:fill="F2F2F2"/>
-        <w:rPr>
-          <w:rFonts w:ascii="Courier New" w:hAnsi="Courier New" w:cs="Courier New"/>
-          <w:sz w:val="18"/>
-          <w:szCs w:val="18"/>
-        </w:rPr>
-      </w:pPr>
-      <w:r>
-        <w:rPr>
-          <w:rFonts w:ascii="Courier New" w:hAnsi="Courier New" w:cs="Courier New"/>
-          <w:sz w:val="18"/>
-          <w:szCs w:val="18"/>
-        </w:rPr>
-        <w:t>);</w:t>
-      </w:r>
-    </w:p>
-    <w:p>
-      <w:pPr>
-        <w:shd w:val="clear" w:color="auto" w:fill="F2F2F2"/>
-        <w:rPr>
-          <w:rFonts w:ascii="Courier New" w:hAnsi="Courier New" w:cs="Courier New"/>
-          <w:sz w:val="18"/>
-          <w:szCs w:val="18"/>
-        </w:rPr>
-      </w:pPr>
-      <w:r>
-        <w:rPr>
-          <w:rFonts w:ascii="Courier New" w:hAnsi="Courier New" w:cs="Courier New"/>
-          <w:sz w:val="18"/>
-          <w:szCs w:val="18"/>
-        </w:rPr>
-        <w:t xml:space="preserve"> </w:t>
-      </w:r>
-    </w:p>
-    <w:p>
-      <w:pPr>
-        <w:shd w:val="clear" w:color="auto" w:fill="F2F2F2"/>
-        <w:rPr>
-          <w:rFonts w:ascii="Courier New" w:hAnsi="Courier New" w:cs="Courier New"/>
-          <w:sz w:val="18"/>
-          <w:szCs w:val="18"/>
-        </w:rPr>
-      </w:pPr>
-      <w:r>
-        <w:rPr>
-          <w:rFonts w:ascii="Courier New" w:hAnsi="Courier New" w:cs="Courier New"/>
-          <w:color w:val="008000"/>
-          <w:sz w:val="18"/>
-          <w:szCs w:val="18"/>
-        </w:rPr>
-        <w:t>-- ==================== INSCRIPTION ====================</w:t>
-      </w:r>
-    </w:p>
-    <w:p>
-      <w:pPr>
-        <w:shd w:val="clear" w:color="auto" w:fill="F2F2F2"/>
-        <w:rPr>
-          <w:rFonts w:ascii="Courier New" w:hAnsi="Courier New" w:cs="Courier New"/>
-          <w:sz w:val="18"/>
-          <w:szCs w:val="18"/>
-        </w:rPr>
-      </w:pPr>
-      <w:r>
-        <w:rPr>
-          <w:rFonts w:ascii="Courier New" w:hAnsi="Courier New" w:cs="Courier New"/>
-          <w:color w:val="008000"/>
-          <w:sz w:val="18"/>
-          <w:szCs w:val="18"/>
-        </w:rPr>
-        <w:t>-- table issue de l'association ternaire PILOTE - STAGE - VEHICULE</w:t>
-      </w:r>
-    </w:p>
-    <w:p>
-      <w:pPr>
-        <w:shd w:val="clear" w:color="auto" w:fill="F2F2F2"/>
-        <w:rPr>
-          <w:rFonts w:ascii="Courier New" w:hAnsi="Courier New" w:cs="Courier New"/>
-          <w:sz w:val="18"/>
-          <w:szCs w:val="18"/>
-        </w:rPr>
-      </w:pPr>
-      <w:r>
-        <w:rPr>
-          <w:rFonts w:ascii="Courier New" w:hAnsi="Courier New" w:cs="Courier New"/>
-          <w:color w:val="008000"/>
-          <w:sz w:val="18"/>
-          <w:szCs w:val="18"/>
-        </w:rPr>
-        <w:t xml:space="preserve">-- la PK composite garantit qu'un </w:t>
-      </w:r>
-      <w:proofErr w:type="gramStart"/>
-      <w:r>
-        <w:rPr>
-          <w:rFonts w:ascii="Courier New" w:hAnsi="Courier New" w:cs="Courier New"/>
-          <w:color w:val="008000"/>
-          <w:sz w:val="18"/>
-          <w:szCs w:val="18"/>
-        </w:rPr>
-        <w:t>pilote choisit pas</w:t>
-      </w:r>
-      <w:proofErr w:type="gramEnd"/>
-      <w:r>
-        <w:rPr>
-          <w:rFonts w:ascii="Courier New" w:hAnsi="Courier New" w:cs="Courier New"/>
-          <w:color w:val="008000"/>
-          <w:sz w:val="18"/>
-          <w:szCs w:val="18"/>
-        </w:rPr>
-        <w:t xml:space="preserve"> 2 </w:t>
-      </w:r>
-      <w:proofErr w:type="spellStart"/>
-      <w:r>
-        <w:rPr>
-          <w:rFonts w:ascii="Courier New" w:hAnsi="Courier New" w:cs="Courier New"/>
-          <w:color w:val="008000"/>
-          <w:sz w:val="18"/>
-          <w:szCs w:val="18"/>
-        </w:rPr>
-        <w:t>vehicules</w:t>
-      </w:r>
-      <w:proofErr w:type="spellEnd"/>
-      <w:r>
-        <w:rPr>
-          <w:rFonts w:ascii="Courier New" w:hAnsi="Courier New" w:cs="Courier New"/>
-          <w:color w:val="008000"/>
-          <w:sz w:val="18"/>
-          <w:szCs w:val="18"/>
-        </w:rPr>
-        <w:t xml:space="preserve"> pour le </w:t>
-      </w:r>
-      <w:proofErr w:type="spellStart"/>
-      <w:r>
-        <w:rPr>
-          <w:rFonts w:ascii="Courier New" w:hAnsi="Courier New" w:cs="Courier New"/>
-          <w:color w:val="008000"/>
-          <w:sz w:val="18"/>
-          <w:szCs w:val="18"/>
-        </w:rPr>
-        <w:t>meme</w:t>
-      </w:r>
-      <w:proofErr w:type="spellEnd"/>
-      <w:r>
-        <w:rPr>
-          <w:rFonts w:ascii="Courier New" w:hAnsi="Courier New" w:cs="Courier New"/>
-          <w:color w:val="008000"/>
-          <w:sz w:val="18"/>
-          <w:szCs w:val="18"/>
-        </w:rPr>
-        <w:t xml:space="preserve"> stage</w:t>
-      </w:r>
-    </w:p>
-    <w:p>
-      <w:pPr>
-        <w:shd w:val="clear" w:color="auto" w:fill="F2F2F2"/>
-        <w:rPr>
-          <w:rFonts w:ascii="Courier New" w:hAnsi="Courier New" w:cs="Courier New"/>
-          <w:sz w:val="18"/>
-          <w:szCs w:val="18"/>
-        </w:rPr>
-      </w:pPr>
-      <w:r>
-        <w:rPr>
-          <w:rFonts w:ascii="Courier New" w:hAnsi="Courier New" w:cs="Courier New"/>
-          <w:color w:val="00008B"/>
-          <w:sz w:val="18"/>
-          <w:szCs w:val="18"/>
-        </w:rPr>
-        <w:t>CREATE TABLE</w:t>
-      </w:r>
-      <w:r>
-        <w:rPr>
-          <w:rFonts w:ascii="Courier New" w:hAnsi="Courier New" w:cs="Courier New"/>
-          <w:sz w:val="18"/>
-          <w:szCs w:val="18"/>
-        </w:rPr>
-        <w:t xml:space="preserve"> INSCRIPTION (</w:t>
-      </w:r>
-    </w:p>
-    <w:p>
-      <w:pPr>
-        <w:shd w:val="clear" w:color="auto" w:fill="F2F2F2"/>
-        <w:rPr>
-          <w:rFonts w:ascii="Courier New" w:hAnsi="Courier New" w:cs="Courier New"/>
-          <w:sz w:val="18"/>
-          <w:szCs w:val="18"/>
-        </w:rPr>
-      </w:pPr>
-      <w:r>
-        <w:rPr>
-          <w:rFonts w:ascii="Courier New" w:hAnsi="Courier New" w:cs="Courier New"/>
-          <w:sz w:val="18"/>
-          <w:szCs w:val="18"/>
-        </w:rPr>
-        <w:t xml:space="preserve">    </w:t>
-      </w:r>
-      <w:proofErr w:type="spellStart"/>
-      <w:proofErr w:type="gramStart"/>
-      <w:r>
-        <w:rPr>
-          <w:rFonts w:ascii="Courier New" w:hAnsi="Courier New" w:cs="Courier New"/>
-          <w:sz w:val="18"/>
-          <w:szCs w:val="18"/>
-        </w:rPr>
-        <w:t>id</w:t>
-      </w:r>
-      <w:proofErr w:type="gramEnd"/>
-      <w:r>
-        <w:rPr>
-          <w:rFonts w:ascii="Courier New" w:hAnsi="Courier New" w:cs="Courier New"/>
-          <w:sz w:val="18"/>
-          <w:szCs w:val="18"/>
-        </w:rPr>
-        <w:t>_pilote</w:t>
-      </w:r>
-      <w:proofErr w:type="spellEnd"/>
-      <w:r>
-        <w:rPr>
-          <w:rFonts w:ascii="Courier New" w:hAnsi="Courier New" w:cs="Courier New"/>
-          <w:sz w:val="18"/>
-          <w:szCs w:val="18"/>
-        </w:rPr>
-        <w:t xml:space="preserve">       INT             NOT NULL,</w:t>
-      </w:r>
-    </w:p>
-    <w:p>
-      <w:pPr>
-        <w:shd w:val="clear" w:color="auto" w:fill="F2F2F2"/>
-        <w:rPr>
-          <w:rFonts w:ascii="Courier New" w:hAnsi="Courier New" w:cs="Courier New"/>
-          <w:sz w:val="18"/>
-          <w:szCs w:val="18"/>
-        </w:rPr>
-      </w:pPr>
-      <w:r>
-        <w:rPr>
-          <w:rFonts w:ascii="Courier New" w:hAnsi="Courier New" w:cs="Courier New"/>
-          <w:sz w:val="18"/>
-          <w:szCs w:val="18"/>
-        </w:rPr>
-        <w:t xml:space="preserve">    </w:t>
-      </w:r>
-      <w:proofErr w:type="spellStart"/>
-      <w:proofErr w:type="gramStart"/>
-      <w:r>
-        <w:rPr>
-          <w:rFonts w:ascii="Courier New" w:hAnsi="Courier New" w:cs="Courier New"/>
-          <w:sz w:val="18"/>
-          <w:szCs w:val="18"/>
-        </w:rPr>
-        <w:t>id</w:t>
-      </w:r>
-      <w:proofErr w:type="gramEnd"/>
-      <w:r>
-        <w:rPr>
-          <w:rFonts w:ascii="Courier New" w:hAnsi="Courier New" w:cs="Courier New"/>
-          <w:sz w:val="18"/>
-          <w:szCs w:val="18"/>
-        </w:rPr>
-        <w:t>_stage</w:t>
-      </w:r>
-      <w:proofErr w:type="spellEnd"/>
-      <w:r>
-        <w:rPr>
-          <w:rFonts w:ascii="Courier New" w:hAnsi="Courier New" w:cs="Courier New"/>
-          <w:sz w:val="18"/>
-          <w:szCs w:val="18"/>
-        </w:rPr>
-        <w:t xml:space="preserve">        INT             NOT NULL,</w:t>
-      </w:r>
-    </w:p>
-    <w:p>
-      <w:pPr>
-        <w:shd w:val="clear" w:color="auto" w:fill="F2F2F2"/>
-        <w:rPr>
-          <w:rFonts w:ascii="Courier New" w:hAnsi="Courier New" w:cs="Courier New"/>
-          <w:sz w:val="18"/>
-          <w:szCs w:val="18"/>
-        </w:rPr>
-      </w:pPr>
-      <w:r>
-        <w:rPr>
-          <w:rFonts w:ascii="Courier New" w:hAnsi="Courier New" w:cs="Courier New"/>
-          <w:sz w:val="18"/>
-          <w:szCs w:val="18"/>
-        </w:rPr>
-        <w:t xml:space="preserve">    </w:t>
-      </w:r>
-      <w:proofErr w:type="spellStart"/>
-      <w:proofErr w:type="gramStart"/>
-      <w:r>
-        <w:rPr>
-          <w:rFonts w:ascii="Courier New" w:hAnsi="Courier New" w:cs="Courier New"/>
-          <w:sz w:val="18"/>
-          <w:szCs w:val="18"/>
-        </w:rPr>
-        <w:t>id</w:t>
-      </w:r>
-      <w:proofErr w:type="gramEnd"/>
-      <w:r>
-        <w:rPr>
-          <w:rFonts w:ascii="Courier New" w:hAnsi="Courier New" w:cs="Courier New"/>
-          <w:sz w:val="18"/>
-          <w:szCs w:val="18"/>
-        </w:rPr>
-        <w:t>_vehicule</w:t>
-      </w:r>
-      <w:proofErr w:type="spellEnd"/>
-      <w:r>
-        <w:rPr>
-          <w:rFonts w:ascii="Courier New" w:hAnsi="Courier New" w:cs="Courier New"/>
-          <w:sz w:val="18"/>
-          <w:szCs w:val="18"/>
-        </w:rPr>
-        <w:t xml:space="preserve">     INT             NOT NULL,</w:t>
-      </w:r>
-    </w:p>
-    <w:p>
-      <w:pPr>
-        <w:shd w:val="clear" w:color="auto" w:fill="F2F2F2"/>
-        <w:rPr>
-          <w:rFonts w:ascii="Courier New" w:hAnsi="Courier New" w:cs="Courier New"/>
-          <w:sz w:val="18"/>
-          <w:szCs w:val="18"/>
-        </w:rPr>
-      </w:pPr>
-      <w:r>
-        <w:rPr>
-          <w:rFonts w:ascii="Courier New" w:hAnsi="Courier New" w:cs="Courier New"/>
-          <w:sz w:val="18"/>
-          <w:szCs w:val="18"/>
-        </w:rPr>
-        <w:t xml:space="preserve">    </w:t>
-      </w:r>
-      <w:proofErr w:type="spellStart"/>
-      <w:proofErr w:type="gramStart"/>
-      <w:r>
-        <w:rPr>
-          <w:rFonts w:ascii="Courier New" w:hAnsi="Courier New" w:cs="Courier New"/>
-          <w:sz w:val="18"/>
-          <w:szCs w:val="18"/>
-        </w:rPr>
-        <w:t>date</w:t>
-      </w:r>
-      <w:proofErr w:type="gramEnd"/>
-      <w:r>
-        <w:rPr>
-          <w:rFonts w:ascii="Courier New" w:hAnsi="Courier New" w:cs="Courier New"/>
-          <w:sz w:val="18"/>
-          <w:szCs w:val="18"/>
-        </w:rPr>
-        <w:t>_inscription</w:t>
-      </w:r>
-      <w:proofErr w:type="spellEnd"/>
-      <w:r>
-        <w:rPr>
-          <w:rFonts w:ascii="Courier New" w:hAnsi="Courier New" w:cs="Courier New"/>
-          <w:sz w:val="18"/>
-          <w:szCs w:val="18"/>
-        </w:rPr>
-        <w:t xml:space="preserve"> DATE           NOT NULL,</w:t>
-      </w:r>
-    </w:p>
-    <w:p>
-      <w:pPr>
-        <w:shd w:val="clear" w:color="auto" w:fill="F2F2F2"/>
-        <w:rPr>
-          <w:rFonts w:ascii="Courier New" w:hAnsi="Courier New" w:cs="Courier New"/>
-          <w:sz w:val="18"/>
-          <w:szCs w:val="18"/>
-        </w:rPr>
-      </w:pPr>
-      <w:r>
-        <w:rPr>
-          <w:rFonts w:ascii="Courier New" w:hAnsi="Courier New" w:cs="Courier New"/>
-          <w:sz w:val="18"/>
-          <w:szCs w:val="18"/>
-        </w:rPr>
-        <w:t xml:space="preserve">    </w:t>
-      </w:r>
-      <w:proofErr w:type="gramStart"/>
-      <w:r>
-        <w:rPr>
-          <w:rFonts w:ascii="Courier New" w:hAnsi="Courier New" w:cs="Courier New"/>
-          <w:sz w:val="18"/>
-          <w:szCs w:val="18"/>
-        </w:rPr>
-        <w:t>statut</w:t>
-      </w:r>
-      <w:proofErr w:type="gramEnd"/>
-      <w:r>
-        <w:rPr>
-          <w:rFonts w:ascii="Courier New" w:hAnsi="Courier New" w:cs="Courier New"/>
-          <w:sz w:val="18"/>
-          <w:szCs w:val="18"/>
-        </w:rPr>
-        <w:t xml:space="preserve">          </w:t>
-      </w:r>
-      <w:proofErr w:type="gramStart"/>
-      <w:r>
-        <w:rPr>
-          <w:rFonts w:ascii="Courier New" w:hAnsi="Courier New" w:cs="Courier New"/>
-          <w:sz w:val="18"/>
-          <w:szCs w:val="18"/>
-        </w:rPr>
-        <w:t>VARCHAR(</w:t>
-      </w:r>
-      <w:proofErr w:type="gramEnd"/>
-      <w:r>
-        <w:rPr>
-          <w:rFonts w:ascii="Courier New" w:hAnsi="Courier New" w:cs="Courier New"/>
-          <w:sz w:val="18"/>
-          <w:szCs w:val="18"/>
-        </w:rPr>
-        <w:t>20)     NOT NULL,</w:t>
-      </w:r>
-    </w:p>
-    <w:p>
-      <w:pPr>
-        <w:shd w:val="clear" w:color="auto" w:fill="F2F2F2"/>
-        <w:rPr>
-          <w:rFonts w:ascii="Courier New" w:hAnsi="Courier New" w:cs="Courier New"/>
-          <w:sz w:val="18"/>
-          <w:szCs w:val="18"/>
-        </w:rPr>
-      </w:pPr>
-      <w:r>
-        <w:rPr>
-          <w:rFonts w:ascii="Courier New" w:hAnsi="Courier New" w:cs="Courier New"/>
-          <w:sz w:val="18"/>
-          <w:szCs w:val="18"/>
-        </w:rPr>
-        <w:t xml:space="preserve">    CONSTRAINT </w:t>
-      </w:r>
-      <w:proofErr w:type="spellStart"/>
-      <w:r>
-        <w:rPr>
-          <w:rFonts w:ascii="Courier New" w:hAnsi="Courier New" w:cs="Courier New"/>
-          <w:sz w:val="18"/>
-          <w:szCs w:val="18"/>
-        </w:rPr>
-        <w:t>pk_inscription</w:t>
-      </w:r>
-      <w:proofErr w:type="spellEnd"/>
-      <w:r>
-        <w:rPr>
-          <w:rFonts w:ascii="Courier New" w:hAnsi="Courier New" w:cs="Courier New"/>
-          <w:sz w:val="18"/>
-          <w:szCs w:val="18"/>
-        </w:rPr>
-        <w:t xml:space="preserve"> PRIMARY KEY (</w:t>
-      </w:r>
-      <w:proofErr w:type="spellStart"/>
-      <w:r>
-        <w:rPr>
-          <w:rFonts w:ascii="Courier New" w:hAnsi="Courier New" w:cs="Courier New"/>
-          <w:sz w:val="18"/>
-          <w:szCs w:val="18"/>
-        </w:rPr>
-        <w:t>id_pilote</w:t>
-      </w:r>
-      <w:proofErr w:type="spellEnd"/>
-      <w:r>
-        <w:rPr>
-          <w:rFonts w:ascii="Courier New" w:hAnsi="Courier New" w:cs="Courier New"/>
-          <w:sz w:val="18"/>
-          <w:szCs w:val="18"/>
-        </w:rPr>
-        <w:t xml:space="preserve">, </w:t>
-      </w:r>
-      <w:proofErr w:type="spellStart"/>
-      <w:r>
-        <w:rPr>
-          <w:rFonts w:ascii="Courier New" w:hAnsi="Courier New" w:cs="Courier New"/>
-          <w:sz w:val="18"/>
-          <w:szCs w:val="18"/>
-        </w:rPr>
-        <w:t>id_stage</w:t>
-      </w:r>
-      <w:proofErr w:type="spellEnd"/>
-      <w:r>
-        <w:rPr>
-          <w:rFonts w:ascii="Courier New" w:hAnsi="Courier New" w:cs="Courier New"/>
-          <w:sz w:val="18"/>
-          <w:szCs w:val="18"/>
-        </w:rPr>
-        <w:t xml:space="preserve">, </w:t>
-      </w:r>
-      <w:proofErr w:type="spellStart"/>
-      <w:r>
-        <w:rPr>
-          <w:rFonts w:ascii="Courier New" w:hAnsi="Courier New" w:cs="Courier New"/>
-          <w:sz w:val="18"/>
-          <w:szCs w:val="18"/>
-        </w:rPr>
-        <w:t>id_vehicule</w:t>
-      </w:r>
-      <w:proofErr w:type="spellEnd"/>
-      <w:r>
-        <w:rPr>
-          <w:rFonts w:ascii="Courier New" w:hAnsi="Courier New" w:cs="Courier New"/>
-          <w:sz w:val="18"/>
-          <w:szCs w:val="18"/>
-        </w:rPr>
-        <w:t>),</w:t>
-      </w:r>
-    </w:p>
-    <w:p>
-      <w:pPr>
-        <w:shd w:val="clear" w:color="auto" w:fill="F2F2F2"/>
-        <w:rPr>
-          <w:rFonts w:ascii="Courier New" w:hAnsi="Courier New" w:cs="Courier New"/>
-          <w:sz w:val="18"/>
-          <w:szCs w:val="18"/>
-        </w:rPr>
-      </w:pPr>
-      <w:r>
-        <w:rPr>
-          <w:rFonts w:ascii="Courier New" w:hAnsi="Courier New" w:cs="Courier New"/>
-          <w:color w:val="008000"/>
-          <w:sz w:val="18"/>
-          <w:szCs w:val="18"/>
-        </w:rPr>
-        <w:t xml:space="preserve">    -- si un pilote ou un stage est </w:t>
-      </w:r>
-      <w:proofErr w:type="spellStart"/>
-      <w:r>
-        <w:rPr>
-          <w:rFonts w:ascii="Courier New" w:hAnsi="Courier New" w:cs="Courier New"/>
-          <w:color w:val="008000"/>
-          <w:sz w:val="18"/>
-          <w:szCs w:val="18"/>
-        </w:rPr>
-        <w:t>suprrime</w:t>
-      </w:r>
-      <w:proofErr w:type="spellEnd"/>
-      <w:r>
-        <w:rPr>
-          <w:rFonts w:ascii="Courier New" w:hAnsi="Courier New" w:cs="Courier New"/>
-          <w:color w:val="008000"/>
-          <w:sz w:val="18"/>
-          <w:szCs w:val="18"/>
-        </w:rPr>
-        <w:t>, ses inscriptions partent avec</w:t>
-      </w:r>
-    </w:p>
-    <w:p>
-      <w:pPr>
-        <w:shd w:val="clear" w:color="auto" w:fill="F2F2F2"/>
-        <w:rPr>
-          <w:rFonts w:ascii="Courier New" w:hAnsi="Courier New" w:cs="Courier New"/>
-          <w:sz w:val="18"/>
-          <w:szCs w:val="18"/>
-        </w:rPr>
-      </w:pPr>
-      <w:r>
-        <w:rPr>
-          <w:rFonts w:ascii="Courier New" w:hAnsi="Courier New" w:cs="Courier New"/>
-          <w:sz w:val="18"/>
-          <w:szCs w:val="18"/>
-        </w:rPr>
-        <w:t xml:space="preserve">    CONSTRAINT </w:t>
-      </w:r>
-      <w:proofErr w:type="spellStart"/>
-      <w:r>
-        <w:rPr>
-          <w:rFonts w:ascii="Courier New" w:hAnsi="Courier New" w:cs="Courier New"/>
-          <w:sz w:val="18"/>
-          <w:szCs w:val="18"/>
-        </w:rPr>
-        <w:t>fk_inscription_pilote</w:t>
-      </w:r>
-      <w:proofErr w:type="spellEnd"/>
-      <w:r>
-        <w:rPr>
-          <w:rFonts w:ascii="Courier New" w:hAnsi="Courier New" w:cs="Courier New"/>
-          <w:sz w:val="18"/>
-          <w:szCs w:val="18"/>
-        </w:rPr>
-        <w:t xml:space="preserve"> FOREIGN KEY (</w:t>
-      </w:r>
-      <w:proofErr w:type="spellStart"/>
-      <w:r>
-        <w:rPr>
-          <w:rFonts w:ascii="Courier New" w:hAnsi="Courier New" w:cs="Courier New"/>
-          <w:sz w:val="18"/>
-          <w:szCs w:val="18"/>
-        </w:rPr>
-        <w:t>id_pilote</w:t>
-      </w:r>
-      <w:proofErr w:type="spellEnd"/>
-      <w:r>
-        <w:rPr>
-          <w:rFonts w:ascii="Courier New" w:hAnsi="Courier New" w:cs="Courier New"/>
-          <w:sz w:val="18"/>
-          <w:szCs w:val="18"/>
-        </w:rPr>
-        <w:t xml:space="preserve">) REFERENCES </w:t>
-      </w:r>
-      <w:proofErr w:type="gramStart"/>
-      <w:r>
-        <w:rPr>
-          <w:rFonts w:ascii="Courier New" w:hAnsi="Courier New" w:cs="Courier New"/>
-          <w:sz w:val="18"/>
-          <w:szCs w:val="18"/>
-        </w:rPr>
-        <w:t>PILOTE(</w:t>
-      </w:r>
-      <w:proofErr w:type="spellStart"/>
-      <w:proofErr w:type="gramEnd"/>
-      <w:r>
-        <w:rPr>
-          <w:rFonts w:ascii="Courier New" w:hAnsi="Courier New" w:cs="Courier New"/>
-          <w:sz w:val="18"/>
-          <w:szCs w:val="18"/>
-        </w:rPr>
-        <w:t>id_pilote</w:t>
-      </w:r>
-      <w:proofErr w:type="spellEnd"/>
-      <w:r>
-        <w:rPr>
-          <w:rFonts w:ascii="Courier New" w:hAnsi="Courier New" w:cs="Courier New"/>
-          <w:sz w:val="18"/>
-          <w:szCs w:val="18"/>
-        </w:rPr>
-        <w:t>)</w:t>
-      </w:r>
-    </w:p>
-    <w:p>
-      <w:pPr>
-        <w:shd w:val="clear" w:color="auto" w:fill="F2F2F2"/>
-        <w:rPr>
-          <w:rFonts w:ascii="Courier New" w:hAnsi="Courier New" w:cs="Courier New"/>
-          <w:sz w:val="18"/>
-          <w:szCs w:val="18"/>
-        </w:rPr>
-      </w:pPr>
-      <w:r>
-        <w:rPr>
-          <w:rFonts w:ascii="Courier New" w:hAnsi="Courier New" w:cs="Courier New"/>
-          <w:sz w:val="18"/>
-          <w:szCs w:val="18"/>
-        </w:rPr>
-        <w:t xml:space="preserve">        ON DELETE CASCADE ON UPDATE CASCADE,</w:t>
-      </w:r>
-    </w:p>
-    <w:p>
-      <w:pPr>
-        <w:shd w:val="clear" w:color="auto" w:fill="F2F2F2"/>
-        <w:rPr>
-          <w:rFonts w:ascii="Courier New" w:hAnsi="Courier New" w:cs="Courier New"/>
-          <w:sz w:val="18"/>
-          <w:szCs w:val="18"/>
-        </w:rPr>
-      </w:pPr>
-      <w:r>
-        <w:rPr>
-          <w:rFonts w:ascii="Courier New" w:hAnsi="Courier New" w:cs="Courier New"/>
-          <w:sz w:val="18"/>
-          <w:szCs w:val="18"/>
-        </w:rPr>
-        <w:t xml:space="preserve">    CONSTRAINT </w:t>
-      </w:r>
-      <w:proofErr w:type="spellStart"/>
-      <w:r>
-        <w:rPr>
-          <w:rFonts w:ascii="Courier New" w:hAnsi="Courier New" w:cs="Courier New"/>
-          <w:sz w:val="18"/>
-          <w:szCs w:val="18"/>
-        </w:rPr>
-        <w:t>fk_inscription_stage</w:t>
-      </w:r>
-      <w:proofErr w:type="spellEnd"/>
-      <w:r>
-        <w:rPr>
-          <w:rFonts w:ascii="Courier New" w:hAnsi="Courier New" w:cs="Courier New"/>
-          <w:sz w:val="18"/>
-          <w:szCs w:val="18"/>
-        </w:rPr>
-        <w:t xml:space="preserve"> FOREIGN KEY (</w:t>
-      </w:r>
-      <w:proofErr w:type="spellStart"/>
-      <w:r>
-        <w:rPr>
-          <w:rFonts w:ascii="Courier New" w:hAnsi="Courier New" w:cs="Courier New"/>
-          <w:sz w:val="18"/>
-          <w:szCs w:val="18"/>
-        </w:rPr>
-        <w:t>id_stage</w:t>
-      </w:r>
-      <w:proofErr w:type="spellEnd"/>
-      <w:r>
-        <w:rPr>
-          <w:rFonts w:ascii="Courier New" w:hAnsi="Courier New" w:cs="Courier New"/>
-          <w:sz w:val="18"/>
-          <w:szCs w:val="18"/>
-        </w:rPr>
-        <w:t xml:space="preserve">) REFERENCES </w:t>
-      </w:r>
-      <w:proofErr w:type="gramStart"/>
-      <w:r>
-        <w:rPr>
-          <w:rFonts w:ascii="Courier New" w:hAnsi="Courier New" w:cs="Courier New"/>
-          <w:sz w:val="18"/>
-          <w:szCs w:val="18"/>
-        </w:rPr>
-        <w:t>STAGE(</w:t>
-      </w:r>
-      <w:proofErr w:type="spellStart"/>
-      <w:proofErr w:type="gramEnd"/>
-      <w:r>
-        <w:rPr>
-          <w:rFonts w:ascii="Courier New" w:hAnsi="Courier New" w:cs="Courier New"/>
-          <w:sz w:val="18"/>
-          <w:szCs w:val="18"/>
-        </w:rPr>
-        <w:t>id_stage</w:t>
-      </w:r>
-      <w:proofErr w:type="spellEnd"/>
-      <w:r>
-        <w:rPr>
-          <w:rFonts w:ascii="Courier New" w:hAnsi="Courier New" w:cs="Courier New"/>
-          <w:sz w:val="18"/>
-          <w:szCs w:val="18"/>
-        </w:rPr>
-        <w:t>)</w:t>
-      </w:r>
-    </w:p>
-    <w:p>
-      <w:pPr>
-        <w:shd w:val="clear" w:color="auto" w:fill="F2F2F2"/>
-        <w:rPr>
-          <w:rFonts w:ascii="Courier New" w:hAnsi="Courier New" w:cs="Courier New"/>
-          <w:sz w:val="18"/>
-          <w:szCs w:val="18"/>
-        </w:rPr>
-      </w:pPr>
-      <w:r>
-        <w:rPr>
-          <w:rFonts w:ascii="Courier New" w:hAnsi="Courier New" w:cs="Courier New"/>
-          <w:sz w:val="18"/>
-          <w:szCs w:val="18"/>
-        </w:rPr>
-        <w:t xml:space="preserve">        ON DELETE CASCADE ON UPDATE CASCADE,</w:t>
-      </w:r>
-    </w:p>
-    <w:p>
-      <w:pPr>
-        <w:shd w:val="clear" w:color="auto" w:fill="F2F2F2"/>
-        <w:rPr>
-          <w:rFonts w:ascii="Courier New" w:hAnsi="Courier New" w:cs="Courier New"/>
-          <w:sz w:val="18"/>
-          <w:szCs w:val="18"/>
-        </w:rPr>
-      </w:pPr>
-      <w:r>
-        <w:rPr>
-          <w:rFonts w:ascii="Courier New" w:hAnsi="Courier New" w:cs="Courier New"/>
-          <w:color w:val="008000"/>
-          <w:sz w:val="18"/>
-          <w:szCs w:val="18"/>
-        </w:rPr>
-        <w:t xml:space="preserve">    -- </w:t>
-      </w:r>
-      <w:proofErr w:type="gramStart"/>
-      <w:r>
-        <w:rPr>
-          <w:rFonts w:ascii="Courier New" w:hAnsi="Courier New" w:cs="Courier New"/>
-          <w:color w:val="008000"/>
-          <w:sz w:val="18"/>
-          <w:szCs w:val="18"/>
-        </w:rPr>
-        <w:t>par contre</w:t>
-      </w:r>
-      <w:proofErr w:type="gramEnd"/>
-      <w:r>
-        <w:rPr>
-          <w:rFonts w:ascii="Courier New" w:hAnsi="Courier New" w:cs="Courier New"/>
-          <w:color w:val="008000"/>
-          <w:sz w:val="18"/>
-          <w:szCs w:val="18"/>
-        </w:rPr>
-        <w:t xml:space="preserve"> on </w:t>
-      </w:r>
-      <w:proofErr w:type="spellStart"/>
-      <w:r>
-        <w:rPr>
-          <w:rFonts w:ascii="Courier New" w:hAnsi="Courier New" w:cs="Courier New"/>
-          <w:color w:val="008000"/>
-          <w:sz w:val="18"/>
-          <w:szCs w:val="18"/>
-        </w:rPr>
-        <w:t>suprrime</w:t>
-      </w:r>
-      <w:proofErr w:type="spellEnd"/>
-      <w:r>
-        <w:rPr>
-          <w:rFonts w:ascii="Courier New" w:hAnsi="Courier New" w:cs="Courier New"/>
-          <w:color w:val="008000"/>
-          <w:sz w:val="18"/>
-          <w:szCs w:val="18"/>
-        </w:rPr>
-        <w:t xml:space="preserve"> pas un </w:t>
-      </w:r>
-      <w:proofErr w:type="spellStart"/>
-      <w:r>
-        <w:rPr>
-          <w:rFonts w:ascii="Courier New" w:hAnsi="Courier New" w:cs="Courier New"/>
-          <w:color w:val="008000"/>
-          <w:sz w:val="18"/>
-          <w:szCs w:val="18"/>
-        </w:rPr>
-        <w:t>vehicule</w:t>
-      </w:r>
-      <w:proofErr w:type="spellEnd"/>
-      <w:r>
-        <w:rPr>
-          <w:rFonts w:ascii="Courier New" w:hAnsi="Courier New" w:cs="Courier New"/>
-          <w:color w:val="008000"/>
-          <w:sz w:val="18"/>
-          <w:szCs w:val="18"/>
-        </w:rPr>
-        <w:t xml:space="preserve"> s'il a des inscriptions</w:t>
-      </w:r>
-    </w:p>
-    <w:p>
-      <w:pPr>
-        <w:shd w:val="clear" w:color="auto" w:fill="F2F2F2"/>
-        <w:rPr>
-          <w:rFonts w:ascii="Courier New" w:hAnsi="Courier New" w:cs="Courier New"/>
-          <w:sz w:val="18"/>
-          <w:szCs w:val="18"/>
-        </w:rPr>
-      </w:pPr>
-      <w:r>
-        <w:rPr>
-          <w:rFonts w:ascii="Courier New" w:hAnsi="Courier New" w:cs="Courier New"/>
-          <w:sz w:val="18"/>
-          <w:szCs w:val="18"/>
-        </w:rPr>
-        <w:t xml:space="preserve">    CONSTRAINT </w:t>
-      </w:r>
-      <w:proofErr w:type="spellStart"/>
-      <w:r>
-        <w:rPr>
-          <w:rFonts w:ascii="Courier New" w:hAnsi="Courier New" w:cs="Courier New"/>
-          <w:sz w:val="18"/>
-          <w:szCs w:val="18"/>
-        </w:rPr>
-        <w:t>fk_inscription_vehicule</w:t>
-      </w:r>
-      <w:proofErr w:type="spellEnd"/>
-      <w:r>
-        <w:rPr>
-          <w:rFonts w:ascii="Courier New" w:hAnsi="Courier New" w:cs="Courier New"/>
-          <w:sz w:val="18"/>
-          <w:szCs w:val="18"/>
-        </w:rPr>
-        <w:t xml:space="preserve"> FOREIGN KEY (</w:t>
-      </w:r>
-      <w:proofErr w:type="spellStart"/>
-      <w:r>
-        <w:rPr>
-          <w:rFonts w:ascii="Courier New" w:hAnsi="Courier New" w:cs="Courier New"/>
-          <w:sz w:val="18"/>
-          <w:szCs w:val="18"/>
-        </w:rPr>
-        <w:t>id_vehicule</w:t>
-      </w:r>
-      <w:proofErr w:type="spellEnd"/>
-      <w:r>
-        <w:rPr>
-          <w:rFonts w:ascii="Courier New" w:hAnsi="Courier New" w:cs="Courier New"/>
-          <w:sz w:val="18"/>
-          <w:szCs w:val="18"/>
-        </w:rPr>
-        <w:t xml:space="preserve">) REFERENCES </w:t>
-      </w:r>
-      <w:proofErr w:type="gramStart"/>
-      <w:r>
-        <w:rPr>
-          <w:rFonts w:ascii="Courier New" w:hAnsi="Courier New" w:cs="Courier New"/>
-          <w:sz w:val="18"/>
-          <w:szCs w:val="18"/>
-        </w:rPr>
-        <w:t>VEHICULE(</w:t>
-      </w:r>
-      <w:proofErr w:type="spellStart"/>
-      <w:proofErr w:type="gramEnd"/>
-      <w:r>
-        <w:rPr>
-          <w:rFonts w:ascii="Courier New" w:hAnsi="Courier New" w:cs="Courier New"/>
-          <w:sz w:val="18"/>
-          <w:szCs w:val="18"/>
-        </w:rPr>
-        <w:t>id_vehicule</w:t>
-      </w:r>
-      <w:proofErr w:type="spellEnd"/>
-      <w:r>
-        <w:rPr>
-          <w:rFonts w:ascii="Courier New" w:hAnsi="Courier New" w:cs="Courier New"/>
-          <w:sz w:val="18"/>
-          <w:szCs w:val="18"/>
-        </w:rPr>
-        <w:t>)</w:t>
-      </w:r>
-    </w:p>
-    <w:p>
-      <w:pPr>
-        <w:shd w:val="clear" w:color="auto" w:fill="F2F2F2"/>
-        <w:rPr>
-          <w:rFonts w:ascii="Courier New" w:hAnsi="Courier New" w:cs="Courier New"/>
-          <w:sz w:val="18"/>
-          <w:szCs w:val="18"/>
-        </w:rPr>
-      </w:pPr>
-      <w:r>
-        <w:rPr>
-          <w:rFonts w:ascii="Courier New" w:hAnsi="Courier New" w:cs="Courier New"/>
-          <w:sz w:val="18"/>
-          <w:szCs w:val="18"/>
-        </w:rPr>
-        <w:t xml:space="preserve">        ON DELETE RESTRICT ON UPDATE CASCADE,</w:t>
-      </w:r>
-    </w:p>
-    <w:p>
-      <w:pPr>
-        <w:shd w:val="clear" w:color="auto" w:fill="F2F2F2"/>
-        <w:rPr>
-          <w:rFonts w:ascii="Courier New" w:hAnsi="Courier New" w:cs="Courier New"/>
-          <w:sz w:val="18"/>
-          <w:szCs w:val="18"/>
-        </w:rPr>
-      </w:pPr>
-      <w:r>
-        <w:rPr>
-          <w:rFonts w:ascii="Courier New" w:hAnsi="Courier New" w:cs="Courier New"/>
-          <w:sz w:val="18"/>
-          <w:szCs w:val="18"/>
-        </w:rPr>
-        <w:t xml:space="preserve">    CONSTRAINT </w:t>
-      </w:r>
-      <w:proofErr w:type="spellStart"/>
-      <w:r>
-        <w:rPr>
-          <w:rFonts w:ascii="Courier New" w:hAnsi="Courier New" w:cs="Courier New"/>
-          <w:sz w:val="18"/>
-          <w:szCs w:val="18"/>
-        </w:rPr>
-        <w:t>chk_statut</w:t>
-      </w:r>
-      <w:proofErr w:type="spellEnd"/>
-      <w:r>
-        <w:rPr>
-          <w:rFonts w:ascii="Courier New" w:hAnsi="Courier New" w:cs="Courier New"/>
-          <w:sz w:val="18"/>
-          <w:szCs w:val="18"/>
-        </w:rPr>
-        <w:t xml:space="preserve"> CHECK (statut IN ('</w:t>
-      </w:r>
-      <w:proofErr w:type="spellStart"/>
-      <w:r>
-        <w:rPr>
-          <w:rFonts w:ascii="Courier New" w:hAnsi="Courier New" w:cs="Courier New"/>
-          <w:sz w:val="18"/>
-          <w:szCs w:val="18"/>
-        </w:rPr>
-        <w:t>confirmee</w:t>
-      </w:r>
-      <w:proofErr w:type="spellEnd"/>
-      <w:r>
-        <w:rPr>
-          <w:rFonts w:ascii="Courier New" w:hAnsi="Courier New" w:cs="Courier New"/>
-          <w:sz w:val="18"/>
-          <w:szCs w:val="18"/>
-        </w:rPr>
-        <w:t>', 'en attente', '</w:t>
-      </w:r>
-      <w:proofErr w:type="spellStart"/>
-      <w:r>
-        <w:rPr>
-          <w:rFonts w:ascii="Courier New" w:hAnsi="Courier New" w:cs="Courier New"/>
-          <w:sz w:val="18"/>
-          <w:szCs w:val="18"/>
-        </w:rPr>
-        <w:t>annulee</w:t>
-      </w:r>
-      <w:proofErr w:type="spellEnd"/>
-      <w:r>
-        <w:rPr>
-          <w:rFonts w:ascii="Courier New" w:hAnsi="Courier New" w:cs="Courier New"/>
-          <w:sz w:val="18"/>
-          <w:szCs w:val="18"/>
-        </w:rPr>
-        <w:t>'))</w:t>
-      </w:r>
-    </w:p>
-    <w:p>
-      <w:pPr>
-        <w:shd w:val="clear" w:color="auto" w:fill="F2F2F2"/>
-        <w:rPr>
-          <w:rFonts w:ascii="Courier New" w:hAnsi="Courier New" w:cs="Courier New"/>
-          <w:sz w:val="18"/>
-          <w:szCs w:val="18"/>
-        </w:rPr>
-      </w:pPr>
-      <w:r>
-        <w:rPr>
-          <w:rFonts w:ascii="Courier New" w:hAnsi="Courier New" w:cs="Courier New"/>
-          <w:sz w:val="18"/>
-          <w:szCs w:val="18"/>
-        </w:rPr>
-        <w:t>);</w:t>
-      </w:r>
-    </w:p>
-    <w:p>
-      <w:pPr>
-        <w:shd w:val="clear" w:color="auto" w:fill="F2F2F2"/>
-        <w:rPr>
-          <w:rFonts w:ascii="Courier New" w:hAnsi="Courier New" w:cs="Courier New"/>
-          <w:sz w:val="18"/>
-          <w:szCs w:val="18"/>
-        </w:rPr>
-      </w:pPr>
-      <w:r>
-        <w:rPr>
-          <w:rFonts w:ascii="Courier New" w:hAnsi="Courier New" w:cs="Courier New"/>
-          <w:sz w:val="18"/>
-          <w:szCs w:val="18"/>
-        </w:rPr>
-        <w:t xml:space="preserve"> </w:t>
-      </w:r>
-    </w:p>
-    <w:p>
-      <w:pPr>
-        <w:pStyle w:val="Titre2"/>
-      </w:pPr>
-      <w:r>
-        <w:t>6.3. Jeu de données (DML)</w:t>
-      </w:r>
-    </w:p>
-    <w:p>
-      <w:pPr>
-        <w:rPr>
-          <w:rFonts w:ascii="Calibri" w:hAnsi="Calibri" w:cs="Calibri"/>
-        </w:rPr>
-      </w:pPr>
-      <w:r>
-        <w:rPr>
-          <w:rFonts w:ascii="Calibri" w:hAnsi="Calibri" w:cs="Calibri"/>
-        </w:rPr>
-        <w:t xml:space="preserve">Les données ci-dessous peuplent chaque table avec un jeu </w:t>
-      </w:r>
-      <w:r>
-        <w:rPr>
-          <w:rFonts w:ascii="Calibri" w:hAnsi="Calibri" w:cs="Calibri"/>
-        </w:rPr>
-        <w:t xml:space="preserve">généré par un LLM comme </w:t>
-      </w:r>
-      <w:proofErr w:type="gramStart"/>
-      <w:r>
-        <w:rPr>
-          <w:rFonts w:ascii="Calibri" w:hAnsi="Calibri" w:cs="Calibri"/>
-        </w:rPr>
-        <w:t>demandé .</w:t>
-      </w:r>
-      <w:proofErr w:type="gramEnd"/>
-      <w:r>
-        <w:rPr>
-          <w:rFonts w:ascii="Calibri" w:hAnsi="Calibri" w:cs="Calibri"/>
-        </w:rPr>
-        <w:t xml:space="preserve"> </w:t>
-      </w:r>
-    </w:p>
-    <w:p>
-      <w:pPr>
-        <w:shd w:val="clear" w:color="auto" w:fill="F2F2F2"/>
-        <w:rPr>
-          <w:rFonts w:ascii="Courier New" w:hAnsi="Courier New" w:cs="Courier New"/>
-          <w:sz w:val="18"/>
-          <w:szCs w:val="18"/>
-        </w:rPr>
-      </w:pPr>
-      <w:r>
-        <w:rPr>
-          <w:rFonts w:ascii="Courier New" w:hAnsi="Courier New" w:cs="Courier New"/>
-          <w:sz w:val="18"/>
-          <w:szCs w:val="18"/>
-        </w:rPr>
-        <w:t xml:space="preserve"> </w:t>
-      </w:r>
-    </w:p>
-    <w:p>
-      <w:pPr>
-        <w:shd w:val="clear" w:color="auto" w:fill="F2F2F2"/>
-        <w:rPr>
-          <w:rFonts w:ascii="Courier New" w:hAnsi="Courier New" w:cs="Courier New"/>
-          <w:sz w:val="18"/>
-          <w:szCs w:val="18"/>
-        </w:rPr>
-      </w:pPr>
-      <w:r>
-        <w:rPr>
-          <w:rFonts w:ascii="Courier New" w:hAnsi="Courier New" w:cs="Courier New"/>
-          <w:color w:val="008000"/>
-          <w:sz w:val="18"/>
-          <w:szCs w:val="18"/>
-        </w:rPr>
-        <w:t>-- ============================================================</w:t>
-      </w:r>
-    </w:p>
-    <w:p>
-      <w:pPr>
-        <w:shd w:val="clear" w:color="auto" w:fill="F2F2F2"/>
-        <w:rPr>
-          <w:rFonts w:ascii="Courier New" w:hAnsi="Courier New" w:cs="Courier New"/>
-          <w:sz w:val="18"/>
-          <w:szCs w:val="18"/>
-        </w:rPr>
-      </w:pPr>
-      <w:r>
-        <w:rPr>
-          <w:rFonts w:ascii="Courier New" w:hAnsi="Courier New" w:cs="Courier New"/>
-          <w:color w:val="008000"/>
-          <w:sz w:val="18"/>
-          <w:szCs w:val="18"/>
-        </w:rPr>
-        <w:t>-- Partie 6.3 : Jeu de données (DML)</w:t>
-      </w:r>
-    </w:p>
-    <w:p>
-      <w:pPr>
-        <w:shd w:val="clear" w:color="auto" w:fill="F2F2F2"/>
-        <w:rPr>
-          <w:rFonts w:ascii="Courier New" w:hAnsi="Courier New" w:cs="Courier New"/>
-          <w:sz w:val="18"/>
-          <w:szCs w:val="18"/>
-        </w:rPr>
-      </w:pPr>
-      <w:r>
-        <w:rPr>
-          <w:rFonts w:ascii="Courier New" w:hAnsi="Courier New" w:cs="Courier New"/>
-          <w:color w:val="008000"/>
-          <w:sz w:val="18"/>
-          <w:szCs w:val="18"/>
-        </w:rPr>
-        <w:t>-- ============================================================</w:t>
-      </w:r>
-    </w:p>
-    <w:p>
-      <w:pPr>
-        <w:shd w:val="clear" w:color="auto" w:fill="F2F2F2"/>
-        <w:rPr>
-          <w:rFonts w:ascii="Courier New" w:hAnsi="Courier New" w:cs="Courier New"/>
-          <w:sz w:val="18"/>
-          <w:szCs w:val="18"/>
-        </w:rPr>
-      </w:pPr>
-      <w:r>
-        <w:rPr>
-          <w:rFonts w:ascii="Courier New" w:hAnsi="Courier New" w:cs="Courier New"/>
-          <w:sz w:val="18"/>
-          <w:szCs w:val="18"/>
-        </w:rPr>
-        <w:t xml:space="preserve"> </w:t>
-      </w:r>
-    </w:p>
-    <w:p>
-      <w:pPr>
-        <w:shd w:val="clear" w:color="auto" w:fill="F2F2F2"/>
-        <w:rPr>
-          <w:rFonts w:ascii="Courier New" w:hAnsi="Courier New" w:cs="Courier New"/>
-          <w:sz w:val="18"/>
-          <w:szCs w:val="18"/>
-        </w:rPr>
-      </w:pPr>
-      <w:r>
-        <w:rPr>
-          <w:rFonts w:ascii="Courier New" w:hAnsi="Courier New" w:cs="Courier New"/>
-          <w:color w:val="008000"/>
-          <w:sz w:val="18"/>
-          <w:szCs w:val="18"/>
-        </w:rPr>
-        <w:t>-- ---------- CIRCUIT ----------</w:t>
-      </w:r>
-    </w:p>
-    <w:p>
-      <w:pPr>
-        <w:shd w:val="clear" w:color="auto" w:fill="F2F2F2"/>
-        <w:rPr>
-          <w:rFonts w:ascii="Courier New" w:hAnsi="Courier New" w:cs="Courier New"/>
-          <w:sz w:val="18"/>
-          <w:szCs w:val="18"/>
-        </w:rPr>
-      </w:pPr>
-      <w:r>
-        <w:rPr>
-          <w:rFonts w:ascii="Courier New" w:hAnsi="Courier New" w:cs="Courier New"/>
-          <w:color w:val="00008B"/>
-          <w:sz w:val="18"/>
-          <w:szCs w:val="18"/>
-        </w:rPr>
-        <w:t>INSERT INTO</w:t>
-      </w:r>
-      <w:r>
-        <w:rPr>
-          <w:rFonts w:ascii="Courier New" w:hAnsi="Courier New" w:cs="Courier New"/>
-          <w:sz w:val="18"/>
-          <w:szCs w:val="18"/>
-        </w:rPr>
-        <w:t xml:space="preserve"> CIRCUIT (</w:t>
-      </w:r>
-      <w:proofErr w:type="spellStart"/>
-      <w:r>
-        <w:rPr>
-          <w:rFonts w:ascii="Courier New" w:hAnsi="Courier New" w:cs="Courier New"/>
-          <w:sz w:val="18"/>
-          <w:szCs w:val="18"/>
-        </w:rPr>
-        <w:t>nom_circuit</w:t>
-      </w:r>
-      <w:proofErr w:type="spellEnd"/>
-      <w:r>
-        <w:rPr>
-          <w:rFonts w:ascii="Courier New" w:hAnsi="Courier New" w:cs="Courier New"/>
-          <w:sz w:val="18"/>
-          <w:szCs w:val="18"/>
-        </w:rPr>
-        <w:t xml:space="preserve">, ville, </w:t>
-      </w:r>
-      <w:proofErr w:type="spellStart"/>
-      <w:r>
-        <w:rPr>
-          <w:rFonts w:ascii="Courier New" w:hAnsi="Courier New" w:cs="Courier New"/>
-          <w:sz w:val="18"/>
-          <w:szCs w:val="18"/>
-        </w:rPr>
-        <w:t>longueur_km</w:t>
-      </w:r>
-      <w:proofErr w:type="spellEnd"/>
-      <w:r>
-        <w:rPr>
-          <w:rFonts w:ascii="Courier New" w:hAnsi="Courier New" w:cs="Courier New"/>
-          <w:sz w:val="18"/>
-          <w:szCs w:val="18"/>
-        </w:rPr>
-        <w:t xml:space="preserve">, </w:t>
-      </w:r>
-      <w:proofErr w:type="spellStart"/>
-      <w:r>
-        <w:rPr>
-          <w:rFonts w:ascii="Courier New" w:hAnsi="Courier New" w:cs="Courier New"/>
-          <w:sz w:val="18"/>
-          <w:szCs w:val="18"/>
-        </w:rPr>
-        <w:t>capacite_max</w:t>
-      </w:r>
-      <w:proofErr w:type="spellEnd"/>
-      <w:r>
-        <w:rPr>
-          <w:rFonts w:ascii="Courier New" w:hAnsi="Courier New" w:cs="Courier New"/>
-          <w:sz w:val="18"/>
-          <w:szCs w:val="18"/>
-        </w:rPr>
-        <w:t>) VALUES</w:t>
-      </w:r>
-    </w:p>
-    <w:p>
-      <w:pPr>
-        <w:shd w:val="clear" w:color="auto" w:fill="F2F2F2"/>
-        <w:rPr>
-          <w:rFonts w:ascii="Courier New" w:hAnsi="Courier New" w:cs="Courier New"/>
-          <w:sz w:val="18"/>
-          <w:szCs w:val="18"/>
-        </w:rPr>
-      </w:pPr>
-      <w:r>
-        <w:rPr>
-          <w:rFonts w:ascii="Courier New" w:hAnsi="Courier New" w:cs="Courier New"/>
-          <w:sz w:val="18"/>
-          <w:szCs w:val="18"/>
-        </w:rPr>
-        <w:t xml:space="preserve">    ('Circuit Paul Ricard</w:t>
-      </w:r>
-      <w:proofErr w:type="gramStart"/>
-      <w:r>
-        <w:rPr>
-          <w:rFonts w:ascii="Courier New" w:hAnsi="Courier New" w:cs="Courier New"/>
-          <w:sz w:val="18"/>
-          <w:szCs w:val="18"/>
-        </w:rPr>
-        <w:t xml:space="preserve">',   </w:t>
-      </w:r>
-      <w:proofErr w:type="gramEnd"/>
-      <w:r>
-        <w:rPr>
-          <w:rFonts w:ascii="Courier New" w:hAnsi="Courier New" w:cs="Courier New"/>
-          <w:sz w:val="18"/>
-          <w:szCs w:val="18"/>
-        </w:rPr>
-        <w:t xml:space="preserve">  'Le Castellet</w:t>
-      </w:r>
-      <w:proofErr w:type="gramStart"/>
-      <w:r>
-        <w:rPr>
-          <w:rFonts w:ascii="Courier New" w:hAnsi="Courier New" w:cs="Courier New"/>
-          <w:sz w:val="18"/>
-          <w:szCs w:val="18"/>
-        </w:rPr>
-        <w:t>',  5.84</w:t>
-      </w:r>
-      <w:proofErr w:type="gramEnd"/>
-      <w:r>
-        <w:rPr>
-          <w:rFonts w:ascii="Courier New" w:hAnsi="Courier New" w:cs="Courier New"/>
-          <w:sz w:val="18"/>
-          <w:szCs w:val="18"/>
-        </w:rPr>
-        <w:t>, 10),</w:t>
-      </w:r>
-    </w:p>
-    <w:p>
-      <w:pPr>
-        <w:shd w:val="clear" w:color="auto" w:fill="F2F2F2"/>
-        <w:rPr>
-          <w:rFonts w:ascii="Courier New" w:hAnsi="Courier New" w:cs="Courier New"/>
-          <w:sz w:val="18"/>
-          <w:szCs w:val="18"/>
-        </w:rPr>
-      </w:pPr>
-      <w:r>
-        <w:rPr>
-          <w:rFonts w:ascii="Courier New" w:hAnsi="Courier New" w:cs="Courier New"/>
-          <w:sz w:val="18"/>
-          <w:szCs w:val="18"/>
-        </w:rPr>
-        <w:t xml:space="preserve">    ('Circuit de Monaco</w:t>
-      </w:r>
-      <w:proofErr w:type="gramStart"/>
-      <w:r>
-        <w:rPr>
-          <w:rFonts w:ascii="Courier New" w:hAnsi="Courier New" w:cs="Courier New"/>
-          <w:sz w:val="18"/>
-          <w:szCs w:val="18"/>
-        </w:rPr>
-        <w:t xml:space="preserve">',   </w:t>
-      </w:r>
-      <w:proofErr w:type="gramEnd"/>
-      <w:r>
-        <w:rPr>
-          <w:rFonts w:ascii="Courier New" w:hAnsi="Courier New" w:cs="Courier New"/>
-          <w:sz w:val="18"/>
-          <w:szCs w:val="18"/>
-        </w:rPr>
-        <w:t xml:space="preserve">    'Monte-Carlo</w:t>
-      </w:r>
-      <w:proofErr w:type="gramStart"/>
-      <w:r>
-        <w:rPr>
-          <w:rFonts w:ascii="Courier New" w:hAnsi="Courier New" w:cs="Courier New"/>
-          <w:sz w:val="18"/>
-          <w:szCs w:val="18"/>
-        </w:rPr>
-        <w:t xml:space="preserve">',   </w:t>
-      </w:r>
-      <w:proofErr w:type="gramEnd"/>
-      <w:r>
-        <w:rPr>
-          <w:rFonts w:ascii="Courier New" w:hAnsi="Courier New" w:cs="Courier New"/>
-          <w:sz w:val="18"/>
-          <w:szCs w:val="18"/>
-        </w:rPr>
-        <w:t>3.34</w:t>
-      </w:r>
-      <w:proofErr w:type="gramStart"/>
-      <w:r>
-        <w:rPr>
-          <w:rFonts w:ascii="Courier New" w:hAnsi="Courier New" w:cs="Courier New"/>
-          <w:sz w:val="18"/>
-          <w:szCs w:val="18"/>
-        </w:rPr>
-        <w:t>,  6</w:t>
-      </w:r>
-      <w:proofErr w:type="gramEnd"/>
-      <w:r>
-        <w:rPr>
-          <w:rFonts w:ascii="Courier New" w:hAnsi="Courier New" w:cs="Courier New"/>
-          <w:sz w:val="18"/>
-          <w:szCs w:val="18"/>
-        </w:rPr>
-        <w:t>),</w:t>
-      </w:r>
-    </w:p>
-    <w:p>
-      <w:pPr>
-        <w:shd w:val="clear" w:color="auto" w:fill="F2F2F2"/>
-        <w:rPr>
-          <w:rFonts w:ascii="Courier New" w:hAnsi="Courier New" w:cs="Courier New"/>
-          <w:sz w:val="18"/>
-          <w:szCs w:val="18"/>
-        </w:rPr>
-      </w:pPr>
-      <w:r>
-        <w:rPr>
-          <w:rFonts w:ascii="Courier New" w:hAnsi="Courier New" w:cs="Courier New"/>
-          <w:sz w:val="18"/>
-          <w:szCs w:val="18"/>
-        </w:rPr>
-        <w:t xml:space="preserve">    ('Circuit de Spa</w:t>
-      </w:r>
-      <w:proofErr w:type="gramStart"/>
-      <w:r>
-        <w:rPr>
-          <w:rFonts w:ascii="Courier New" w:hAnsi="Courier New" w:cs="Courier New"/>
-          <w:sz w:val="18"/>
-          <w:szCs w:val="18"/>
-        </w:rPr>
-        <w:t xml:space="preserve">',   </w:t>
-      </w:r>
-      <w:proofErr w:type="gramEnd"/>
-      <w:r>
-        <w:rPr>
-          <w:rFonts w:ascii="Courier New" w:hAnsi="Courier New" w:cs="Courier New"/>
-          <w:sz w:val="18"/>
-          <w:szCs w:val="18"/>
-        </w:rPr>
-        <w:t xml:space="preserve">       'Stavelot</w:t>
-      </w:r>
-      <w:proofErr w:type="gramStart"/>
-      <w:r>
-        <w:rPr>
-          <w:rFonts w:ascii="Courier New" w:hAnsi="Courier New" w:cs="Courier New"/>
-          <w:sz w:val="18"/>
-          <w:szCs w:val="18"/>
-        </w:rPr>
-        <w:t xml:space="preserve">',   </w:t>
-      </w:r>
-      <w:proofErr w:type="gramEnd"/>
-      <w:r>
-        <w:rPr>
-          <w:rFonts w:ascii="Courier New" w:hAnsi="Courier New" w:cs="Courier New"/>
-          <w:sz w:val="18"/>
-          <w:szCs w:val="18"/>
-        </w:rPr>
-        <w:t xml:space="preserve">   7.00, 12),</w:t>
-      </w:r>
-    </w:p>
-    <w:p>
-      <w:pPr>
-        <w:shd w:val="clear" w:color="auto" w:fill="F2F2F2"/>
-        <w:rPr>
-          <w:rFonts w:ascii="Courier New" w:hAnsi="Courier New" w:cs="Courier New"/>
-          <w:sz w:val="18"/>
-          <w:szCs w:val="18"/>
-        </w:rPr>
-      </w:pPr>
-      <w:r>
-        <w:rPr>
-          <w:rFonts w:ascii="Courier New" w:hAnsi="Courier New" w:cs="Courier New"/>
-          <w:sz w:val="18"/>
-          <w:szCs w:val="18"/>
-        </w:rPr>
-        <w:t xml:space="preserve">    ('Circuit de Barcelone</w:t>
-      </w:r>
-      <w:proofErr w:type="gramStart"/>
-      <w:r>
-        <w:rPr>
-          <w:rFonts w:ascii="Courier New" w:hAnsi="Courier New" w:cs="Courier New"/>
-          <w:sz w:val="18"/>
-          <w:szCs w:val="18"/>
-        </w:rPr>
-        <w:t xml:space="preserve">',   </w:t>
-      </w:r>
-      <w:proofErr w:type="gramEnd"/>
-      <w:r>
-        <w:rPr>
-          <w:rFonts w:ascii="Courier New" w:hAnsi="Courier New" w:cs="Courier New"/>
-          <w:sz w:val="18"/>
-          <w:szCs w:val="18"/>
-        </w:rPr>
-        <w:t xml:space="preserve"> 'Barcelone</w:t>
-      </w:r>
-      <w:proofErr w:type="gramStart"/>
-      <w:r>
-        <w:rPr>
-          <w:rFonts w:ascii="Courier New" w:hAnsi="Courier New" w:cs="Courier New"/>
-          <w:sz w:val="18"/>
-          <w:szCs w:val="18"/>
-        </w:rPr>
-        <w:t xml:space="preserve">',   </w:t>
-      </w:r>
-      <w:proofErr w:type="gramEnd"/>
-      <w:r>
-        <w:rPr>
-          <w:rFonts w:ascii="Courier New" w:hAnsi="Courier New" w:cs="Courier New"/>
-          <w:sz w:val="18"/>
-          <w:szCs w:val="18"/>
-        </w:rPr>
-        <w:t xml:space="preserve">  4.66</w:t>
-      </w:r>
-      <w:proofErr w:type="gramStart"/>
-      <w:r>
-        <w:rPr>
-          <w:rFonts w:ascii="Courier New" w:hAnsi="Courier New" w:cs="Courier New"/>
-          <w:sz w:val="18"/>
-          <w:szCs w:val="18"/>
-        </w:rPr>
-        <w:t>,  8</w:t>
-      </w:r>
-      <w:proofErr w:type="gramEnd"/>
-      <w:r>
-        <w:rPr>
-          <w:rFonts w:ascii="Courier New" w:hAnsi="Courier New" w:cs="Courier New"/>
-          <w:sz w:val="18"/>
-          <w:szCs w:val="18"/>
-        </w:rPr>
-        <w:t>),</w:t>
-      </w:r>
-    </w:p>
-    <w:p>
-      <w:pPr>
-        <w:shd w:val="clear" w:color="auto" w:fill="F2F2F2"/>
-        <w:rPr>
-          <w:rFonts w:ascii="Courier New" w:hAnsi="Courier New" w:cs="Courier New"/>
-          <w:sz w:val="18"/>
-          <w:szCs w:val="18"/>
-        </w:rPr>
-      </w:pPr>
-      <w:r>
-        <w:rPr>
-          <w:rFonts w:ascii="Courier New" w:hAnsi="Courier New" w:cs="Courier New"/>
-          <w:sz w:val="18"/>
-          <w:szCs w:val="18"/>
-        </w:rPr>
-        <w:t xml:space="preserve">    ('Circuit de Silverstone</w:t>
-      </w:r>
-      <w:proofErr w:type="gramStart"/>
-      <w:r>
-        <w:rPr>
-          <w:rFonts w:ascii="Courier New" w:hAnsi="Courier New" w:cs="Courier New"/>
-          <w:sz w:val="18"/>
-          <w:szCs w:val="18"/>
-        </w:rPr>
-        <w:t>',  '</w:t>
-      </w:r>
-      <w:proofErr w:type="gramEnd"/>
-      <w:r>
-        <w:rPr>
-          <w:rFonts w:ascii="Courier New" w:hAnsi="Courier New" w:cs="Courier New"/>
-          <w:sz w:val="18"/>
-          <w:szCs w:val="18"/>
-        </w:rPr>
-        <w:t>Silverstone</w:t>
-      </w:r>
-      <w:proofErr w:type="gramStart"/>
-      <w:r>
-        <w:rPr>
-          <w:rFonts w:ascii="Courier New" w:hAnsi="Courier New" w:cs="Courier New"/>
-          <w:sz w:val="18"/>
-          <w:szCs w:val="18"/>
-        </w:rPr>
-        <w:t xml:space="preserve">',   </w:t>
-      </w:r>
-      <w:proofErr w:type="gramEnd"/>
-      <w:r>
-        <w:rPr>
-          <w:rFonts w:ascii="Courier New" w:hAnsi="Courier New" w:cs="Courier New"/>
-          <w:sz w:val="18"/>
-          <w:szCs w:val="18"/>
-        </w:rPr>
-        <w:t>5.89, 10</w:t>
-      </w:r>
-      <w:proofErr w:type="gramStart"/>
-      <w:r>
-        <w:rPr>
-          <w:rFonts w:ascii="Courier New" w:hAnsi="Courier New" w:cs="Courier New"/>
-          <w:sz w:val="18"/>
-          <w:szCs w:val="18"/>
-        </w:rPr>
-        <w:t>);</w:t>
-      </w:r>
-      <w:proofErr w:type="gramEnd"/>
-    </w:p>
-    <w:p>
-      <w:pPr>
-        <w:shd w:val="clear" w:color="auto" w:fill="F2F2F2"/>
-        <w:rPr>
-          <w:rFonts w:ascii="Courier New" w:hAnsi="Courier New" w:cs="Courier New"/>
-          <w:sz w:val="18"/>
-          <w:szCs w:val="18"/>
-        </w:rPr>
-      </w:pPr>
-      <w:r>
-        <w:rPr>
-          <w:rFonts w:ascii="Courier New" w:hAnsi="Courier New" w:cs="Courier New"/>
-          <w:sz w:val="18"/>
-          <w:szCs w:val="18"/>
-        </w:rPr>
-        <w:t xml:space="preserve"> </w:t>
-      </w:r>
-    </w:p>
-    <w:p>
-      <w:pPr>
-        <w:shd w:val="clear" w:color="auto" w:fill="F2F2F2"/>
-        <w:rPr>
-          <w:rFonts w:ascii="Courier New" w:hAnsi="Courier New" w:cs="Courier New"/>
-          <w:sz w:val="18"/>
-          <w:szCs w:val="18"/>
-        </w:rPr>
-      </w:pPr>
-      <w:r>
-        <w:rPr>
-          <w:rFonts w:ascii="Courier New" w:hAnsi="Courier New" w:cs="Courier New"/>
-          <w:color w:val="008000"/>
-          <w:sz w:val="18"/>
-          <w:szCs w:val="18"/>
-        </w:rPr>
-        <w:t>-- ---------- INSTRUCTEUR ----------</w:t>
-      </w:r>
-    </w:p>
-    <w:p>
-      <w:pPr>
-        <w:shd w:val="clear" w:color="auto" w:fill="F2F2F2"/>
-        <w:rPr>
-          <w:rFonts w:ascii="Courier New" w:hAnsi="Courier New" w:cs="Courier New"/>
-          <w:sz w:val="18"/>
-          <w:szCs w:val="18"/>
-        </w:rPr>
-      </w:pPr>
-      <w:r>
-        <w:rPr>
-          <w:rFonts w:ascii="Courier New" w:hAnsi="Courier New" w:cs="Courier New"/>
-          <w:color w:val="00008B"/>
-          <w:sz w:val="18"/>
-          <w:szCs w:val="18"/>
-        </w:rPr>
-        <w:t>INSERT INTO</w:t>
-      </w:r>
-      <w:r>
-        <w:rPr>
-          <w:rFonts w:ascii="Courier New" w:hAnsi="Courier New" w:cs="Courier New"/>
-          <w:sz w:val="18"/>
-          <w:szCs w:val="18"/>
-        </w:rPr>
-        <w:t xml:space="preserve"> INSTRUCTEUR (</w:t>
-      </w:r>
-      <w:proofErr w:type="spellStart"/>
-      <w:r>
-        <w:rPr>
-          <w:rFonts w:ascii="Courier New" w:hAnsi="Courier New" w:cs="Courier New"/>
-          <w:sz w:val="18"/>
-          <w:szCs w:val="18"/>
-        </w:rPr>
-        <w:t>nom_instructeur</w:t>
-      </w:r>
-      <w:proofErr w:type="spellEnd"/>
-      <w:r>
-        <w:rPr>
-          <w:rFonts w:ascii="Courier New" w:hAnsi="Courier New" w:cs="Courier New"/>
-          <w:sz w:val="18"/>
-          <w:szCs w:val="18"/>
-        </w:rPr>
-        <w:t xml:space="preserve">, </w:t>
-      </w:r>
-      <w:proofErr w:type="spellStart"/>
-      <w:r>
-        <w:rPr>
-          <w:rFonts w:ascii="Courier New" w:hAnsi="Courier New" w:cs="Courier New"/>
-          <w:sz w:val="18"/>
-          <w:szCs w:val="18"/>
-        </w:rPr>
-        <w:t>prenom_instructeur</w:t>
-      </w:r>
-      <w:proofErr w:type="spellEnd"/>
-      <w:r>
-        <w:rPr>
-          <w:rFonts w:ascii="Courier New" w:hAnsi="Courier New" w:cs="Courier New"/>
-          <w:sz w:val="18"/>
-          <w:szCs w:val="18"/>
-        </w:rPr>
-        <w:t xml:space="preserve">, </w:t>
-      </w:r>
-      <w:proofErr w:type="spellStart"/>
-      <w:r>
-        <w:rPr>
-          <w:rFonts w:ascii="Courier New" w:hAnsi="Courier New" w:cs="Courier New"/>
-          <w:sz w:val="18"/>
-          <w:szCs w:val="18"/>
-        </w:rPr>
-        <w:t>specialite</w:t>
-      </w:r>
-      <w:proofErr w:type="spellEnd"/>
-      <w:r>
-        <w:rPr>
-          <w:rFonts w:ascii="Courier New" w:hAnsi="Courier New" w:cs="Courier New"/>
-          <w:sz w:val="18"/>
-          <w:szCs w:val="18"/>
-        </w:rPr>
-        <w:t>) VALUES</w:t>
-      </w:r>
-    </w:p>
-    <w:p>
-      <w:pPr>
-        <w:shd w:val="clear" w:color="auto" w:fill="F2F2F2"/>
-        <w:rPr>
-          <w:rFonts w:ascii="Courier New" w:hAnsi="Courier New" w:cs="Courier New"/>
-          <w:sz w:val="18"/>
-          <w:szCs w:val="18"/>
-        </w:rPr>
-      </w:pPr>
-      <w:r>
-        <w:rPr>
-          <w:rFonts w:ascii="Courier New" w:hAnsi="Courier New" w:cs="Courier New"/>
-          <w:sz w:val="18"/>
-          <w:szCs w:val="18"/>
-        </w:rPr>
-        <w:t xml:space="preserve">    ('Dupont</w:t>
-      </w:r>
-      <w:proofErr w:type="gramStart"/>
-      <w:r>
-        <w:rPr>
-          <w:rFonts w:ascii="Courier New" w:hAnsi="Courier New" w:cs="Courier New"/>
-          <w:sz w:val="18"/>
-          <w:szCs w:val="18"/>
-        </w:rPr>
-        <w:t xml:space="preserve">',   </w:t>
-      </w:r>
-      <w:proofErr w:type="gramEnd"/>
-      <w:r>
-        <w:rPr>
-          <w:rFonts w:ascii="Courier New" w:hAnsi="Courier New" w:cs="Courier New"/>
-          <w:sz w:val="18"/>
-          <w:szCs w:val="18"/>
-        </w:rPr>
-        <w:t>'Marc</w:t>
-      </w:r>
-      <w:proofErr w:type="gramStart"/>
-      <w:r>
-        <w:rPr>
-          <w:rFonts w:ascii="Courier New" w:hAnsi="Courier New" w:cs="Courier New"/>
-          <w:sz w:val="18"/>
-          <w:szCs w:val="18"/>
-        </w:rPr>
-        <w:t xml:space="preserve">',   </w:t>
-      </w:r>
-      <w:proofErr w:type="gramEnd"/>
-      <w:r>
-        <w:rPr>
-          <w:rFonts w:ascii="Courier New" w:hAnsi="Courier New" w:cs="Courier New"/>
-          <w:sz w:val="18"/>
-          <w:szCs w:val="18"/>
-        </w:rPr>
-        <w:t xml:space="preserve"> 'Pilotage GT'),</w:t>
-      </w:r>
-    </w:p>
-    <w:p>
-      <w:pPr>
-        <w:shd w:val="clear" w:color="auto" w:fill="F2F2F2"/>
-        <w:rPr>
-          <w:rFonts w:ascii="Courier New" w:hAnsi="Courier New" w:cs="Courier New"/>
-          <w:sz w:val="18"/>
-          <w:szCs w:val="18"/>
-        </w:rPr>
-      </w:pPr>
-      <w:r>
-        <w:rPr>
-          <w:rFonts w:ascii="Courier New" w:hAnsi="Courier New" w:cs="Courier New"/>
-          <w:sz w:val="18"/>
-          <w:szCs w:val="18"/>
-        </w:rPr>
-        <w:t xml:space="preserve">    ('Lefevre</w:t>
-      </w:r>
-      <w:proofErr w:type="gramStart"/>
-      <w:r>
-        <w:rPr>
-          <w:rFonts w:ascii="Courier New" w:hAnsi="Courier New" w:cs="Courier New"/>
-          <w:sz w:val="18"/>
-          <w:szCs w:val="18"/>
-        </w:rPr>
-        <w:t>',  '</w:t>
-      </w:r>
-      <w:proofErr w:type="gramEnd"/>
-      <w:r>
-        <w:rPr>
-          <w:rFonts w:ascii="Courier New" w:hAnsi="Courier New" w:cs="Courier New"/>
-          <w:sz w:val="18"/>
-          <w:szCs w:val="18"/>
-        </w:rPr>
-        <w:t>Sophie</w:t>
-      </w:r>
-      <w:proofErr w:type="gramStart"/>
-      <w:r>
-        <w:rPr>
-          <w:rFonts w:ascii="Courier New" w:hAnsi="Courier New" w:cs="Courier New"/>
-          <w:sz w:val="18"/>
-          <w:szCs w:val="18"/>
-        </w:rPr>
-        <w:t>',  '</w:t>
-      </w:r>
-      <w:proofErr w:type="gramEnd"/>
-      <w:r>
-        <w:rPr>
-          <w:rFonts w:ascii="Courier New" w:hAnsi="Courier New" w:cs="Courier New"/>
-          <w:sz w:val="18"/>
-          <w:szCs w:val="18"/>
-        </w:rPr>
-        <w:t>Pilotage circuit'),</w:t>
-      </w:r>
-    </w:p>
-    <w:p>
-      <w:pPr>
-        <w:shd w:val="clear" w:color="auto" w:fill="F2F2F2"/>
-        <w:rPr>
-          <w:rFonts w:ascii="Courier New" w:hAnsi="Courier New" w:cs="Courier New"/>
-          <w:sz w:val="18"/>
-          <w:szCs w:val="18"/>
-        </w:rPr>
-      </w:pPr>
-      <w:r>
-        <w:rPr>
-          <w:rFonts w:ascii="Courier New" w:hAnsi="Courier New" w:cs="Courier New"/>
-          <w:sz w:val="18"/>
-          <w:szCs w:val="18"/>
-        </w:rPr>
-        <w:t xml:space="preserve">    ('Martin</w:t>
-      </w:r>
-      <w:proofErr w:type="gramStart"/>
-      <w:r>
-        <w:rPr>
-          <w:rFonts w:ascii="Courier New" w:hAnsi="Courier New" w:cs="Courier New"/>
-          <w:sz w:val="18"/>
-          <w:szCs w:val="18"/>
-        </w:rPr>
-        <w:t xml:space="preserve">',   </w:t>
-      </w:r>
-      <w:proofErr w:type="gramEnd"/>
-      <w:r>
-        <w:rPr>
-          <w:rFonts w:ascii="Courier New" w:hAnsi="Courier New" w:cs="Courier New"/>
-          <w:sz w:val="18"/>
-          <w:szCs w:val="18"/>
-        </w:rPr>
-        <w:t>'Jules</w:t>
-      </w:r>
-      <w:proofErr w:type="gramStart"/>
-      <w:r>
-        <w:rPr>
-          <w:rFonts w:ascii="Courier New" w:hAnsi="Courier New" w:cs="Courier New"/>
-          <w:sz w:val="18"/>
-          <w:szCs w:val="18"/>
-        </w:rPr>
-        <w:t xml:space="preserve">',   </w:t>
-      </w:r>
-      <w:proofErr w:type="gramEnd"/>
-      <w:r>
-        <w:rPr>
-          <w:rFonts w:ascii="Courier New" w:hAnsi="Courier New" w:cs="Courier New"/>
-          <w:sz w:val="18"/>
-          <w:szCs w:val="18"/>
-        </w:rPr>
-        <w:t>'Conduite sportive'),</w:t>
-      </w:r>
-    </w:p>
-    <w:p>
-      <w:pPr>
-        <w:shd w:val="clear" w:color="auto" w:fill="F2F2F2"/>
-        <w:rPr>
-          <w:rFonts w:ascii="Courier New" w:hAnsi="Courier New" w:cs="Courier New"/>
-          <w:sz w:val="18"/>
-          <w:szCs w:val="18"/>
-        </w:rPr>
-      </w:pPr>
-      <w:r>
-        <w:rPr>
-          <w:rFonts w:ascii="Courier New" w:hAnsi="Courier New" w:cs="Courier New"/>
-          <w:sz w:val="18"/>
-          <w:szCs w:val="18"/>
-        </w:rPr>
-        <w:t xml:space="preserve">    ('Bernard</w:t>
-      </w:r>
-      <w:proofErr w:type="gramStart"/>
-      <w:r>
-        <w:rPr>
-          <w:rFonts w:ascii="Courier New" w:hAnsi="Courier New" w:cs="Courier New"/>
-          <w:sz w:val="18"/>
-          <w:szCs w:val="18"/>
-        </w:rPr>
-        <w:t>',  '</w:t>
-      </w:r>
-      <w:proofErr w:type="gramEnd"/>
-      <w:r>
-        <w:rPr>
-          <w:rFonts w:ascii="Courier New" w:hAnsi="Courier New" w:cs="Courier New"/>
-          <w:sz w:val="18"/>
-          <w:szCs w:val="18"/>
-        </w:rPr>
-        <w:t>Claire</w:t>
-      </w:r>
-      <w:proofErr w:type="gramStart"/>
-      <w:r>
-        <w:rPr>
-          <w:rFonts w:ascii="Courier New" w:hAnsi="Courier New" w:cs="Courier New"/>
-          <w:sz w:val="18"/>
-          <w:szCs w:val="18"/>
-        </w:rPr>
-        <w:t>',  '</w:t>
-      </w:r>
-      <w:proofErr w:type="gramEnd"/>
-      <w:r>
-        <w:rPr>
-          <w:rFonts w:ascii="Courier New" w:hAnsi="Courier New" w:cs="Courier New"/>
-          <w:sz w:val="18"/>
-          <w:szCs w:val="18"/>
-        </w:rPr>
-        <w:t>Pilotage pluie'),</w:t>
-      </w:r>
-    </w:p>
-    <w:p>
-      <w:pPr>
-        <w:shd w:val="clear" w:color="auto" w:fill="F2F2F2"/>
-        <w:rPr>
-          <w:rFonts w:ascii="Courier New" w:hAnsi="Courier New" w:cs="Courier New"/>
-          <w:sz w:val="18"/>
-          <w:szCs w:val="18"/>
-        </w:rPr>
-      </w:pPr>
-      <w:r>
-        <w:rPr>
-          <w:rFonts w:ascii="Courier New" w:hAnsi="Courier New" w:cs="Courier New"/>
-          <w:sz w:val="18"/>
-          <w:szCs w:val="18"/>
-        </w:rPr>
-        <w:t xml:space="preserve">    ('Morin</w:t>
-      </w:r>
-      <w:proofErr w:type="gramStart"/>
-      <w:r>
-        <w:rPr>
-          <w:rFonts w:ascii="Courier New" w:hAnsi="Courier New" w:cs="Courier New"/>
-          <w:sz w:val="18"/>
-          <w:szCs w:val="18"/>
-        </w:rPr>
-        <w:t xml:space="preserve">',   </w:t>
-      </w:r>
-      <w:proofErr w:type="gramEnd"/>
-      <w:r>
-        <w:rPr>
-          <w:rFonts w:ascii="Courier New" w:hAnsi="Courier New" w:cs="Courier New"/>
-          <w:sz w:val="18"/>
-          <w:szCs w:val="18"/>
-        </w:rPr>
-        <w:t xml:space="preserve"> 'Thomas</w:t>
-      </w:r>
-      <w:proofErr w:type="gramStart"/>
-      <w:r>
-        <w:rPr>
-          <w:rFonts w:ascii="Courier New" w:hAnsi="Courier New" w:cs="Courier New"/>
-          <w:sz w:val="18"/>
-          <w:szCs w:val="18"/>
-        </w:rPr>
-        <w:t>',  '</w:t>
-      </w:r>
-      <w:proofErr w:type="spellStart"/>
-      <w:proofErr w:type="gramEnd"/>
-      <w:r>
-        <w:rPr>
-          <w:rFonts w:ascii="Courier New" w:hAnsi="Courier New" w:cs="Courier New"/>
-          <w:sz w:val="18"/>
-          <w:szCs w:val="18"/>
-        </w:rPr>
-        <w:t>Depassement</w:t>
-      </w:r>
-      <w:proofErr w:type="spellEnd"/>
-      <w:r>
-        <w:rPr>
-          <w:rFonts w:ascii="Courier New" w:hAnsi="Courier New" w:cs="Courier New"/>
-          <w:sz w:val="18"/>
-          <w:szCs w:val="18"/>
-        </w:rPr>
-        <w:t>'</w:t>
-      </w:r>
-      <w:proofErr w:type="gramStart"/>
-      <w:r>
-        <w:rPr>
-          <w:rFonts w:ascii="Courier New" w:hAnsi="Courier New" w:cs="Courier New"/>
-          <w:sz w:val="18"/>
-          <w:szCs w:val="18"/>
-        </w:rPr>
-        <w:t>);</w:t>
-      </w:r>
-      <w:proofErr w:type="gramEnd"/>
-    </w:p>
-    <w:p>
-      <w:pPr>
-        <w:shd w:val="clear" w:color="auto" w:fill="F2F2F2"/>
-        <w:rPr>
-          <w:rFonts w:ascii="Courier New" w:hAnsi="Courier New" w:cs="Courier New"/>
-          <w:sz w:val="18"/>
-          <w:szCs w:val="18"/>
-        </w:rPr>
-      </w:pPr>
-      <w:r>
-        <w:rPr>
-          <w:rFonts w:ascii="Courier New" w:hAnsi="Courier New" w:cs="Courier New"/>
-          <w:sz w:val="18"/>
-          <w:szCs w:val="18"/>
-        </w:rPr>
-        <w:lastRenderedPageBreak/>
-        <w:t xml:space="preserve"> </w:t>
-      </w:r>
-    </w:p>
-    <w:p>
-      <w:pPr>
-        <w:shd w:val="clear" w:color="auto" w:fill="F2F2F2"/>
-        <w:rPr>
-          <w:rFonts w:ascii="Courier New" w:hAnsi="Courier New" w:cs="Courier New"/>
-          <w:sz w:val="18"/>
-          <w:szCs w:val="18"/>
-        </w:rPr>
-      </w:pPr>
-      <w:r>
-        <w:rPr>
-          <w:rFonts w:ascii="Courier New" w:hAnsi="Courier New" w:cs="Courier New"/>
-          <w:color w:val="008000"/>
-          <w:sz w:val="18"/>
-          <w:szCs w:val="18"/>
-        </w:rPr>
-        <w:t>-- ---------- VEHICULE ----------</w:t>
-      </w:r>
-    </w:p>
-    <w:p>
-      <w:pPr>
-        <w:shd w:val="clear" w:color="auto" w:fill="F2F2F2"/>
-        <w:rPr>
-          <w:rFonts w:ascii="Courier New" w:hAnsi="Courier New" w:cs="Courier New"/>
-          <w:sz w:val="18"/>
-          <w:szCs w:val="18"/>
-        </w:rPr>
-      </w:pPr>
-      <w:r>
-        <w:rPr>
-          <w:rFonts w:ascii="Courier New" w:hAnsi="Courier New" w:cs="Courier New"/>
-          <w:color w:val="00008B"/>
-          <w:sz w:val="18"/>
-          <w:szCs w:val="18"/>
-        </w:rPr>
-        <w:t>INSERT INTO</w:t>
-      </w:r>
-      <w:r>
-        <w:rPr>
-          <w:rFonts w:ascii="Courier New" w:hAnsi="Courier New" w:cs="Courier New"/>
-          <w:sz w:val="18"/>
-          <w:szCs w:val="18"/>
-        </w:rPr>
-        <w:t xml:space="preserve"> VEHICULE (marque, </w:t>
-      </w:r>
-      <w:proofErr w:type="spellStart"/>
-      <w:r>
-        <w:rPr>
-          <w:rFonts w:ascii="Courier New" w:hAnsi="Courier New" w:cs="Courier New"/>
-          <w:sz w:val="18"/>
-          <w:szCs w:val="18"/>
-        </w:rPr>
-        <w:t>modele</w:t>
-      </w:r>
-      <w:proofErr w:type="spellEnd"/>
-      <w:r>
-        <w:rPr>
-          <w:rFonts w:ascii="Courier New" w:hAnsi="Courier New" w:cs="Courier New"/>
-          <w:sz w:val="18"/>
-          <w:szCs w:val="18"/>
-        </w:rPr>
-        <w:t xml:space="preserve">, </w:t>
-      </w:r>
-      <w:proofErr w:type="spellStart"/>
-      <w:r>
-        <w:rPr>
-          <w:rFonts w:ascii="Courier New" w:hAnsi="Courier New" w:cs="Courier New"/>
-          <w:sz w:val="18"/>
-          <w:szCs w:val="18"/>
-        </w:rPr>
-        <w:t>puissance_cv</w:t>
-      </w:r>
-      <w:proofErr w:type="spellEnd"/>
-      <w:r>
-        <w:rPr>
-          <w:rFonts w:ascii="Courier New" w:hAnsi="Courier New" w:cs="Courier New"/>
-          <w:sz w:val="18"/>
-          <w:szCs w:val="18"/>
-        </w:rPr>
-        <w:t xml:space="preserve">, </w:t>
-      </w:r>
-      <w:proofErr w:type="spellStart"/>
-      <w:r>
-        <w:rPr>
-          <w:rFonts w:ascii="Courier New" w:hAnsi="Courier New" w:cs="Courier New"/>
-          <w:sz w:val="18"/>
-          <w:szCs w:val="18"/>
-        </w:rPr>
-        <w:t>annee</w:t>
-      </w:r>
-      <w:proofErr w:type="spellEnd"/>
-      <w:r>
-        <w:rPr>
-          <w:rFonts w:ascii="Courier New" w:hAnsi="Courier New" w:cs="Courier New"/>
-          <w:sz w:val="18"/>
-          <w:szCs w:val="18"/>
-        </w:rPr>
-        <w:t>) VALUES</w:t>
-      </w:r>
-    </w:p>
-    <w:p>
-      <w:pPr>
-        <w:shd w:val="clear" w:color="auto" w:fill="F2F2F2"/>
-        <w:rPr>
-          <w:rFonts w:ascii="Courier New" w:hAnsi="Courier New" w:cs="Courier New"/>
-          <w:sz w:val="18"/>
-          <w:szCs w:val="18"/>
-        </w:rPr>
-      </w:pPr>
-      <w:r>
-        <w:rPr>
-          <w:rFonts w:ascii="Courier New" w:hAnsi="Courier New" w:cs="Courier New"/>
-          <w:sz w:val="18"/>
-          <w:szCs w:val="18"/>
-        </w:rPr>
-        <w:t xml:space="preserve">    ('Ferrari</w:t>
-      </w:r>
-      <w:proofErr w:type="gramStart"/>
-      <w:r>
-        <w:rPr>
-          <w:rFonts w:ascii="Courier New" w:hAnsi="Courier New" w:cs="Courier New"/>
-          <w:sz w:val="18"/>
-          <w:szCs w:val="18"/>
-        </w:rPr>
-        <w:t xml:space="preserve">',   </w:t>
-      </w:r>
-      <w:proofErr w:type="gramEnd"/>
-      <w:r>
-        <w:rPr>
-          <w:rFonts w:ascii="Courier New" w:hAnsi="Courier New" w:cs="Courier New"/>
-          <w:sz w:val="18"/>
-          <w:szCs w:val="18"/>
-        </w:rPr>
-        <w:t>'488 GT3</w:t>
-      </w:r>
-      <w:proofErr w:type="gramStart"/>
-      <w:r>
-        <w:rPr>
-          <w:rFonts w:ascii="Courier New" w:hAnsi="Courier New" w:cs="Courier New"/>
-          <w:sz w:val="18"/>
-          <w:szCs w:val="18"/>
-        </w:rPr>
-        <w:t xml:space="preserve">',   </w:t>
-      </w:r>
-      <w:proofErr w:type="gramEnd"/>
-      <w:r>
-        <w:rPr>
-          <w:rFonts w:ascii="Courier New" w:hAnsi="Courier New" w:cs="Courier New"/>
-          <w:sz w:val="18"/>
-          <w:szCs w:val="18"/>
-        </w:rPr>
-        <w:t xml:space="preserve">   670, 2021),</w:t>
-      </w:r>
-    </w:p>
-    <w:p>
-      <w:pPr>
-        <w:shd w:val="clear" w:color="auto" w:fill="F2F2F2"/>
-        <w:rPr>
-          <w:rFonts w:ascii="Courier New" w:hAnsi="Courier New" w:cs="Courier New"/>
-          <w:sz w:val="18"/>
-          <w:szCs w:val="18"/>
-        </w:rPr>
-      </w:pPr>
-      <w:r>
-        <w:rPr>
-          <w:rFonts w:ascii="Courier New" w:hAnsi="Courier New" w:cs="Courier New"/>
-          <w:sz w:val="18"/>
-          <w:szCs w:val="18"/>
-        </w:rPr>
-        <w:t xml:space="preserve">    ('Porsche</w:t>
-      </w:r>
-      <w:proofErr w:type="gramStart"/>
-      <w:r>
-        <w:rPr>
-          <w:rFonts w:ascii="Courier New" w:hAnsi="Courier New" w:cs="Courier New"/>
-          <w:sz w:val="18"/>
-          <w:szCs w:val="18"/>
-        </w:rPr>
-        <w:t xml:space="preserve">',   </w:t>
-      </w:r>
-      <w:proofErr w:type="gramEnd"/>
-      <w:r>
-        <w:rPr>
-          <w:rFonts w:ascii="Courier New" w:hAnsi="Courier New" w:cs="Courier New"/>
-          <w:sz w:val="18"/>
-          <w:szCs w:val="18"/>
-        </w:rPr>
-        <w:t>'911 GT3 RS</w:t>
-      </w:r>
-      <w:proofErr w:type="gramStart"/>
-      <w:r>
-        <w:rPr>
-          <w:rFonts w:ascii="Courier New" w:hAnsi="Courier New" w:cs="Courier New"/>
-          <w:sz w:val="18"/>
-          <w:szCs w:val="18"/>
-        </w:rPr>
-        <w:t xml:space="preserve">',   </w:t>
-      </w:r>
-      <w:proofErr w:type="gramEnd"/>
-      <w:r>
-        <w:rPr>
-          <w:rFonts w:ascii="Courier New" w:hAnsi="Courier New" w:cs="Courier New"/>
-          <w:sz w:val="18"/>
-          <w:szCs w:val="18"/>
-        </w:rPr>
-        <w:t>520, 2022),</w:t>
-      </w:r>
-    </w:p>
-    <w:p>
-      <w:pPr>
-        <w:shd w:val="clear" w:color="auto" w:fill="F2F2F2"/>
-        <w:rPr>
-          <w:rFonts w:ascii="Courier New" w:hAnsi="Courier New" w:cs="Courier New"/>
-          <w:sz w:val="18"/>
-          <w:szCs w:val="18"/>
-        </w:rPr>
-      </w:pPr>
-      <w:r>
-        <w:rPr>
-          <w:rFonts w:ascii="Courier New" w:hAnsi="Courier New" w:cs="Courier New"/>
-          <w:sz w:val="18"/>
-          <w:szCs w:val="18"/>
-        </w:rPr>
-        <w:t xml:space="preserve">    ('Lamborghini','</w:t>
-      </w:r>
-      <w:proofErr w:type="spellStart"/>
-      <w:r>
-        <w:rPr>
-          <w:rFonts w:ascii="Courier New" w:hAnsi="Courier New" w:cs="Courier New"/>
-          <w:sz w:val="18"/>
-          <w:szCs w:val="18"/>
-        </w:rPr>
-        <w:t>Huracan</w:t>
-      </w:r>
-      <w:proofErr w:type="spellEnd"/>
-      <w:r>
-        <w:rPr>
-          <w:rFonts w:ascii="Courier New" w:hAnsi="Courier New" w:cs="Courier New"/>
-          <w:sz w:val="18"/>
-          <w:szCs w:val="18"/>
-        </w:rPr>
-        <w:t xml:space="preserve"> GT3</w:t>
-      </w:r>
-      <w:proofErr w:type="gramStart"/>
-      <w:r>
-        <w:rPr>
-          <w:rFonts w:ascii="Courier New" w:hAnsi="Courier New" w:cs="Courier New"/>
-          <w:sz w:val="18"/>
-          <w:szCs w:val="18"/>
-        </w:rPr>
-        <w:t>',  620</w:t>
-      </w:r>
-      <w:proofErr w:type="gramEnd"/>
-      <w:r>
-        <w:rPr>
-          <w:rFonts w:ascii="Courier New" w:hAnsi="Courier New" w:cs="Courier New"/>
-          <w:sz w:val="18"/>
-          <w:szCs w:val="18"/>
-        </w:rPr>
-        <w:t>, 2020),</w:t>
-      </w:r>
-    </w:p>
-    <w:p>
-      <w:pPr>
-        <w:shd w:val="clear" w:color="auto" w:fill="F2F2F2"/>
-        <w:rPr>
-          <w:rFonts w:ascii="Courier New" w:hAnsi="Courier New" w:cs="Courier New"/>
-          <w:sz w:val="18"/>
-          <w:szCs w:val="18"/>
-        </w:rPr>
-      </w:pPr>
-      <w:r>
-        <w:rPr>
-          <w:rFonts w:ascii="Courier New" w:hAnsi="Courier New" w:cs="Courier New"/>
-          <w:sz w:val="18"/>
-          <w:szCs w:val="18"/>
-        </w:rPr>
-        <w:t xml:space="preserve">    ('Ferrari</w:t>
-      </w:r>
-      <w:proofErr w:type="gramStart"/>
-      <w:r>
-        <w:rPr>
-          <w:rFonts w:ascii="Courier New" w:hAnsi="Courier New" w:cs="Courier New"/>
-          <w:sz w:val="18"/>
-          <w:szCs w:val="18"/>
-        </w:rPr>
-        <w:t xml:space="preserve">',   </w:t>
-      </w:r>
-      <w:proofErr w:type="gramEnd"/>
-      <w:r>
-        <w:rPr>
-          <w:rFonts w:ascii="Courier New" w:hAnsi="Courier New" w:cs="Courier New"/>
-          <w:sz w:val="18"/>
-          <w:szCs w:val="18"/>
-        </w:rPr>
-        <w:t>'F488 Challenge',660, 2019),</w:t>
-      </w:r>
-    </w:p>
-    <w:p>
-      <w:pPr>
-        <w:shd w:val="clear" w:color="auto" w:fill="F2F2F2"/>
-        <w:rPr>
-          <w:rFonts w:ascii="Courier New" w:hAnsi="Courier New" w:cs="Courier New"/>
-          <w:sz w:val="18"/>
-          <w:szCs w:val="18"/>
-        </w:rPr>
-      </w:pPr>
-      <w:r>
-        <w:rPr>
-          <w:rFonts w:ascii="Courier New" w:hAnsi="Courier New" w:cs="Courier New"/>
-          <w:sz w:val="18"/>
-          <w:szCs w:val="18"/>
-        </w:rPr>
-        <w:t xml:space="preserve">    ('BMW</w:t>
-      </w:r>
-      <w:proofErr w:type="gramStart"/>
-      <w:r>
-        <w:rPr>
-          <w:rFonts w:ascii="Courier New" w:hAnsi="Courier New" w:cs="Courier New"/>
-          <w:sz w:val="18"/>
-          <w:szCs w:val="18"/>
-        </w:rPr>
-        <w:t xml:space="preserve">',   </w:t>
-      </w:r>
-      <w:proofErr w:type="gramEnd"/>
-      <w:r>
-        <w:rPr>
-          <w:rFonts w:ascii="Courier New" w:hAnsi="Courier New" w:cs="Courier New"/>
-          <w:sz w:val="18"/>
-          <w:szCs w:val="18"/>
-        </w:rPr>
-        <w:t xml:space="preserve">     'M4 GT4</w:t>
-      </w:r>
-      <w:proofErr w:type="gramStart"/>
-      <w:r>
-        <w:rPr>
-          <w:rFonts w:ascii="Courier New" w:hAnsi="Courier New" w:cs="Courier New"/>
-          <w:sz w:val="18"/>
-          <w:szCs w:val="18"/>
-        </w:rPr>
-        <w:t xml:space="preserve">',   </w:t>
-      </w:r>
-      <w:proofErr w:type="gramEnd"/>
-      <w:r>
-        <w:rPr>
-          <w:rFonts w:ascii="Courier New" w:hAnsi="Courier New" w:cs="Courier New"/>
-          <w:sz w:val="18"/>
-          <w:szCs w:val="18"/>
-        </w:rPr>
-        <w:t xml:space="preserve">    430, 2023),</w:t>
-      </w:r>
-    </w:p>
-    <w:p>
-      <w:pPr>
-        <w:shd w:val="clear" w:color="auto" w:fill="F2F2F2"/>
-        <w:rPr>
-          <w:rFonts w:ascii="Courier New" w:hAnsi="Courier New" w:cs="Courier New"/>
-          <w:sz w:val="18"/>
-          <w:szCs w:val="18"/>
-        </w:rPr>
-      </w:pPr>
-      <w:r>
-        <w:rPr>
-          <w:rFonts w:ascii="Courier New" w:hAnsi="Courier New" w:cs="Courier New"/>
-          <w:sz w:val="18"/>
-          <w:szCs w:val="18"/>
-        </w:rPr>
-        <w:t xml:space="preserve">    ('Aston Martin','</w:t>
-      </w:r>
-      <w:proofErr w:type="spellStart"/>
-      <w:r>
-        <w:rPr>
-          <w:rFonts w:ascii="Courier New" w:hAnsi="Courier New" w:cs="Courier New"/>
-          <w:sz w:val="18"/>
-          <w:szCs w:val="18"/>
-        </w:rPr>
-        <w:t>Vantage</w:t>
-      </w:r>
-      <w:proofErr w:type="spellEnd"/>
-      <w:r>
-        <w:rPr>
-          <w:rFonts w:ascii="Courier New" w:hAnsi="Courier New" w:cs="Courier New"/>
-          <w:sz w:val="18"/>
-          <w:szCs w:val="18"/>
-        </w:rPr>
-        <w:t xml:space="preserve"> GT4', 440, 2022),</w:t>
-      </w:r>
-    </w:p>
-    <w:p>
-      <w:pPr>
-        <w:shd w:val="clear" w:color="auto" w:fill="F2F2F2"/>
-        <w:rPr>
-          <w:rFonts w:ascii="Courier New" w:hAnsi="Courier New" w:cs="Courier New"/>
-          <w:sz w:val="18"/>
-          <w:szCs w:val="18"/>
-        </w:rPr>
-      </w:pPr>
-      <w:r>
-        <w:rPr>
-          <w:rFonts w:ascii="Courier New" w:hAnsi="Courier New" w:cs="Courier New"/>
-          <w:sz w:val="18"/>
-          <w:szCs w:val="18"/>
-        </w:rPr>
-        <w:t xml:space="preserve">    ('Mercedes</w:t>
-      </w:r>
-      <w:proofErr w:type="gramStart"/>
-      <w:r>
-        <w:rPr>
-          <w:rFonts w:ascii="Courier New" w:hAnsi="Courier New" w:cs="Courier New"/>
-          <w:sz w:val="18"/>
-          <w:szCs w:val="18"/>
-        </w:rPr>
-        <w:t xml:space="preserve">',   </w:t>
-      </w:r>
-      <w:proofErr w:type="gramEnd"/>
-      <w:r>
-        <w:rPr>
-          <w:rFonts w:ascii="Courier New" w:hAnsi="Courier New" w:cs="Courier New"/>
-          <w:sz w:val="18"/>
-          <w:szCs w:val="18"/>
-        </w:rPr>
-        <w:t>'AMG GT3</w:t>
-      </w:r>
-      <w:proofErr w:type="gramStart"/>
-      <w:r>
-        <w:rPr>
-          <w:rFonts w:ascii="Courier New" w:hAnsi="Courier New" w:cs="Courier New"/>
-          <w:sz w:val="18"/>
-          <w:szCs w:val="18"/>
-        </w:rPr>
-        <w:t xml:space="preserve">',   </w:t>
-      </w:r>
-      <w:proofErr w:type="gramEnd"/>
-      <w:r>
-        <w:rPr>
-          <w:rFonts w:ascii="Courier New" w:hAnsi="Courier New" w:cs="Courier New"/>
-          <w:sz w:val="18"/>
-          <w:szCs w:val="18"/>
-        </w:rPr>
-        <w:t xml:space="preserve">   550, 2021),</w:t>
-      </w:r>
-    </w:p>
-    <w:p>
-      <w:pPr>
-        <w:shd w:val="clear" w:color="auto" w:fill="F2F2F2"/>
-        <w:rPr>
-          <w:rFonts w:ascii="Courier New" w:hAnsi="Courier New" w:cs="Courier New"/>
-          <w:sz w:val="18"/>
-          <w:szCs w:val="18"/>
-        </w:rPr>
-      </w:pPr>
-      <w:r>
-        <w:rPr>
-          <w:rFonts w:ascii="Courier New" w:hAnsi="Courier New" w:cs="Courier New"/>
-          <w:sz w:val="18"/>
-          <w:szCs w:val="18"/>
-        </w:rPr>
-        <w:t xml:space="preserve">    ('Porsche</w:t>
-      </w:r>
-      <w:proofErr w:type="gramStart"/>
-      <w:r>
-        <w:rPr>
-          <w:rFonts w:ascii="Courier New" w:hAnsi="Courier New" w:cs="Courier New"/>
-          <w:sz w:val="18"/>
-          <w:szCs w:val="18"/>
-        </w:rPr>
-        <w:t xml:space="preserve">',   </w:t>
-      </w:r>
-      <w:proofErr w:type="gramEnd"/>
-      <w:r>
-        <w:rPr>
-          <w:rFonts w:ascii="Courier New" w:hAnsi="Courier New" w:cs="Courier New"/>
-          <w:sz w:val="18"/>
-          <w:szCs w:val="18"/>
-        </w:rPr>
-        <w:t xml:space="preserve"> 'Cayman GT4</w:t>
-      </w:r>
-      <w:proofErr w:type="gramStart"/>
-      <w:r>
-        <w:rPr>
-          <w:rFonts w:ascii="Courier New" w:hAnsi="Courier New" w:cs="Courier New"/>
-          <w:sz w:val="18"/>
-          <w:szCs w:val="18"/>
-        </w:rPr>
-        <w:t xml:space="preserve">',   </w:t>
-      </w:r>
-      <w:proofErr w:type="gramEnd"/>
-      <w:r>
-        <w:rPr>
-          <w:rFonts w:ascii="Courier New" w:hAnsi="Courier New" w:cs="Courier New"/>
-          <w:sz w:val="18"/>
-          <w:szCs w:val="18"/>
-        </w:rPr>
-        <w:t>420, 2020</w:t>
-      </w:r>
-      <w:proofErr w:type="gramStart"/>
-      <w:r>
-        <w:rPr>
-          <w:rFonts w:ascii="Courier New" w:hAnsi="Courier New" w:cs="Courier New"/>
-          <w:sz w:val="18"/>
-          <w:szCs w:val="18"/>
-        </w:rPr>
-        <w:t>);</w:t>
-      </w:r>
-      <w:proofErr w:type="gramEnd"/>
-    </w:p>
-    <w:p>
-      <w:pPr>
-        <w:shd w:val="clear" w:color="auto" w:fill="F2F2F2"/>
-        <w:rPr>
-          <w:rFonts w:ascii="Courier New" w:hAnsi="Courier New" w:cs="Courier New"/>
-          <w:sz w:val="18"/>
-          <w:szCs w:val="18"/>
-        </w:rPr>
-      </w:pPr>
-      <w:r>
-        <w:rPr>
-          <w:rFonts w:ascii="Courier New" w:hAnsi="Courier New" w:cs="Courier New"/>
-          <w:sz w:val="18"/>
-          <w:szCs w:val="18"/>
-        </w:rPr>
-        <w:t xml:space="preserve"> </w:t>
-      </w:r>
-    </w:p>
-    <w:p>
-      <w:pPr>
-        <w:shd w:val="clear" w:color="auto" w:fill="F2F2F2"/>
-        <w:rPr>
-          <w:rFonts w:ascii="Courier New" w:hAnsi="Courier New" w:cs="Courier New"/>
-          <w:sz w:val="18"/>
-          <w:szCs w:val="18"/>
-        </w:rPr>
-      </w:pPr>
-      <w:r>
-        <w:rPr>
-          <w:rFonts w:ascii="Courier New" w:hAnsi="Courier New" w:cs="Courier New"/>
-          <w:color w:val="008000"/>
-          <w:sz w:val="18"/>
-          <w:szCs w:val="18"/>
-        </w:rPr>
-        <w:t>-- ---------- PILOTE ----------</w:t>
-      </w:r>
-    </w:p>
-    <w:p>
-      <w:pPr>
-        <w:shd w:val="clear" w:color="auto" w:fill="F2F2F2"/>
-        <w:rPr>
-          <w:rFonts w:ascii="Courier New" w:hAnsi="Courier New" w:cs="Courier New"/>
-          <w:sz w:val="18"/>
-          <w:szCs w:val="18"/>
-        </w:rPr>
-      </w:pPr>
-      <w:r>
-        <w:rPr>
-          <w:rFonts w:ascii="Courier New" w:hAnsi="Courier New" w:cs="Courier New"/>
-          <w:color w:val="00008B"/>
-          <w:sz w:val="18"/>
-          <w:szCs w:val="18"/>
-        </w:rPr>
-        <w:t>INSERT INTO</w:t>
-      </w:r>
-      <w:r>
-        <w:rPr>
-          <w:rFonts w:ascii="Courier New" w:hAnsi="Courier New" w:cs="Courier New"/>
-          <w:sz w:val="18"/>
-          <w:szCs w:val="18"/>
-        </w:rPr>
-        <w:t xml:space="preserve"> PILOTE (</w:t>
-      </w:r>
-      <w:proofErr w:type="spellStart"/>
-      <w:r>
-        <w:rPr>
-          <w:rFonts w:ascii="Courier New" w:hAnsi="Courier New" w:cs="Courier New"/>
-          <w:sz w:val="18"/>
-          <w:szCs w:val="18"/>
-        </w:rPr>
-        <w:t>nom_pilote</w:t>
-      </w:r>
-      <w:proofErr w:type="spellEnd"/>
-      <w:r>
-        <w:rPr>
-          <w:rFonts w:ascii="Courier New" w:hAnsi="Courier New" w:cs="Courier New"/>
-          <w:sz w:val="18"/>
-          <w:szCs w:val="18"/>
-        </w:rPr>
-        <w:t xml:space="preserve">, </w:t>
-      </w:r>
-      <w:proofErr w:type="spellStart"/>
-      <w:r>
-        <w:rPr>
-          <w:rFonts w:ascii="Courier New" w:hAnsi="Courier New" w:cs="Courier New"/>
-          <w:sz w:val="18"/>
-          <w:szCs w:val="18"/>
-        </w:rPr>
-        <w:t>prenom_pilote</w:t>
-      </w:r>
-      <w:proofErr w:type="spellEnd"/>
-      <w:r>
-        <w:rPr>
-          <w:rFonts w:ascii="Courier New" w:hAnsi="Courier New" w:cs="Courier New"/>
-          <w:sz w:val="18"/>
-          <w:szCs w:val="18"/>
-        </w:rPr>
-        <w:t xml:space="preserve">, </w:t>
-      </w:r>
-      <w:proofErr w:type="spellStart"/>
-      <w:r>
-        <w:rPr>
-          <w:rFonts w:ascii="Courier New" w:hAnsi="Courier New" w:cs="Courier New"/>
-          <w:sz w:val="18"/>
-          <w:szCs w:val="18"/>
-        </w:rPr>
-        <w:t>date_naissance</w:t>
-      </w:r>
-      <w:proofErr w:type="spellEnd"/>
-      <w:r>
-        <w:rPr>
-          <w:rFonts w:ascii="Courier New" w:hAnsi="Courier New" w:cs="Courier New"/>
-          <w:sz w:val="18"/>
-          <w:szCs w:val="18"/>
-        </w:rPr>
-        <w:t xml:space="preserve">, niveau, </w:t>
-      </w:r>
-      <w:proofErr w:type="gramStart"/>
-      <w:r>
-        <w:rPr>
-          <w:rFonts w:ascii="Courier New" w:hAnsi="Courier New" w:cs="Courier New"/>
-          <w:sz w:val="18"/>
-          <w:szCs w:val="18"/>
-        </w:rPr>
-        <w:t>email</w:t>
-      </w:r>
-      <w:proofErr w:type="gramEnd"/>
-      <w:r>
-        <w:rPr>
-          <w:rFonts w:ascii="Courier New" w:hAnsi="Courier New" w:cs="Courier New"/>
-          <w:sz w:val="18"/>
-          <w:szCs w:val="18"/>
-        </w:rPr>
-        <w:t>) VALUES</w:t>
-      </w:r>
-    </w:p>
-    <w:p>
-      <w:pPr>
-        <w:shd w:val="clear" w:color="auto" w:fill="F2F2F2"/>
-        <w:rPr>
-          <w:rFonts w:ascii="Courier New" w:hAnsi="Courier New" w:cs="Courier New"/>
-          <w:sz w:val="18"/>
-          <w:szCs w:val="18"/>
-        </w:rPr>
-      </w:pPr>
-      <w:r>
-        <w:rPr>
-          <w:rFonts w:ascii="Courier New" w:hAnsi="Courier New" w:cs="Courier New"/>
-          <w:sz w:val="18"/>
-          <w:szCs w:val="18"/>
-        </w:rPr>
-        <w:t xml:space="preserve">    ('Dubois</w:t>
-      </w:r>
-      <w:proofErr w:type="gramStart"/>
-      <w:r>
-        <w:rPr>
-          <w:rFonts w:ascii="Courier New" w:hAnsi="Courier New" w:cs="Courier New"/>
-          <w:sz w:val="18"/>
-          <w:szCs w:val="18"/>
-        </w:rPr>
-        <w:t xml:space="preserve">',   </w:t>
-      </w:r>
-      <w:proofErr w:type="gramEnd"/>
-      <w:r>
-        <w:rPr>
-          <w:rFonts w:ascii="Courier New" w:hAnsi="Courier New" w:cs="Courier New"/>
-          <w:sz w:val="18"/>
-          <w:szCs w:val="18"/>
-        </w:rPr>
-        <w:t xml:space="preserve"> 'Antoine</w:t>
-      </w:r>
-      <w:proofErr w:type="gramStart"/>
-      <w:r>
-        <w:rPr>
-          <w:rFonts w:ascii="Courier New" w:hAnsi="Courier New" w:cs="Courier New"/>
-          <w:sz w:val="18"/>
-          <w:szCs w:val="18"/>
-        </w:rPr>
-        <w:t>',  '</w:t>
-      </w:r>
-      <w:proofErr w:type="gramEnd"/>
-      <w:r>
-        <w:rPr>
-          <w:rFonts w:ascii="Courier New" w:hAnsi="Courier New" w:cs="Courier New"/>
-          <w:sz w:val="18"/>
-          <w:szCs w:val="18"/>
-        </w:rPr>
-        <w:t>1990-03-12', 'confirme</w:t>
-      </w:r>
-      <w:proofErr w:type="gramStart"/>
-      <w:r>
-        <w:rPr>
-          <w:rFonts w:ascii="Courier New" w:hAnsi="Courier New" w:cs="Courier New"/>
-          <w:sz w:val="18"/>
-          <w:szCs w:val="18"/>
-        </w:rPr>
-        <w:t xml:space="preserve">',   </w:t>
-      </w:r>
-      <w:proofErr w:type="gramEnd"/>
-      <w:r>
-        <w:rPr>
-          <w:rFonts w:ascii="Courier New" w:hAnsi="Courier New" w:cs="Courier New"/>
-          <w:sz w:val="18"/>
-          <w:szCs w:val="18"/>
-        </w:rPr>
-        <w:t xml:space="preserve"> 'antoine.dubois@mail.com'),</w:t>
-      </w:r>
-    </w:p>
-    <w:p>
-      <w:pPr>
-        <w:shd w:val="clear" w:color="auto" w:fill="F2F2F2"/>
-        <w:rPr>
-          <w:rFonts w:ascii="Courier New" w:hAnsi="Courier New" w:cs="Courier New"/>
-          <w:sz w:val="18"/>
-          <w:szCs w:val="18"/>
-        </w:rPr>
-      </w:pPr>
-      <w:r>
-        <w:rPr>
-          <w:rFonts w:ascii="Courier New" w:hAnsi="Courier New" w:cs="Courier New"/>
-          <w:sz w:val="18"/>
-          <w:szCs w:val="18"/>
-        </w:rPr>
-        <w:t xml:space="preserve">    ('Lemaire</w:t>
-      </w:r>
-      <w:proofErr w:type="gramStart"/>
-      <w:r>
-        <w:rPr>
-          <w:rFonts w:ascii="Courier New" w:hAnsi="Courier New" w:cs="Courier New"/>
-          <w:sz w:val="18"/>
-          <w:szCs w:val="18"/>
-        </w:rPr>
-        <w:t xml:space="preserve">',   </w:t>
-      </w:r>
-      <w:proofErr w:type="gramEnd"/>
-      <w:r>
-        <w:rPr>
-          <w:rFonts w:ascii="Courier New" w:hAnsi="Courier New" w:cs="Courier New"/>
-          <w:sz w:val="18"/>
-          <w:szCs w:val="18"/>
-        </w:rPr>
-        <w:t>'Chloe</w:t>
-      </w:r>
-      <w:proofErr w:type="gramStart"/>
-      <w:r>
-        <w:rPr>
-          <w:rFonts w:ascii="Courier New" w:hAnsi="Courier New" w:cs="Courier New"/>
-          <w:sz w:val="18"/>
-          <w:szCs w:val="18"/>
-        </w:rPr>
-        <w:t xml:space="preserve">',   </w:t>
-      </w:r>
-      <w:proofErr w:type="gramEnd"/>
-      <w:r>
-        <w:rPr>
-          <w:rFonts w:ascii="Courier New" w:hAnsi="Courier New" w:cs="Courier New"/>
-          <w:sz w:val="18"/>
-          <w:szCs w:val="18"/>
-        </w:rPr>
-        <w:t xml:space="preserve"> '1995-07-22', '</w:t>
-      </w:r>
-      <w:proofErr w:type="spellStart"/>
-      <w:r>
-        <w:rPr>
-          <w:rFonts w:ascii="Courier New" w:hAnsi="Courier New" w:cs="Courier New"/>
-          <w:sz w:val="18"/>
-          <w:szCs w:val="18"/>
-        </w:rPr>
-        <w:t>debutant</w:t>
-      </w:r>
-      <w:proofErr w:type="spellEnd"/>
-      <w:proofErr w:type="gramStart"/>
-      <w:r>
-        <w:rPr>
-          <w:rFonts w:ascii="Courier New" w:hAnsi="Courier New" w:cs="Courier New"/>
-          <w:sz w:val="18"/>
-          <w:szCs w:val="18"/>
-        </w:rPr>
-        <w:t xml:space="preserve">',   </w:t>
-      </w:r>
-      <w:proofErr w:type="gramEnd"/>
-      <w:r>
-        <w:rPr>
-          <w:rFonts w:ascii="Courier New" w:hAnsi="Courier New" w:cs="Courier New"/>
-          <w:sz w:val="18"/>
-          <w:szCs w:val="18"/>
-        </w:rPr>
-        <w:t xml:space="preserve"> 'chloe.lemaire@mail.com'),</w:t>
-      </w:r>
-    </w:p>
-    <w:p>
-      <w:pPr>
-        <w:shd w:val="clear" w:color="auto" w:fill="F2F2F2"/>
-        <w:rPr>
-          <w:rFonts w:ascii="Courier New" w:hAnsi="Courier New" w:cs="Courier New"/>
-          <w:sz w:val="18"/>
-          <w:szCs w:val="18"/>
-        </w:rPr>
-      </w:pPr>
-      <w:r>
-        <w:rPr>
-          <w:rFonts w:ascii="Courier New" w:hAnsi="Courier New" w:cs="Courier New"/>
-          <w:sz w:val="18"/>
-          <w:szCs w:val="18"/>
-        </w:rPr>
-        <w:t xml:space="preserve">    ('Garnier</w:t>
-      </w:r>
-      <w:proofErr w:type="gramStart"/>
-      <w:r>
-        <w:rPr>
-          <w:rFonts w:ascii="Courier New" w:hAnsi="Courier New" w:cs="Courier New"/>
-          <w:sz w:val="18"/>
-          <w:szCs w:val="18"/>
-        </w:rPr>
-        <w:t xml:space="preserve">',   </w:t>
-      </w:r>
-      <w:proofErr w:type="gramEnd"/>
-      <w:r>
-        <w:rPr>
-          <w:rFonts w:ascii="Courier New" w:hAnsi="Courier New" w:cs="Courier New"/>
-          <w:sz w:val="18"/>
-          <w:szCs w:val="18"/>
-        </w:rPr>
-        <w:t>'Lucas</w:t>
-      </w:r>
-      <w:proofErr w:type="gramStart"/>
-      <w:r>
-        <w:rPr>
-          <w:rFonts w:ascii="Courier New" w:hAnsi="Courier New" w:cs="Courier New"/>
-          <w:sz w:val="18"/>
-          <w:szCs w:val="18"/>
-        </w:rPr>
-        <w:t xml:space="preserve">',   </w:t>
-      </w:r>
-      <w:proofErr w:type="gramEnd"/>
-      <w:r>
-        <w:rPr>
-          <w:rFonts w:ascii="Courier New" w:hAnsi="Courier New" w:cs="Courier New"/>
-          <w:sz w:val="18"/>
-          <w:szCs w:val="18"/>
-        </w:rPr>
-        <w:t xml:space="preserve"> '1988-11-05', 'expert</w:t>
-      </w:r>
-      <w:proofErr w:type="gramStart"/>
-      <w:r>
-        <w:rPr>
-          <w:rFonts w:ascii="Courier New" w:hAnsi="Courier New" w:cs="Courier New"/>
-          <w:sz w:val="18"/>
-          <w:szCs w:val="18"/>
-        </w:rPr>
-        <w:t xml:space="preserve">',   </w:t>
-      </w:r>
-      <w:proofErr w:type="gramEnd"/>
-      <w:r>
-        <w:rPr>
-          <w:rFonts w:ascii="Courier New" w:hAnsi="Courier New" w:cs="Courier New"/>
-          <w:sz w:val="18"/>
-          <w:szCs w:val="18"/>
-        </w:rPr>
-        <w:t xml:space="preserve">   'lucas.garnier@mail.com'),</w:t>
-      </w:r>
-    </w:p>
-    <w:p>
-      <w:pPr>
-        <w:shd w:val="clear" w:color="auto" w:fill="F2F2F2"/>
-        <w:rPr>
-          <w:rFonts w:ascii="Courier New" w:hAnsi="Courier New" w:cs="Courier New"/>
-          <w:sz w:val="18"/>
-          <w:szCs w:val="18"/>
-        </w:rPr>
-      </w:pPr>
-      <w:r>
-        <w:rPr>
-          <w:rFonts w:ascii="Courier New" w:hAnsi="Courier New" w:cs="Courier New"/>
-          <w:sz w:val="18"/>
-          <w:szCs w:val="18"/>
-        </w:rPr>
-        <w:t xml:space="preserve">    ('Petit</w:t>
-      </w:r>
-      <w:proofErr w:type="gramStart"/>
-      <w:r>
-        <w:rPr>
-          <w:rFonts w:ascii="Courier New" w:hAnsi="Courier New" w:cs="Courier New"/>
-          <w:sz w:val="18"/>
-          <w:szCs w:val="18"/>
-        </w:rPr>
-        <w:t xml:space="preserve">',   </w:t>
-      </w:r>
-      <w:proofErr w:type="gramEnd"/>
-      <w:r>
-        <w:rPr>
-          <w:rFonts w:ascii="Courier New" w:hAnsi="Courier New" w:cs="Courier New"/>
-          <w:sz w:val="18"/>
-          <w:szCs w:val="18"/>
-        </w:rPr>
-        <w:t xml:space="preserve">  'Emma</w:t>
-      </w:r>
-      <w:proofErr w:type="gramStart"/>
-      <w:r>
-        <w:rPr>
-          <w:rFonts w:ascii="Courier New" w:hAnsi="Courier New" w:cs="Courier New"/>
-          <w:sz w:val="18"/>
-          <w:szCs w:val="18"/>
-        </w:rPr>
-        <w:t xml:space="preserve">',   </w:t>
-      </w:r>
-      <w:proofErr w:type="gramEnd"/>
-      <w:r>
-        <w:rPr>
-          <w:rFonts w:ascii="Courier New" w:hAnsi="Courier New" w:cs="Courier New"/>
-          <w:sz w:val="18"/>
-          <w:szCs w:val="18"/>
-        </w:rPr>
-        <w:t xml:space="preserve">  '2000-01-30', '</w:t>
-      </w:r>
-      <w:proofErr w:type="spellStart"/>
-      <w:r>
-        <w:rPr>
-          <w:rFonts w:ascii="Courier New" w:hAnsi="Courier New" w:cs="Courier New"/>
-          <w:sz w:val="18"/>
-          <w:szCs w:val="18"/>
-        </w:rPr>
-        <w:t>debutant</w:t>
-      </w:r>
-      <w:proofErr w:type="spellEnd"/>
-      <w:proofErr w:type="gramStart"/>
-      <w:r>
-        <w:rPr>
-          <w:rFonts w:ascii="Courier New" w:hAnsi="Courier New" w:cs="Courier New"/>
-          <w:sz w:val="18"/>
-          <w:szCs w:val="18"/>
-        </w:rPr>
-        <w:t xml:space="preserve">',   </w:t>
-      </w:r>
-      <w:proofErr w:type="gramEnd"/>
-      <w:r>
-        <w:rPr>
-          <w:rFonts w:ascii="Courier New" w:hAnsi="Courier New" w:cs="Courier New"/>
-          <w:sz w:val="18"/>
-          <w:szCs w:val="18"/>
-        </w:rPr>
-        <w:t xml:space="preserve"> 'emma.petit@mail.com'),</w:t>
-      </w:r>
-    </w:p>
-    <w:p>
-      <w:pPr>
-        <w:shd w:val="clear" w:color="auto" w:fill="F2F2F2"/>
-        <w:rPr>
-          <w:rFonts w:ascii="Courier New" w:hAnsi="Courier New" w:cs="Courier New"/>
-          <w:sz w:val="18"/>
-          <w:szCs w:val="18"/>
-        </w:rPr>
-      </w:pPr>
-      <w:r>
-        <w:rPr>
-          <w:rFonts w:ascii="Courier New" w:hAnsi="Courier New" w:cs="Courier New"/>
-          <w:sz w:val="18"/>
-          <w:szCs w:val="18"/>
-        </w:rPr>
-        <w:t xml:space="preserve">    ('Rousseau</w:t>
-      </w:r>
-      <w:proofErr w:type="gramStart"/>
-      <w:r>
-        <w:rPr>
-          <w:rFonts w:ascii="Courier New" w:hAnsi="Courier New" w:cs="Courier New"/>
-          <w:sz w:val="18"/>
-          <w:szCs w:val="18"/>
-        </w:rPr>
-        <w:t>',  '</w:t>
-      </w:r>
-      <w:proofErr w:type="gramEnd"/>
-      <w:r>
-        <w:rPr>
-          <w:rFonts w:ascii="Courier New" w:hAnsi="Courier New" w:cs="Courier New"/>
-          <w:sz w:val="18"/>
-          <w:szCs w:val="18"/>
-        </w:rPr>
-        <w:t>Nathan</w:t>
-      </w:r>
-      <w:proofErr w:type="gramStart"/>
-      <w:r>
-        <w:rPr>
-          <w:rFonts w:ascii="Courier New" w:hAnsi="Courier New" w:cs="Courier New"/>
-          <w:sz w:val="18"/>
-          <w:szCs w:val="18"/>
-        </w:rPr>
-        <w:t xml:space="preserve">',   </w:t>
-      </w:r>
-      <w:proofErr w:type="gramEnd"/>
-      <w:r>
-        <w:rPr>
-          <w:rFonts w:ascii="Courier New" w:hAnsi="Courier New" w:cs="Courier New"/>
-          <w:sz w:val="18"/>
-          <w:szCs w:val="18"/>
-        </w:rPr>
-        <w:t>'1993-06-14', '</w:t>
-      </w:r>
-      <w:proofErr w:type="spellStart"/>
-      <w:r>
-        <w:rPr>
-          <w:rFonts w:ascii="Courier New" w:hAnsi="Courier New" w:cs="Courier New"/>
-          <w:sz w:val="18"/>
-          <w:szCs w:val="18"/>
-        </w:rPr>
-        <w:t>intermediaire</w:t>
-      </w:r>
-      <w:proofErr w:type="spellEnd"/>
-      <w:proofErr w:type="gramStart"/>
-      <w:r>
-        <w:rPr>
-          <w:rFonts w:ascii="Courier New" w:hAnsi="Courier New" w:cs="Courier New"/>
-          <w:sz w:val="18"/>
-          <w:szCs w:val="18"/>
-        </w:rPr>
-        <w:t>','nathan.rousseau@mail.com</w:t>
-      </w:r>
-      <w:proofErr w:type="gramEnd"/>
-      <w:r>
-        <w:rPr>
-          <w:rFonts w:ascii="Courier New" w:hAnsi="Courier New" w:cs="Courier New"/>
-          <w:sz w:val="18"/>
-          <w:szCs w:val="18"/>
-        </w:rPr>
-        <w:t>'),</w:t>
-      </w:r>
-    </w:p>
-    <w:p>
-      <w:pPr>
-        <w:shd w:val="clear" w:color="auto" w:fill="F2F2F2"/>
-        <w:rPr>
-          <w:rFonts w:ascii="Courier New" w:hAnsi="Courier New" w:cs="Courier New"/>
-          <w:sz w:val="18"/>
-          <w:szCs w:val="18"/>
-        </w:rPr>
-      </w:pPr>
-      <w:r>
-        <w:rPr>
-          <w:rFonts w:ascii="Courier New" w:hAnsi="Courier New" w:cs="Courier New"/>
-          <w:sz w:val="18"/>
-          <w:szCs w:val="18"/>
-        </w:rPr>
-        <w:t xml:space="preserve">    ('Simon</w:t>
-      </w:r>
-      <w:proofErr w:type="gramStart"/>
-      <w:r>
-        <w:rPr>
-          <w:rFonts w:ascii="Courier New" w:hAnsi="Courier New" w:cs="Courier New"/>
-          <w:sz w:val="18"/>
-          <w:szCs w:val="18"/>
-        </w:rPr>
-        <w:t xml:space="preserve">',   </w:t>
-      </w:r>
-      <w:proofErr w:type="gramEnd"/>
-      <w:r>
-        <w:rPr>
-          <w:rFonts w:ascii="Courier New" w:hAnsi="Courier New" w:cs="Courier New"/>
-          <w:sz w:val="18"/>
-          <w:szCs w:val="18"/>
-        </w:rPr>
-        <w:t xml:space="preserve">  'Laura</w:t>
-      </w:r>
-      <w:proofErr w:type="gramStart"/>
-      <w:r>
-        <w:rPr>
-          <w:rFonts w:ascii="Courier New" w:hAnsi="Courier New" w:cs="Courier New"/>
-          <w:sz w:val="18"/>
-          <w:szCs w:val="18"/>
-        </w:rPr>
-        <w:t xml:space="preserve">',   </w:t>
-      </w:r>
-      <w:proofErr w:type="gramEnd"/>
-      <w:r>
-        <w:rPr>
-          <w:rFonts w:ascii="Courier New" w:hAnsi="Courier New" w:cs="Courier New"/>
-          <w:sz w:val="18"/>
-          <w:szCs w:val="18"/>
-        </w:rPr>
-        <w:t xml:space="preserve"> '1985-09-08', 'confirme</w:t>
-      </w:r>
-      <w:proofErr w:type="gramStart"/>
-      <w:r>
-        <w:rPr>
-          <w:rFonts w:ascii="Courier New" w:hAnsi="Courier New" w:cs="Courier New"/>
-          <w:sz w:val="18"/>
-          <w:szCs w:val="18"/>
-        </w:rPr>
-        <w:t xml:space="preserve">',   </w:t>
-      </w:r>
-      <w:proofErr w:type="gramEnd"/>
-      <w:r>
-        <w:rPr>
-          <w:rFonts w:ascii="Courier New" w:hAnsi="Courier New" w:cs="Courier New"/>
-          <w:sz w:val="18"/>
-          <w:szCs w:val="18"/>
-        </w:rPr>
-        <w:t xml:space="preserve"> 'laura.simon@mail.com'),</w:t>
-      </w:r>
-    </w:p>
-    <w:p>
-      <w:pPr>
-        <w:shd w:val="clear" w:color="auto" w:fill="F2F2F2"/>
-        <w:rPr>
-          <w:rFonts w:ascii="Courier New" w:hAnsi="Courier New" w:cs="Courier New"/>
-          <w:sz w:val="18"/>
-          <w:szCs w:val="18"/>
-        </w:rPr>
-      </w:pPr>
-      <w:r>
-        <w:rPr>
-          <w:rFonts w:ascii="Courier New" w:hAnsi="Courier New" w:cs="Courier New"/>
-          <w:sz w:val="18"/>
-          <w:szCs w:val="18"/>
-        </w:rPr>
-        <w:t xml:space="preserve">    ('Laurent</w:t>
-      </w:r>
-      <w:proofErr w:type="gramStart"/>
-      <w:r>
-        <w:rPr>
-          <w:rFonts w:ascii="Courier New" w:hAnsi="Courier New" w:cs="Courier New"/>
-          <w:sz w:val="18"/>
-          <w:szCs w:val="18"/>
-        </w:rPr>
-        <w:t xml:space="preserve">',   </w:t>
-      </w:r>
-      <w:proofErr w:type="gramEnd"/>
-      <w:r>
-        <w:rPr>
-          <w:rFonts w:ascii="Courier New" w:hAnsi="Courier New" w:cs="Courier New"/>
-          <w:sz w:val="18"/>
-          <w:szCs w:val="18"/>
-        </w:rPr>
-        <w:t>'Hugo</w:t>
-      </w:r>
-      <w:proofErr w:type="gramStart"/>
-      <w:r>
-        <w:rPr>
-          <w:rFonts w:ascii="Courier New" w:hAnsi="Courier New" w:cs="Courier New"/>
-          <w:sz w:val="18"/>
-          <w:szCs w:val="18"/>
-        </w:rPr>
-        <w:t xml:space="preserve">',   </w:t>
-      </w:r>
-      <w:proofErr w:type="gramEnd"/>
-      <w:r>
-        <w:rPr>
-          <w:rFonts w:ascii="Courier New" w:hAnsi="Courier New" w:cs="Courier New"/>
-          <w:sz w:val="18"/>
-          <w:szCs w:val="18"/>
-        </w:rPr>
-        <w:t xml:space="preserve">  '1997-04-25', '</w:t>
-      </w:r>
-      <w:proofErr w:type="spellStart"/>
-      <w:r>
-        <w:rPr>
-          <w:rFonts w:ascii="Courier New" w:hAnsi="Courier New" w:cs="Courier New"/>
-          <w:sz w:val="18"/>
-          <w:szCs w:val="18"/>
-        </w:rPr>
-        <w:t>intermediaire</w:t>
-      </w:r>
-      <w:proofErr w:type="spellEnd"/>
-      <w:proofErr w:type="gramStart"/>
-      <w:r>
-        <w:rPr>
-          <w:rFonts w:ascii="Courier New" w:hAnsi="Courier New" w:cs="Courier New"/>
-          <w:sz w:val="18"/>
-          <w:szCs w:val="18"/>
-        </w:rPr>
-        <w:t>','hugo.laurent@mail.com</w:t>
-      </w:r>
-      <w:proofErr w:type="gramEnd"/>
-      <w:r>
-        <w:rPr>
-          <w:rFonts w:ascii="Courier New" w:hAnsi="Courier New" w:cs="Courier New"/>
-          <w:sz w:val="18"/>
-          <w:szCs w:val="18"/>
-        </w:rPr>
-        <w:t>'),</w:t>
-      </w:r>
-    </w:p>
-    <w:p>
-      <w:pPr>
-        <w:shd w:val="clear" w:color="auto" w:fill="F2F2F2"/>
-        <w:rPr>
-          <w:rFonts w:ascii="Courier New" w:hAnsi="Courier New" w:cs="Courier New"/>
-          <w:sz w:val="18"/>
-          <w:szCs w:val="18"/>
-        </w:rPr>
-      </w:pPr>
-      <w:r>
-        <w:rPr>
-          <w:rFonts w:ascii="Courier New" w:hAnsi="Courier New" w:cs="Courier New"/>
-          <w:sz w:val="18"/>
-          <w:szCs w:val="18"/>
-        </w:rPr>
-        <w:t xml:space="preserve">    ('Mercier</w:t>
-      </w:r>
-      <w:proofErr w:type="gramStart"/>
-      <w:r>
-        <w:rPr>
-          <w:rFonts w:ascii="Courier New" w:hAnsi="Courier New" w:cs="Courier New"/>
-          <w:sz w:val="18"/>
-          <w:szCs w:val="18"/>
-        </w:rPr>
-        <w:t xml:space="preserve">',   </w:t>
-      </w:r>
-      <w:proofErr w:type="gramEnd"/>
-      <w:r>
-        <w:rPr>
-          <w:rFonts w:ascii="Courier New" w:hAnsi="Courier New" w:cs="Courier New"/>
-          <w:sz w:val="18"/>
-          <w:szCs w:val="18"/>
-        </w:rPr>
-        <w:t>'Jade</w:t>
-      </w:r>
-      <w:proofErr w:type="gramStart"/>
-      <w:r>
-        <w:rPr>
-          <w:rFonts w:ascii="Courier New" w:hAnsi="Courier New" w:cs="Courier New"/>
-          <w:sz w:val="18"/>
-          <w:szCs w:val="18"/>
-        </w:rPr>
-        <w:t xml:space="preserve">',   </w:t>
-      </w:r>
-      <w:proofErr w:type="gramEnd"/>
-      <w:r>
-        <w:rPr>
-          <w:rFonts w:ascii="Courier New" w:hAnsi="Courier New" w:cs="Courier New"/>
-          <w:sz w:val="18"/>
-          <w:szCs w:val="18"/>
-        </w:rPr>
-        <w:t xml:space="preserve">  '1992-12-03', 'expert</w:t>
-      </w:r>
-      <w:proofErr w:type="gramStart"/>
-      <w:r>
-        <w:rPr>
-          <w:rFonts w:ascii="Courier New" w:hAnsi="Courier New" w:cs="Courier New"/>
-          <w:sz w:val="18"/>
-          <w:szCs w:val="18"/>
-        </w:rPr>
-        <w:t xml:space="preserve">',   </w:t>
-      </w:r>
-      <w:proofErr w:type="gramEnd"/>
-      <w:r>
-        <w:rPr>
-          <w:rFonts w:ascii="Courier New" w:hAnsi="Courier New" w:cs="Courier New"/>
-          <w:sz w:val="18"/>
-          <w:szCs w:val="18"/>
-        </w:rPr>
-        <w:t xml:space="preserve">   'jade.mercier@mail.com'),</w:t>
-      </w:r>
-    </w:p>
-    <w:p>
-      <w:pPr>
-        <w:shd w:val="clear" w:color="auto" w:fill="F2F2F2"/>
-        <w:rPr>
-          <w:rFonts w:ascii="Courier New" w:hAnsi="Courier New" w:cs="Courier New"/>
-          <w:sz w:val="18"/>
-          <w:szCs w:val="18"/>
-        </w:rPr>
-      </w:pPr>
-      <w:r>
-        <w:rPr>
-          <w:rFonts w:ascii="Courier New" w:hAnsi="Courier New" w:cs="Courier New"/>
-          <w:sz w:val="18"/>
-          <w:szCs w:val="18"/>
-        </w:rPr>
-        <w:t xml:space="preserve">    ('Bonnet</w:t>
-      </w:r>
-      <w:proofErr w:type="gramStart"/>
-      <w:r>
-        <w:rPr>
-          <w:rFonts w:ascii="Courier New" w:hAnsi="Courier New" w:cs="Courier New"/>
-          <w:sz w:val="18"/>
-          <w:szCs w:val="18"/>
-        </w:rPr>
-        <w:t xml:space="preserve">',   </w:t>
-      </w:r>
-      <w:proofErr w:type="gramEnd"/>
-      <w:r>
-        <w:rPr>
-          <w:rFonts w:ascii="Courier New" w:hAnsi="Courier New" w:cs="Courier New"/>
-          <w:sz w:val="18"/>
-          <w:szCs w:val="18"/>
-        </w:rPr>
-        <w:t xml:space="preserve"> 'Theo</w:t>
-      </w:r>
-      <w:proofErr w:type="gramStart"/>
-      <w:r>
-        <w:rPr>
-          <w:rFonts w:ascii="Courier New" w:hAnsi="Courier New" w:cs="Courier New"/>
-          <w:sz w:val="18"/>
-          <w:szCs w:val="18"/>
-        </w:rPr>
-        <w:t xml:space="preserve">',   </w:t>
-      </w:r>
-      <w:proofErr w:type="gramEnd"/>
-      <w:r>
-        <w:rPr>
-          <w:rFonts w:ascii="Courier New" w:hAnsi="Courier New" w:cs="Courier New"/>
-          <w:sz w:val="18"/>
-          <w:szCs w:val="18"/>
-        </w:rPr>
-        <w:t xml:space="preserve">  '2001-08-17', '</w:t>
-      </w:r>
-      <w:proofErr w:type="spellStart"/>
-      <w:r>
-        <w:rPr>
-          <w:rFonts w:ascii="Courier New" w:hAnsi="Courier New" w:cs="Courier New"/>
-          <w:sz w:val="18"/>
-          <w:szCs w:val="18"/>
-        </w:rPr>
-        <w:t>debutant</w:t>
-      </w:r>
-      <w:proofErr w:type="spellEnd"/>
-      <w:proofErr w:type="gramStart"/>
-      <w:r>
-        <w:rPr>
-          <w:rFonts w:ascii="Courier New" w:hAnsi="Courier New" w:cs="Courier New"/>
-          <w:sz w:val="18"/>
-          <w:szCs w:val="18"/>
-        </w:rPr>
-        <w:t xml:space="preserve">',   </w:t>
-      </w:r>
-      <w:proofErr w:type="gramEnd"/>
-      <w:r>
-        <w:rPr>
-          <w:rFonts w:ascii="Courier New" w:hAnsi="Courier New" w:cs="Courier New"/>
-          <w:sz w:val="18"/>
-          <w:szCs w:val="18"/>
-        </w:rPr>
-        <w:t xml:space="preserve"> 'theo.bonnet@mail.com'),</w:t>
-      </w:r>
-    </w:p>
-    <w:p>
-      <w:pPr>
-        <w:shd w:val="clear" w:color="auto" w:fill="F2F2F2"/>
-        <w:rPr>
-          <w:rFonts w:ascii="Courier New" w:hAnsi="Courier New" w:cs="Courier New"/>
-          <w:sz w:val="18"/>
-          <w:szCs w:val="18"/>
-        </w:rPr>
-      </w:pPr>
-      <w:r>
-        <w:rPr>
-          <w:rFonts w:ascii="Courier New" w:hAnsi="Courier New" w:cs="Courier New"/>
-          <w:sz w:val="18"/>
-          <w:szCs w:val="18"/>
-        </w:rPr>
-        <w:t xml:space="preserve">    ('Faure</w:t>
-      </w:r>
-      <w:proofErr w:type="gramStart"/>
-      <w:r>
-        <w:rPr>
-          <w:rFonts w:ascii="Courier New" w:hAnsi="Courier New" w:cs="Courier New"/>
-          <w:sz w:val="18"/>
-          <w:szCs w:val="18"/>
-        </w:rPr>
-        <w:t xml:space="preserve">',   </w:t>
-      </w:r>
-      <w:proofErr w:type="gramEnd"/>
-      <w:r>
-        <w:rPr>
-          <w:rFonts w:ascii="Courier New" w:hAnsi="Courier New" w:cs="Courier New"/>
-          <w:sz w:val="18"/>
-          <w:szCs w:val="18"/>
-        </w:rPr>
-        <w:t xml:space="preserve">  'Manon</w:t>
-      </w:r>
-      <w:proofErr w:type="gramStart"/>
-      <w:r>
-        <w:rPr>
-          <w:rFonts w:ascii="Courier New" w:hAnsi="Courier New" w:cs="Courier New"/>
-          <w:sz w:val="18"/>
-          <w:szCs w:val="18"/>
-        </w:rPr>
-        <w:t xml:space="preserve">',   </w:t>
-      </w:r>
-      <w:proofErr w:type="gramEnd"/>
-      <w:r>
-        <w:rPr>
-          <w:rFonts w:ascii="Courier New" w:hAnsi="Courier New" w:cs="Courier New"/>
-          <w:sz w:val="18"/>
-          <w:szCs w:val="18"/>
-        </w:rPr>
-        <w:t xml:space="preserve"> '1989-02-28', 'confirme</w:t>
-      </w:r>
-      <w:proofErr w:type="gramStart"/>
-      <w:r>
-        <w:rPr>
-          <w:rFonts w:ascii="Courier New" w:hAnsi="Courier New" w:cs="Courier New"/>
-          <w:sz w:val="18"/>
-          <w:szCs w:val="18"/>
-        </w:rPr>
-        <w:t xml:space="preserve">',   </w:t>
-      </w:r>
-      <w:proofErr w:type="gramEnd"/>
-      <w:r>
-        <w:rPr>
-          <w:rFonts w:ascii="Courier New" w:hAnsi="Courier New" w:cs="Courier New"/>
-          <w:sz w:val="18"/>
-          <w:szCs w:val="18"/>
-        </w:rPr>
-        <w:t xml:space="preserve"> 'manon.faure@mail.com'</w:t>
-      </w:r>
-      <w:proofErr w:type="gramStart"/>
-      <w:r>
-        <w:rPr>
-          <w:rFonts w:ascii="Courier New" w:hAnsi="Courier New" w:cs="Courier New"/>
-          <w:sz w:val="18"/>
-          <w:szCs w:val="18"/>
-        </w:rPr>
-        <w:t>);</w:t>
-      </w:r>
-      <w:proofErr w:type="gramEnd"/>
-    </w:p>
-    <w:p>
-      <w:pPr>
-        <w:shd w:val="clear" w:color="auto" w:fill="F2F2F2"/>
-        <w:rPr>
-          <w:rFonts w:ascii="Courier New" w:hAnsi="Courier New" w:cs="Courier New"/>
-          <w:sz w:val="18"/>
-          <w:szCs w:val="18"/>
-        </w:rPr>
-      </w:pPr>
-      <w:r>
-        <w:rPr>
-          <w:rFonts w:ascii="Courier New" w:hAnsi="Courier New" w:cs="Courier New"/>
-          <w:sz w:val="18"/>
-          <w:szCs w:val="18"/>
-        </w:rPr>
-        <w:t xml:space="preserve"> </w:t>
-      </w:r>
-    </w:p>
-    <w:p>
-      <w:pPr>
-        <w:shd w:val="clear" w:color="auto" w:fill="F2F2F2"/>
-        <w:rPr>
-          <w:rFonts w:ascii="Courier New" w:hAnsi="Courier New" w:cs="Courier New"/>
-          <w:sz w:val="18"/>
-          <w:szCs w:val="18"/>
-        </w:rPr>
-      </w:pPr>
-      <w:r>
-        <w:rPr>
-          <w:rFonts w:ascii="Courier New" w:hAnsi="Courier New" w:cs="Courier New"/>
-          <w:color w:val="008000"/>
-          <w:sz w:val="18"/>
-          <w:szCs w:val="18"/>
-        </w:rPr>
-        <w:t>-- ---------- STAGE ----------</w:t>
-      </w:r>
-    </w:p>
-    <w:p>
-      <w:pPr>
-        <w:shd w:val="clear" w:color="auto" w:fill="F2F2F2"/>
-        <w:rPr>
-          <w:rFonts w:ascii="Courier New" w:hAnsi="Courier New" w:cs="Courier New"/>
-          <w:sz w:val="18"/>
-          <w:szCs w:val="18"/>
-        </w:rPr>
-      </w:pPr>
-      <w:r>
-        <w:rPr>
-          <w:rFonts w:ascii="Courier New" w:hAnsi="Courier New" w:cs="Courier New"/>
-          <w:color w:val="008000"/>
-          <w:sz w:val="18"/>
-          <w:szCs w:val="18"/>
-        </w:rPr>
-        <w:t>-- (</w:t>
-      </w:r>
-      <w:proofErr w:type="spellStart"/>
-      <w:r>
-        <w:rPr>
-          <w:rFonts w:ascii="Courier New" w:hAnsi="Courier New" w:cs="Courier New"/>
-          <w:color w:val="008000"/>
-          <w:sz w:val="18"/>
-          <w:szCs w:val="18"/>
-        </w:rPr>
-        <w:t>id_circuit</w:t>
-      </w:r>
-      <w:proofErr w:type="spellEnd"/>
-      <w:r>
-        <w:rPr>
-          <w:rFonts w:ascii="Courier New" w:hAnsi="Courier New" w:cs="Courier New"/>
-          <w:color w:val="008000"/>
-          <w:sz w:val="18"/>
-          <w:szCs w:val="18"/>
-        </w:rPr>
-        <w:t xml:space="preserve">, </w:t>
-      </w:r>
-      <w:proofErr w:type="spellStart"/>
-      <w:r>
-        <w:rPr>
-          <w:rFonts w:ascii="Courier New" w:hAnsi="Courier New" w:cs="Courier New"/>
-          <w:color w:val="008000"/>
-          <w:sz w:val="18"/>
-          <w:szCs w:val="18"/>
-        </w:rPr>
-        <w:t>id_instructeur</w:t>
-      </w:r>
-      <w:proofErr w:type="spellEnd"/>
-      <w:r>
-        <w:rPr>
-          <w:rFonts w:ascii="Courier New" w:hAnsi="Courier New" w:cs="Courier New"/>
-          <w:color w:val="008000"/>
-          <w:sz w:val="18"/>
-          <w:szCs w:val="18"/>
-        </w:rPr>
-        <w:t xml:space="preserve">) </w:t>
-      </w:r>
-      <w:proofErr w:type="spellStart"/>
-      <w:r>
-        <w:rPr>
-          <w:rFonts w:ascii="Courier New" w:hAnsi="Courier New" w:cs="Courier New"/>
-          <w:color w:val="008000"/>
-          <w:sz w:val="18"/>
-          <w:szCs w:val="18"/>
-        </w:rPr>
-        <w:t>referent</w:t>
-      </w:r>
-      <w:proofErr w:type="spellEnd"/>
-      <w:r>
-        <w:rPr>
-          <w:rFonts w:ascii="Courier New" w:hAnsi="Courier New" w:cs="Courier New"/>
-          <w:color w:val="008000"/>
-          <w:sz w:val="18"/>
-          <w:szCs w:val="18"/>
-        </w:rPr>
-        <w:t xml:space="preserve"> aux IDs </w:t>
-      </w:r>
-      <w:proofErr w:type="spellStart"/>
-      <w:r>
-        <w:rPr>
-          <w:rFonts w:ascii="Courier New" w:hAnsi="Courier New" w:cs="Courier New"/>
-          <w:color w:val="008000"/>
-          <w:sz w:val="18"/>
-          <w:szCs w:val="18"/>
-        </w:rPr>
-        <w:t>inseres</w:t>
-      </w:r>
-      <w:proofErr w:type="spellEnd"/>
-      <w:r>
-        <w:rPr>
-          <w:rFonts w:ascii="Courier New" w:hAnsi="Courier New" w:cs="Courier New"/>
-          <w:color w:val="008000"/>
-          <w:sz w:val="18"/>
-          <w:szCs w:val="18"/>
-        </w:rPr>
-        <w:t xml:space="preserve"> ci-dessus</w:t>
-      </w:r>
-    </w:p>
-    <w:p>
-      <w:pPr>
-        <w:shd w:val="clear" w:color="auto" w:fill="F2F2F2"/>
-        <w:rPr>
-          <w:rFonts w:ascii="Courier New" w:hAnsi="Courier New" w:cs="Courier New"/>
-          <w:sz w:val="18"/>
-          <w:szCs w:val="18"/>
-        </w:rPr>
-      </w:pPr>
-      <w:r>
-        <w:rPr>
-          <w:rFonts w:ascii="Courier New" w:hAnsi="Courier New" w:cs="Courier New"/>
-          <w:color w:val="00008B"/>
-          <w:sz w:val="18"/>
-          <w:szCs w:val="18"/>
-        </w:rPr>
-        <w:t>INSERT INTO</w:t>
-      </w:r>
-      <w:r>
-        <w:rPr>
-          <w:rFonts w:ascii="Courier New" w:hAnsi="Courier New" w:cs="Courier New"/>
-          <w:sz w:val="18"/>
-          <w:szCs w:val="18"/>
-        </w:rPr>
-        <w:t xml:space="preserve"> STAGE (</w:t>
-      </w:r>
-      <w:proofErr w:type="spellStart"/>
-      <w:r>
-        <w:rPr>
-          <w:rFonts w:ascii="Courier New" w:hAnsi="Courier New" w:cs="Courier New"/>
-          <w:sz w:val="18"/>
-          <w:szCs w:val="18"/>
-        </w:rPr>
-        <w:t>nom_stage</w:t>
-      </w:r>
-      <w:proofErr w:type="spellEnd"/>
-      <w:r>
-        <w:rPr>
-          <w:rFonts w:ascii="Courier New" w:hAnsi="Courier New" w:cs="Courier New"/>
-          <w:sz w:val="18"/>
-          <w:szCs w:val="18"/>
-        </w:rPr>
-        <w:t xml:space="preserve">, </w:t>
-      </w:r>
-      <w:proofErr w:type="spellStart"/>
-      <w:r>
-        <w:rPr>
-          <w:rFonts w:ascii="Courier New" w:hAnsi="Courier New" w:cs="Courier New"/>
-          <w:sz w:val="18"/>
-          <w:szCs w:val="18"/>
-        </w:rPr>
-        <w:t>date_debut</w:t>
-      </w:r>
-      <w:proofErr w:type="spellEnd"/>
-      <w:r>
-        <w:rPr>
-          <w:rFonts w:ascii="Courier New" w:hAnsi="Courier New" w:cs="Courier New"/>
-          <w:sz w:val="18"/>
-          <w:szCs w:val="18"/>
-        </w:rPr>
-        <w:t xml:space="preserve">, </w:t>
-      </w:r>
-      <w:proofErr w:type="spellStart"/>
-      <w:r>
-        <w:rPr>
-          <w:rFonts w:ascii="Courier New" w:hAnsi="Courier New" w:cs="Courier New"/>
-          <w:sz w:val="18"/>
-          <w:szCs w:val="18"/>
-        </w:rPr>
-        <w:t>duree_jours</w:t>
-      </w:r>
-      <w:proofErr w:type="spellEnd"/>
-      <w:r>
-        <w:rPr>
-          <w:rFonts w:ascii="Courier New" w:hAnsi="Courier New" w:cs="Courier New"/>
-          <w:sz w:val="18"/>
-          <w:szCs w:val="18"/>
-        </w:rPr>
-        <w:t xml:space="preserve">, </w:t>
-      </w:r>
-      <w:proofErr w:type="spellStart"/>
-      <w:r>
-        <w:rPr>
-          <w:rFonts w:ascii="Courier New" w:hAnsi="Courier New" w:cs="Courier New"/>
-          <w:sz w:val="18"/>
-          <w:szCs w:val="18"/>
-        </w:rPr>
-        <w:t>nb_places_max</w:t>
-      </w:r>
-      <w:proofErr w:type="spellEnd"/>
-      <w:r>
-        <w:rPr>
-          <w:rFonts w:ascii="Courier New" w:hAnsi="Courier New" w:cs="Courier New"/>
-          <w:sz w:val="18"/>
-          <w:szCs w:val="18"/>
-        </w:rPr>
-        <w:t xml:space="preserve">, prix, </w:t>
-      </w:r>
-      <w:proofErr w:type="spellStart"/>
-      <w:r>
-        <w:rPr>
-          <w:rFonts w:ascii="Courier New" w:hAnsi="Courier New" w:cs="Courier New"/>
-          <w:sz w:val="18"/>
-          <w:szCs w:val="18"/>
-        </w:rPr>
-        <w:t>id_circuit</w:t>
-      </w:r>
-      <w:proofErr w:type="spellEnd"/>
-      <w:r>
-        <w:rPr>
-          <w:rFonts w:ascii="Courier New" w:hAnsi="Courier New" w:cs="Courier New"/>
-          <w:sz w:val="18"/>
-          <w:szCs w:val="18"/>
-        </w:rPr>
-        <w:t xml:space="preserve">, </w:t>
-      </w:r>
-      <w:proofErr w:type="spellStart"/>
-      <w:r>
-        <w:rPr>
-          <w:rFonts w:ascii="Courier New" w:hAnsi="Courier New" w:cs="Courier New"/>
-          <w:sz w:val="18"/>
-          <w:szCs w:val="18"/>
-        </w:rPr>
-        <w:t>id_instructeur</w:t>
-      </w:r>
-      <w:proofErr w:type="spellEnd"/>
-      <w:r>
-        <w:rPr>
-          <w:rFonts w:ascii="Courier New" w:hAnsi="Courier New" w:cs="Courier New"/>
-          <w:sz w:val="18"/>
-          <w:szCs w:val="18"/>
-        </w:rPr>
-        <w:t>) VALUES</w:t>
-      </w:r>
-    </w:p>
-    <w:p>
-      <w:pPr>
-        <w:shd w:val="clear" w:color="auto" w:fill="F2F2F2"/>
-        <w:rPr>
-          <w:rFonts w:ascii="Courier New" w:hAnsi="Courier New" w:cs="Courier New"/>
-          <w:sz w:val="18"/>
-          <w:szCs w:val="18"/>
-        </w:rPr>
-      </w:pPr>
-      <w:r>
-        <w:rPr>
-          <w:rFonts w:ascii="Courier New" w:hAnsi="Courier New" w:cs="Courier New"/>
-          <w:sz w:val="18"/>
-          <w:szCs w:val="18"/>
-        </w:rPr>
-        <w:t xml:space="preserve">    ('Stage GT </w:t>
-      </w:r>
-      <w:proofErr w:type="spellStart"/>
-      <w:r>
-        <w:rPr>
-          <w:rFonts w:ascii="Courier New" w:hAnsi="Courier New" w:cs="Courier New"/>
-          <w:sz w:val="18"/>
-          <w:szCs w:val="18"/>
-        </w:rPr>
-        <w:t>Debutant</w:t>
-      </w:r>
-      <w:proofErr w:type="spellEnd"/>
-      <w:proofErr w:type="gramStart"/>
-      <w:r>
-        <w:rPr>
-          <w:rFonts w:ascii="Courier New" w:hAnsi="Courier New" w:cs="Courier New"/>
-          <w:sz w:val="18"/>
-          <w:szCs w:val="18"/>
-        </w:rPr>
-        <w:t xml:space="preserve">',   </w:t>
-      </w:r>
-      <w:proofErr w:type="gramEnd"/>
-      <w:r>
-        <w:rPr>
-          <w:rFonts w:ascii="Courier New" w:hAnsi="Courier New" w:cs="Courier New"/>
-          <w:sz w:val="18"/>
-          <w:szCs w:val="18"/>
-        </w:rPr>
-        <w:t xml:space="preserve">    '2025-06-10', </w:t>
-      </w:r>
-      <w:proofErr w:type="gramStart"/>
-      <w:r>
-        <w:rPr>
-          <w:rFonts w:ascii="Courier New" w:hAnsi="Courier New" w:cs="Courier New"/>
-          <w:sz w:val="18"/>
-          <w:szCs w:val="18"/>
-        </w:rPr>
-        <w:t>2,  6,  890.00</w:t>
-      </w:r>
-      <w:proofErr w:type="gramEnd"/>
-      <w:r>
-        <w:rPr>
-          <w:rFonts w:ascii="Courier New" w:hAnsi="Courier New" w:cs="Courier New"/>
-          <w:sz w:val="18"/>
-          <w:szCs w:val="18"/>
-        </w:rPr>
-        <w:t>, 1, 1),</w:t>
-      </w:r>
-    </w:p>
-    <w:p>
-      <w:pPr>
-        <w:shd w:val="clear" w:color="auto" w:fill="F2F2F2"/>
-        <w:rPr>
-          <w:rFonts w:ascii="Courier New" w:hAnsi="Courier New" w:cs="Courier New"/>
-          <w:sz w:val="18"/>
-          <w:szCs w:val="18"/>
-        </w:rPr>
-      </w:pPr>
-      <w:r>
-        <w:rPr>
-          <w:rFonts w:ascii="Courier New" w:hAnsi="Courier New" w:cs="Courier New"/>
-          <w:sz w:val="18"/>
-          <w:szCs w:val="18"/>
-        </w:rPr>
-        <w:t xml:space="preserve">    ('Stage Monaco Prestige</w:t>
-      </w:r>
-      <w:proofErr w:type="gramStart"/>
-      <w:r>
-        <w:rPr>
-          <w:rFonts w:ascii="Courier New" w:hAnsi="Courier New" w:cs="Courier New"/>
-          <w:sz w:val="18"/>
-          <w:szCs w:val="18"/>
-        </w:rPr>
-        <w:t xml:space="preserve">',   </w:t>
-      </w:r>
-      <w:proofErr w:type="gramEnd"/>
-      <w:r>
-        <w:rPr>
-          <w:rFonts w:ascii="Courier New" w:hAnsi="Courier New" w:cs="Courier New"/>
-          <w:sz w:val="18"/>
-          <w:szCs w:val="18"/>
-        </w:rPr>
-        <w:t xml:space="preserve">'2025-06-20', </w:t>
-      </w:r>
-      <w:proofErr w:type="gramStart"/>
-      <w:r>
-        <w:rPr>
-          <w:rFonts w:ascii="Courier New" w:hAnsi="Courier New" w:cs="Courier New"/>
-          <w:sz w:val="18"/>
-          <w:szCs w:val="18"/>
-        </w:rPr>
-        <w:t>1,  4</w:t>
-      </w:r>
-      <w:proofErr w:type="gramEnd"/>
-      <w:r>
-        <w:rPr>
-          <w:rFonts w:ascii="Courier New" w:hAnsi="Courier New" w:cs="Courier New"/>
-          <w:sz w:val="18"/>
-          <w:szCs w:val="18"/>
-        </w:rPr>
-        <w:t>, 1500.00, 2, 2),</w:t>
-      </w:r>
-    </w:p>
-    <w:p>
-      <w:pPr>
-        <w:shd w:val="clear" w:color="auto" w:fill="F2F2F2"/>
-        <w:rPr>
-          <w:rFonts w:ascii="Courier New" w:hAnsi="Courier New" w:cs="Courier New"/>
-          <w:sz w:val="18"/>
-          <w:szCs w:val="18"/>
-        </w:rPr>
-      </w:pPr>
-      <w:r>
-        <w:rPr>
-          <w:rFonts w:ascii="Courier New" w:hAnsi="Courier New" w:cs="Courier New"/>
-          <w:sz w:val="18"/>
-          <w:szCs w:val="18"/>
-        </w:rPr>
-        <w:t xml:space="preserve">    ('Stage Spa Intense</w:t>
-      </w:r>
-      <w:proofErr w:type="gramStart"/>
-      <w:r>
-        <w:rPr>
-          <w:rFonts w:ascii="Courier New" w:hAnsi="Courier New" w:cs="Courier New"/>
-          <w:sz w:val="18"/>
-          <w:szCs w:val="18"/>
-        </w:rPr>
-        <w:t xml:space="preserve">',   </w:t>
-      </w:r>
-      <w:proofErr w:type="gramEnd"/>
-      <w:r>
-        <w:rPr>
-          <w:rFonts w:ascii="Courier New" w:hAnsi="Courier New" w:cs="Courier New"/>
-          <w:sz w:val="18"/>
-          <w:szCs w:val="18"/>
-        </w:rPr>
-        <w:t xml:space="preserve">    '2025-07-05', </w:t>
-      </w:r>
-      <w:proofErr w:type="gramStart"/>
-      <w:r>
-        <w:rPr>
-          <w:rFonts w:ascii="Courier New" w:hAnsi="Courier New" w:cs="Courier New"/>
-          <w:sz w:val="18"/>
-          <w:szCs w:val="18"/>
-        </w:rPr>
-        <w:t>3,  8,  750.00</w:t>
-      </w:r>
-      <w:proofErr w:type="gramEnd"/>
-      <w:r>
-        <w:rPr>
-          <w:rFonts w:ascii="Courier New" w:hAnsi="Courier New" w:cs="Courier New"/>
-          <w:sz w:val="18"/>
-          <w:szCs w:val="18"/>
-        </w:rPr>
-        <w:t>, 3, 3),</w:t>
-      </w:r>
-    </w:p>
-    <w:p>
-      <w:pPr>
-        <w:shd w:val="clear" w:color="auto" w:fill="F2F2F2"/>
-        <w:rPr>
-          <w:rFonts w:ascii="Courier New" w:hAnsi="Courier New" w:cs="Courier New"/>
-          <w:sz w:val="18"/>
-          <w:szCs w:val="18"/>
-        </w:rPr>
-      </w:pPr>
-      <w:r>
-        <w:rPr>
-          <w:rFonts w:ascii="Courier New" w:hAnsi="Courier New" w:cs="Courier New"/>
-          <w:sz w:val="18"/>
-          <w:szCs w:val="18"/>
-        </w:rPr>
-        <w:t xml:space="preserve">    ('Stage Expert Barcelone</w:t>
-      </w:r>
-      <w:proofErr w:type="gramStart"/>
-      <w:r>
-        <w:rPr>
-          <w:rFonts w:ascii="Courier New" w:hAnsi="Courier New" w:cs="Courier New"/>
-          <w:sz w:val="18"/>
-          <w:szCs w:val="18"/>
-        </w:rPr>
-        <w:t>',  '</w:t>
-      </w:r>
-      <w:proofErr w:type="gramEnd"/>
-      <w:r>
-        <w:rPr>
-          <w:rFonts w:ascii="Courier New" w:hAnsi="Courier New" w:cs="Courier New"/>
-          <w:sz w:val="18"/>
-          <w:szCs w:val="18"/>
-        </w:rPr>
-        <w:t xml:space="preserve">2025-07-15', </w:t>
-      </w:r>
-      <w:proofErr w:type="gramStart"/>
-      <w:r>
-        <w:rPr>
-          <w:rFonts w:ascii="Courier New" w:hAnsi="Courier New" w:cs="Courier New"/>
-          <w:sz w:val="18"/>
-          <w:szCs w:val="18"/>
-        </w:rPr>
-        <w:t>2,  6</w:t>
-      </w:r>
-      <w:proofErr w:type="gramEnd"/>
-      <w:r>
-        <w:rPr>
-          <w:rFonts w:ascii="Courier New" w:hAnsi="Courier New" w:cs="Courier New"/>
-          <w:sz w:val="18"/>
-          <w:szCs w:val="18"/>
-        </w:rPr>
-        <w:t>, 1100.00, 4, 4),</w:t>
-      </w:r>
-    </w:p>
-    <w:p>
-      <w:pPr>
-        <w:shd w:val="clear" w:color="auto" w:fill="F2F2F2"/>
-        <w:rPr>
-          <w:rFonts w:ascii="Courier New" w:hAnsi="Courier New" w:cs="Courier New"/>
-          <w:sz w:val="18"/>
-          <w:szCs w:val="18"/>
-        </w:rPr>
-      </w:pPr>
-      <w:r>
-        <w:rPr>
-          <w:rFonts w:ascii="Courier New" w:hAnsi="Courier New" w:cs="Courier New"/>
-          <w:sz w:val="18"/>
-          <w:szCs w:val="18"/>
-        </w:rPr>
-        <w:t xml:space="preserve">    ('Stage Silverstone Pro</w:t>
-      </w:r>
-      <w:proofErr w:type="gramStart"/>
-      <w:r>
-        <w:rPr>
-          <w:rFonts w:ascii="Courier New" w:hAnsi="Courier New" w:cs="Courier New"/>
-          <w:sz w:val="18"/>
-          <w:szCs w:val="18"/>
-        </w:rPr>
-        <w:t xml:space="preserve">',   </w:t>
-      </w:r>
-      <w:proofErr w:type="gramEnd"/>
-      <w:r>
-        <w:rPr>
-          <w:rFonts w:ascii="Courier New" w:hAnsi="Courier New" w:cs="Courier New"/>
-          <w:sz w:val="18"/>
-          <w:szCs w:val="18"/>
-        </w:rPr>
-        <w:t xml:space="preserve">'2025-08-01', </w:t>
-      </w:r>
-      <w:proofErr w:type="gramStart"/>
-      <w:r>
-        <w:rPr>
-          <w:rFonts w:ascii="Courier New" w:hAnsi="Courier New" w:cs="Courier New"/>
-          <w:sz w:val="18"/>
-          <w:szCs w:val="18"/>
-        </w:rPr>
-        <w:t>3,  8,  980.00</w:t>
-      </w:r>
-      <w:proofErr w:type="gramEnd"/>
-      <w:r>
-        <w:rPr>
-          <w:rFonts w:ascii="Courier New" w:hAnsi="Courier New" w:cs="Courier New"/>
-          <w:sz w:val="18"/>
-          <w:szCs w:val="18"/>
-        </w:rPr>
-        <w:t>, 5, 5),</w:t>
-      </w:r>
-    </w:p>
-    <w:p>
-      <w:pPr>
-        <w:shd w:val="clear" w:color="auto" w:fill="F2F2F2"/>
-        <w:rPr>
-          <w:rFonts w:ascii="Courier New" w:hAnsi="Courier New" w:cs="Courier New"/>
-          <w:sz w:val="18"/>
-          <w:szCs w:val="18"/>
-        </w:rPr>
-      </w:pPr>
-      <w:r>
-        <w:rPr>
-          <w:rFonts w:ascii="Courier New" w:hAnsi="Courier New" w:cs="Courier New"/>
-          <w:sz w:val="18"/>
-          <w:szCs w:val="18"/>
-        </w:rPr>
-        <w:t xml:space="preserve">    ('Stage Pluie Paul Ricard', '2025-08-20', </w:t>
-      </w:r>
-      <w:proofErr w:type="gramStart"/>
-      <w:r>
-        <w:rPr>
-          <w:rFonts w:ascii="Courier New" w:hAnsi="Courier New" w:cs="Courier New"/>
-          <w:sz w:val="18"/>
-          <w:szCs w:val="18"/>
-        </w:rPr>
-        <w:t>1,  5,  650.00</w:t>
-      </w:r>
-      <w:proofErr w:type="gramEnd"/>
-      <w:r>
-        <w:rPr>
-          <w:rFonts w:ascii="Courier New" w:hAnsi="Courier New" w:cs="Courier New"/>
-          <w:sz w:val="18"/>
-          <w:szCs w:val="18"/>
-        </w:rPr>
-        <w:t>, 1, 4),</w:t>
-      </w:r>
-    </w:p>
-    <w:p>
-      <w:pPr>
-        <w:shd w:val="clear" w:color="auto" w:fill="F2F2F2"/>
-        <w:rPr>
-          <w:rFonts w:ascii="Courier New" w:hAnsi="Courier New" w:cs="Courier New"/>
-          <w:sz w:val="18"/>
-          <w:szCs w:val="18"/>
-        </w:rPr>
-      </w:pPr>
-      <w:r>
-        <w:rPr>
-          <w:rFonts w:ascii="Courier New" w:hAnsi="Courier New" w:cs="Courier New"/>
-          <w:sz w:val="18"/>
-          <w:szCs w:val="18"/>
-        </w:rPr>
-        <w:t xml:space="preserve">    ('Stage </w:t>
-      </w:r>
-      <w:proofErr w:type="spellStart"/>
-      <w:r>
-        <w:rPr>
-          <w:rFonts w:ascii="Courier New" w:hAnsi="Courier New" w:cs="Courier New"/>
-          <w:sz w:val="18"/>
-          <w:szCs w:val="18"/>
-        </w:rPr>
-        <w:t>Depassement</w:t>
-      </w:r>
-      <w:proofErr w:type="spellEnd"/>
-      <w:proofErr w:type="gramStart"/>
-      <w:r>
-        <w:rPr>
-          <w:rFonts w:ascii="Courier New" w:hAnsi="Courier New" w:cs="Courier New"/>
-          <w:sz w:val="18"/>
-          <w:szCs w:val="18"/>
-        </w:rPr>
-        <w:t xml:space="preserve">',   </w:t>
-      </w:r>
-      <w:proofErr w:type="gramEnd"/>
-      <w:r>
-        <w:rPr>
-          <w:rFonts w:ascii="Courier New" w:hAnsi="Courier New" w:cs="Courier New"/>
-          <w:sz w:val="18"/>
-          <w:szCs w:val="18"/>
-        </w:rPr>
-        <w:t xml:space="preserve">    '2025-09-10', </w:t>
-      </w:r>
-      <w:proofErr w:type="gramStart"/>
-      <w:r>
-        <w:rPr>
-          <w:rFonts w:ascii="Courier New" w:hAnsi="Courier New" w:cs="Courier New"/>
-          <w:sz w:val="18"/>
-          <w:szCs w:val="18"/>
-        </w:rPr>
-        <w:t>2,  6,  820.00</w:t>
-      </w:r>
-      <w:proofErr w:type="gramEnd"/>
-      <w:r>
-        <w:rPr>
-          <w:rFonts w:ascii="Courier New" w:hAnsi="Courier New" w:cs="Courier New"/>
-          <w:sz w:val="18"/>
-          <w:szCs w:val="18"/>
-        </w:rPr>
-        <w:t>, 3, 5),</w:t>
-      </w:r>
-    </w:p>
-    <w:p>
-      <w:pPr>
-        <w:shd w:val="clear" w:color="auto" w:fill="F2F2F2"/>
-        <w:rPr>
-          <w:rFonts w:ascii="Courier New" w:hAnsi="Courier New" w:cs="Courier New"/>
-          <w:sz w:val="18"/>
-          <w:szCs w:val="18"/>
-        </w:rPr>
-      </w:pPr>
-      <w:r>
-        <w:rPr>
-          <w:rFonts w:ascii="Courier New" w:hAnsi="Courier New" w:cs="Courier New"/>
-          <w:sz w:val="18"/>
-          <w:szCs w:val="18"/>
-        </w:rPr>
-        <w:t xml:space="preserve">    ('Stage </w:t>
-      </w:r>
-      <w:proofErr w:type="spellStart"/>
-      <w:r>
-        <w:rPr>
-          <w:rFonts w:ascii="Courier New" w:hAnsi="Courier New" w:cs="Courier New"/>
-          <w:sz w:val="18"/>
-          <w:szCs w:val="18"/>
-        </w:rPr>
-        <w:t>All-in</w:t>
-      </w:r>
-      <w:proofErr w:type="spellEnd"/>
-      <w:r>
-        <w:rPr>
-          <w:rFonts w:ascii="Courier New" w:hAnsi="Courier New" w:cs="Courier New"/>
-          <w:sz w:val="18"/>
-          <w:szCs w:val="18"/>
-        </w:rPr>
-        <w:t xml:space="preserve"> Expert</w:t>
-      </w:r>
-      <w:proofErr w:type="gramStart"/>
-      <w:r>
-        <w:rPr>
-          <w:rFonts w:ascii="Courier New" w:hAnsi="Courier New" w:cs="Courier New"/>
-          <w:sz w:val="18"/>
-          <w:szCs w:val="18"/>
-        </w:rPr>
-        <w:t xml:space="preserve">',   </w:t>
-      </w:r>
-      <w:proofErr w:type="gramEnd"/>
-      <w:r>
-        <w:rPr>
-          <w:rFonts w:ascii="Courier New" w:hAnsi="Courier New" w:cs="Courier New"/>
-          <w:sz w:val="18"/>
-          <w:szCs w:val="18"/>
-        </w:rPr>
-        <w:t xml:space="preserve">  '2025-09-25', 4, 10, 1800.00, 5, 3</w:t>
-      </w:r>
-      <w:proofErr w:type="gramStart"/>
-      <w:r>
-        <w:rPr>
-          <w:rFonts w:ascii="Courier New" w:hAnsi="Courier New" w:cs="Courier New"/>
-          <w:sz w:val="18"/>
-          <w:szCs w:val="18"/>
-        </w:rPr>
-        <w:t>);</w:t>
-      </w:r>
-      <w:proofErr w:type="gramEnd"/>
-    </w:p>
-    <w:p>
-      <w:pPr>
-        <w:shd w:val="clear" w:color="auto" w:fill="F2F2F2"/>
-        <w:rPr>
-          <w:rFonts w:ascii="Courier New" w:hAnsi="Courier New" w:cs="Courier New"/>
-          <w:sz w:val="18"/>
-          <w:szCs w:val="18"/>
-        </w:rPr>
-      </w:pPr>
-      <w:r>
-        <w:rPr>
-          <w:rFonts w:ascii="Courier New" w:hAnsi="Courier New" w:cs="Courier New"/>
-          <w:sz w:val="18"/>
-          <w:szCs w:val="18"/>
-        </w:rPr>
-        <w:t xml:space="preserve"> </w:t>
-      </w:r>
-    </w:p>
-    <w:p>
-      <w:pPr>
-        <w:shd w:val="clear" w:color="auto" w:fill="F2F2F2"/>
-        <w:rPr>
-          <w:rFonts w:ascii="Courier New" w:hAnsi="Courier New" w:cs="Courier New"/>
-          <w:sz w:val="18"/>
-          <w:szCs w:val="18"/>
-        </w:rPr>
-      </w:pPr>
-      <w:r>
-        <w:rPr>
-          <w:rFonts w:ascii="Courier New" w:hAnsi="Courier New" w:cs="Courier New"/>
-          <w:color w:val="008000"/>
-          <w:sz w:val="18"/>
-          <w:szCs w:val="18"/>
-        </w:rPr>
-        <w:t>-- ---------- INSCRIPTION ----------</w:t>
-      </w:r>
-    </w:p>
-    <w:p>
-      <w:pPr>
-        <w:shd w:val="clear" w:color="auto" w:fill="F2F2F2"/>
-        <w:rPr>
-          <w:rFonts w:ascii="Courier New" w:hAnsi="Courier New" w:cs="Courier New"/>
-          <w:sz w:val="18"/>
-          <w:szCs w:val="18"/>
-        </w:rPr>
-      </w:pPr>
-      <w:r>
-        <w:rPr>
-          <w:rFonts w:ascii="Courier New" w:hAnsi="Courier New" w:cs="Courier New"/>
-          <w:color w:val="008000"/>
-          <w:sz w:val="18"/>
-          <w:szCs w:val="18"/>
-        </w:rPr>
-        <w:t xml:space="preserve">-- chaque pilote choisit un </w:t>
-      </w:r>
-      <w:proofErr w:type="spellStart"/>
-      <w:r>
-        <w:rPr>
-          <w:rFonts w:ascii="Courier New" w:hAnsi="Courier New" w:cs="Courier New"/>
-          <w:color w:val="008000"/>
-          <w:sz w:val="18"/>
-          <w:szCs w:val="18"/>
-        </w:rPr>
-        <w:t>vehicule</w:t>
-      </w:r>
-      <w:proofErr w:type="spellEnd"/>
-      <w:r>
-        <w:rPr>
-          <w:rFonts w:ascii="Courier New" w:hAnsi="Courier New" w:cs="Courier New"/>
-          <w:color w:val="008000"/>
-          <w:sz w:val="18"/>
-          <w:szCs w:val="18"/>
-        </w:rPr>
-        <w:t xml:space="preserve"> disponible pour son stage</w:t>
-      </w:r>
-    </w:p>
-    <w:p>
-      <w:pPr>
-        <w:shd w:val="clear" w:color="auto" w:fill="F2F2F2"/>
-        <w:rPr>
-          <w:rFonts w:ascii="Courier New" w:hAnsi="Courier New" w:cs="Courier New"/>
-          <w:sz w:val="18"/>
-          <w:szCs w:val="18"/>
-        </w:rPr>
-      </w:pPr>
-      <w:r>
-        <w:rPr>
-          <w:rFonts w:ascii="Courier New" w:hAnsi="Courier New" w:cs="Courier New"/>
-          <w:color w:val="00008B"/>
-          <w:sz w:val="18"/>
-          <w:szCs w:val="18"/>
-        </w:rPr>
-        <w:t>INSERT INTO</w:t>
-      </w:r>
-      <w:r>
-        <w:rPr>
-          <w:rFonts w:ascii="Courier New" w:hAnsi="Courier New" w:cs="Courier New"/>
-          <w:sz w:val="18"/>
-          <w:szCs w:val="18"/>
-        </w:rPr>
-        <w:t xml:space="preserve"> INSCRIPTION (</w:t>
-      </w:r>
-      <w:proofErr w:type="spellStart"/>
-      <w:r>
-        <w:rPr>
-          <w:rFonts w:ascii="Courier New" w:hAnsi="Courier New" w:cs="Courier New"/>
-          <w:sz w:val="18"/>
-          <w:szCs w:val="18"/>
-        </w:rPr>
-        <w:t>id_pilote</w:t>
-      </w:r>
-      <w:proofErr w:type="spellEnd"/>
-      <w:r>
-        <w:rPr>
-          <w:rFonts w:ascii="Courier New" w:hAnsi="Courier New" w:cs="Courier New"/>
-          <w:sz w:val="18"/>
-          <w:szCs w:val="18"/>
-        </w:rPr>
-        <w:t xml:space="preserve">, </w:t>
-      </w:r>
-      <w:proofErr w:type="spellStart"/>
-      <w:r>
-        <w:rPr>
-          <w:rFonts w:ascii="Courier New" w:hAnsi="Courier New" w:cs="Courier New"/>
-          <w:sz w:val="18"/>
-          <w:szCs w:val="18"/>
-        </w:rPr>
-        <w:t>id_stage</w:t>
-      </w:r>
-      <w:proofErr w:type="spellEnd"/>
-      <w:r>
-        <w:rPr>
-          <w:rFonts w:ascii="Courier New" w:hAnsi="Courier New" w:cs="Courier New"/>
-          <w:sz w:val="18"/>
-          <w:szCs w:val="18"/>
-        </w:rPr>
-        <w:t xml:space="preserve">, </w:t>
-      </w:r>
-      <w:proofErr w:type="spellStart"/>
-      <w:r>
-        <w:rPr>
-          <w:rFonts w:ascii="Courier New" w:hAnsi="Courier New" w:cs="Courier New"/>
-          <w:sz w:val="18"/>
-          <w:szCs w:val="18"/>
-        </w:rPr>
-        <w:t>id_vehicule</w:t>
-      </w:r>
-      <w:proofErr w:type="spellEnd"/>
-      <w:r>
-        <w:rPr>
-          <w:rFonts w:ascii="Courier New" w:hAnsi="Courier New" w:cs="Courier New"/>
-          <w:sz w:val="18"/>
-          <w:szCs w:val="18"/>
-        </w:rPr>
-        <w:t xml:space="preserve">, </w:t>
-      </w:r>
-      <w:proofErr w:type="spellStart"/>
-      <w:r>
-        <w:rPr>
-          <w:rFonts w:ascii="Courier New" w:hAnsi="Courier New" w:cs="Courier New"/>
-          <w:sz w:val="18"/>
-          <w:szCs w:val="18"/>
-        </w:rPr>
-        <w:t>date_inscription</w:t>
-      </w:r>
-      <w:proofErr w:type="spellEnd"/>
-      <w:r>
-        <w:rPr>
-          <w:rFonts w:ascii="Courier New" w:hAnsi="Courier New" w:cs="Courier New"/>
-          <w:sz w:val="18"/>
-          <w:szCs w:val="18"/>
-        </w:rPr>
-        <w:t>, statut) VALUES</w:t>
-      </w:r>
-    </w:p>
-    <w:p>
-      <w:pPr>
-        <w:shd w:val="clear" w:color="auto" w:fill="F2F2F2"/>
-        <w:rPr>
-          <w:rFonts w:ascii="Courier New" w:hAnsi="Courier New" w:cs="Courier New"/>
-          <w:sz w:val="18"/>
-          <w:szCs w:val="18"/>
-        </w:rPr>
-      </w:pPr>
-      <w:r>
-        <w:rPr>
-          <w:rFonts w:ascii="Courier New" w:hAnsi="Courier New" w:cs="Courier New"/>
-          <w:sz w:val="18"/>
-          <w:szCs w:val="18"/>
-        </w:rPr>
-        <w:t xml:space="preserve">    (1, 1, 1, '2025-04-01', '</w:t>
-      </w:r>
-      <w:proofErr w:type="spellStart"/>
-      <w:r>
-        <w:rPr>
-          <w:rFonts w:ascii="Courier New" w:hAnsi="Courier New" w:cs="Courier New"/>
-          <w:sz w:val="18"/>
-          <w:szCs w:val="18"/>
-        </w:rPr>
-        <w:t>confirmee</w:t>
-      </w:r>
-      <w:proofErr w:type="spellEnd"/>
-      <w:r>
-        <w:rPr>
-          <w:rFonts w:ascii="Courier New" w:hAnsi="Courier New" w:cs="Courier New"/>
-          <w:sz w:val="18"/>
-          <w:szCs w:val="18"/>
-        </w:rPr>
-        <w:t>'),</w:t>
-      </w:r>
-    </w:p>
-    <w:p>
-      <w:pPr>
-        <w:shd w:val="clear" w:color="auto" w:fill="F2F2F2"/>
-        <w:rPr>
-          <w:rFonts w:ascii="Courier New" w:hAnsi="Courier New" w:cs="Courier New"/>
-          <w:sz w:val="18"/>
-          <w:szCs w:val="18"/>
-        </w:rPr>
-      </w:pPr>
-      <w:r>
-        <w:rPr>
-          <w:rFonts w:ascii="Courier New" w:hAnsi="Courier New" w:cs="Courier New"/>
-          <w:sz w:val="18"/>
-          <w:szCs w:val="18"/>
-        </w:rPr>
-        <w:t xml:space="preserve">    (2, 1, 2, '2025-04-02', '</w:t>
-      </w:r>
-      <w:proofErr w:type="spellStart"/>
-      <w:r>
-        <w:rPr>
-          <w:rFonts w:ascii="Courier New" w:hAnsi="Courier New" w:cs="Courier New"/>
-          <w:sz w:val="18"/>
-          <w:szCs w:val="18"/>
-        </w:rPr>
-        <w:t>confirmee</w:t>
-      </w:r>
-      <w:proofErr w:type="spellEnd"/>
-      <w:r>
-        <w:rPr>
-          <w:rFonts w:ascii="Courier New" w:hAnsi="Courier New" w:cs="Courier New"/>
-          <w:sz w:val="18"/>
-          <w:szCs w:val="18"/>
-        </w:rPr>
-        <w:t>'),</w:t>
-      </w:r>
-    </w:p>
-    <w:p>
-      <w:pPr>
-        <w:shd w:val="clear" w:color="auto" w:fill="F2F2F2"/>
-        <w:rPr>
-          <w:rFonts w:ascii="Courier New" w:hAnsi="Courier New" w:cs="Courier New"/>
-          <w:sz w:val="18"/>
-          <w:szCs w:val="18"/>
-        </w:rPr>
-      </w:pPr>
-      <w:r>
-        <w:rPr>
-          <w:rFonts w:ascii="Courier New" w:hAnsi="Courier New" w:cs="Courier New"/>
-          <w:sz w:val="18"/>
-          <w:szCs w:val="18"/>
-        </w:rPr>
-        <w:t xml:space="preserve">    (3, 2, 1, '2025-04-05', '</w:t>
-      </w:r>
-      <w:proofErr w:type="spellStart"/>
-      <w:r>
-        <w:rPr>
-          <w:rFonts w:ascii="Courier New" w:hAnsi="Courier New" w:cs="Courier New"/>
-          <w:sz w:val="18"/>
-          <w:szCs w:val="18"/>
-        </w:rPr>
-        <w:t>confirmee</w:t>
-      </w:r>
-      <w:proofErr w:type="spellEnd"/>
-      <w:r>
-        <w:rPr>
-          <w:rFonts w:ascii="Courier New" w:hAnsi="Courier New" w:cs="Courier New"/>
-          <w:sz w:val="18"/>
-          <w:szCs w:val="18"/>
-        </w:rPr>
-        <w:t>'),</w:t>
-      </w:r>
-    </w:p>
-    <w:p>
-      <w:pPr>
-        <w:shd w:val="clear" w:color="auto" w:fill="F2F2F2"/>
-        <w:rPr>
-          <w:rFonts w:ascii="Courier New" w:hAnsi="Courier New" w:cs="Courier New"/>
-          <w:sz w:val="18"/>
-          <w:szCs w:val="18"/>
-        </w:rPr>
-      </w:pPr>
-      <w:r>
-        <w:rPr>
-          <w:rFonts w:ascii="Courier New" w:hAnsi="Courier New" w:cs="Courier New"/>
-          <w:sz w:val="18"/>
-          <w:szCs w:val="18"/>
-        </w:rPr>
-        <w:t xml:space="preserve">    (4, 3, 3, '2025-04-10', 'en attente'),</w:t>
-      </w:r>
-    </w:p>
-    <w:p>
-      <w:pPr>
-        <w:shd w:val="clear" w:color="auto" w:fill="F2F2F2"/>
-        <w:rPr>
-          <w:rFonts w:ascii="Courier New" w:hAnsi="Courier New" w:cs="Courier New"/>
-          <w:sz w:val="18"/>
-          <w:szCs w:val="18"/>
-        </w:rPr>
-      </w:pPr>
-      <w:r>
-        <w:rPr>
-          <w:rFonts w:ascii="Courier New" w:hAnsi="Courier New" w:cs="Courier New"/>
-          <w:sz w:val="18"/>
-          <w:szCs w:val="18"/>
-        </w:rPr>
-        <w:t xml:space="preserve">    (5, 3, 4, '2025-04-11', '</w:t>
-      </w:r>
-      <w:proofErr w:type="spellStart"/>
-      <w:r>
-        <w:rPr>
-          <w:rFonts w:ascii="Courier New" w:hAnsi="Courier New" w:cs="Courier New"/>
-          <w:sz w:val="18"/>
-          <w:szCs w:val="18"/>
-        </w:rPr>
-        <w:t>confirmee</w:t>
-      </w:r>
-      <w:proofErr w:type="spellEnd"/>
-      <w:r>
-        <w:rPr>
-          <w:rFonts w:ascii="Courier New" w:hAnsi="Courier New" w:cs="Courier New"/>
-          <w:sz w:val="18"/>
-          <w:szCs w:val="18"/>
-        </w:rPr>
-        <w:t>'),</w:t>
-      </w:r>
-    </w:p>
-    <w:p>
-      <w:pPr>
-        <w:shd w:val="clear" w:color="auto" w:fill="F2F2F2"/>
-        <w:rPr>
-          <w:rFonts w:ascii="Courier New" w:hAnsi="Courier New" w:cs="Courier New"/>
-          <w:sz w:val="18"/>
-          <w:szCs w:val="18"/>
-        </w:rPr>
-      </w:pPr>
-      <w:r>
-        <w:rPr>
-          <w:rFonts w:ascii="Courier New" w:hAnsi="Courier New" w:cs="Courier New"/>
-          <w:sz w:val="18"/>
-          <w:szCs w:val="18"/>
-        </w:rPr>
-        <w:t xml:space="preserve">    (6, 4, 5, '2025-04-15', '</w:t>
-      </w:r>
-      <w:proofErr w:type="spellStart"/>
-      <w:r>
-        <w:rPr>
-          <w:rFonts w:ascii="Courier New" w:hAnsi="Courier New" w:cs="Courier New"/>
-          <w:sz w:val="18"/>
-          <w:szCs w:val="18"/>
-        </w:rPr>
-        <w:t>confirmee</w:t>
-      </w:r>
-      <w:proofErr w:type="spellEnd"/>
-      <w:r>
-        <w:rPr>
-          <w:rFonts w:ascii="Courier New" w:hAnsi="Courier New" w:cs="Courier New"/>
-          <w:sz w:val="18"/>
-          <w:szCs w:val="18"/>
-        </w:rPr>
-        <w:t>'),</w:t>
-      </w:r>
-    </w:p>
-    <w:p>
-      <w:pPr>
-        <w:shd w:val="clear" w:color="auto" w:fill="F2F2F2"/>
-        <w:rPr>
-          <w:rFonts w:ascii="Courier New" w:hAnsi="Courier New" w:cs="Courier New"/>
-          <w:sz w:val="18"/>
-          <w:szCs w:val="18"/>
-        </w:rPr>
-      </w:pPr>
-      <w:r>
-        <w:rPr>
-          <w:rFonts w:ascii="Courier New" w:hAnsi="Courier New" w:cs="Courier New"/>
-          <w:sz w:val="18"/>
-          <w:szCs w:val="18"/>
-        </w:rPr>
-        <w:t xml:space="preserve">    (7, 5, 6, '2025-04-20', '</w:t>
-      </w:r>
-      <w:proofErr w:type="spellStart"/>
-      <w:r>
-        <w:rPr>
-          <w:rFonts w:ascii="Courier New" w:hAnsi="Courier New" w:cs="Courier New"/>
-          <w:sz w:val="18"/>
-          <w:szCs w:val="18"/>
-        </w:rPr>
-        <w:t>confirmee</w:t>
-      </w:r>
-      <w:proofErr w:type="spellEnd"/>
-      <w:r>
-        <w:rPr>
-          <w:rFonts w:ascii="Courier New" w:hAnsi="Courier New" w:cs="Courier New"/>
-          <w:sz w:val="18"/>
-          <w:szCs w:val="18"/>
-        </w:rPr>
-        <w:t>'),</w:t>
-      </w:r>
-    </w:p>
-    <w:p>
-      <w:pPr>
-        <w:shd w:val="clear" w:color="auto" w:fill="F2F2F2"/>
-        <w:rPr>
-          <w:rFonts w:ascii="Courier New" w:hAnsi="Courier New" w:cs="Courier New"/>
-          <w:sz w:val="18"/>
-          <w:szCs w:val="18"/>
-        </w:rPr>
-      </w:pPr>
-      <w:r>
-        <w:rPr>
-          <w:rFonts w:ascii="Courier New" w:hAnsi="Courier New" w:cs="Courier New"/>
-          <w:sz w:val="18"/>
-          <w:szCs w:val="18"/>
-        </w:rPr>
-        <w:t xml:space="preserve">    (8, 5, 7, '2025-04-21', '</w:t>
-      </w:r>
-      <w:proofErr w:type="spellStart"/>
-      <w:r>
-        <w:rPr>
-          <w:rFonts w:ascii="Courier New" w:hAnsi="Courier New" w:cs="Courier New"/>
-          <w:sz w:val="18"/>
-          <w:szCs w:val="18"/>
-        </w:rPr>
-        <w:t>confirmee</w:t>
-      </w:r>
-      <w:proofErr w:type="spellEnd"/>
-      <w:r>
-        <w:rPr>
-          <w:rFonts w:ascii="Courier New" w:hAnsi="Courier New" w:cs="Courier New"/>
-          <w:sz w:val="18"/>
-          <w:szCs w:val="18"/>
-        </w:rPr>
-        <w:t>'),</w:t>
-      </w:r>
-    </w:p>
-    <w:p>
-      <w:pPr>
-        <w:shd w:val="clear" w:color="auto" w:fill="F2F2F2"/>
-        <w:rPr>
-          <w:rFonts w:ascii="Courier New" w:hAnsi="Courier New" w:cs="Courier New"/>
-          <w:sz w:val="18"/>
-          <w:szCs w:val="18"/>
-        </w:rPr>
-      </w:pPr>
-      <w:r>
-        <w:rPr>
-          <w:rFonts w:ascii="Courier New" w:hAnsi="Courier New" w:cs="Courier New"/>
-          <w:sz w:val="18"/>
-          <w:szCs w:val="18"/>
-        </w:rPr>
-        <w:t xml:space="preserve">    (9, 6, 2, '2025-05-01', 'en attente'),</w:t>
-      </w:r>
-    </w:p>
-    <w:p>
-      <w:pPr>
-        <w:shd w:val="clear" w:color="auto" w:fill="F2F2F2"/>
-        <w:rPr>
-          <w:rFonts w:ascii="Courier New" w:hAnsi="Courier New" w:cs="Courier New"/>
-          <w:sz w:val="18"/>
-          <w:szCs w:val="18"/>
-        </w:rPr>
-      </w:pPr>
-      <w:r>
-        <w:rPr>
-          <w:rFonts w:ascii="Courier New" w:hAnsi="Courier New" w:cs="Courier New"/>
-          <w:sz w:val="18"/>
-          <w:szCs w:val="18"/>
-        </w:rPr>
-        <w:t xml:space="preserve">    (10, 7, 8, '2025-05-05', '</w:t>
-      </w:r>
-      <w:proofErr w:type="spellStart"/>
-      <w:r>
-        <w:rPr>
-          <w:rFonts w:ascii="Courier New" w:hAnsi="Courier New" w:cs="Courier New"/>
-          <w:sz w:val="18"/>
-          <w:szCs w:val="18"/>
-        </w:rPr>
-        <w:t>confirmee</w:t>
-      </w:r>
-      <w:proofErr w:type="spellEnd"/>
-      <w:r>
-        <w:rPr>
-          <w:rFonts w:ascii="Courier New" w:hAnsi="Courier New" w:cs="Courier New"/>
-          <w:sz w:val="18"/>
-          <w:szCs w:val="18"/>
-        </w:rPr>
-        <w:t>'),</w:t>
-      </w:r>
-    </w:p>
-    <w:p>
-      <w:pPr>
-        <w:shd w:val="clear" w:color="auto" w:fill="F2F2F2"/>
-        <w:rPr>
-          <w:rFonts w:ascii="Courier New" w:hAnsi="Courier New" w:cs="Courier New"/>
-          <w:sz w:val="18"/>
-          <w:szCs w:val="18"/>
-        </w:rPr>
-      </w:pPr>
-      <w:r>
-        <w:rPr>
-          <w:rFonts w:ascii="Courier New" w:hAnsi="Courier New" w:cs="Courier New"/>
-          <w:sz w:val="18"/>
-          <w:szCs w:val="18"/>
-        </w:rPr>
-        <w:t xml:space="preserve">    (1, 8, 3, '2025-05-10', '</w:t>
-      </w:r>
-      <w:proofErr w:type="spellStart"/>
-      <w:r>
-        <w:rPr>
-          <w:rFonts w:ascii="Courier New" w:hAnsi="Courier New" w:cs="Courier New"/>
-          <w:sz w:val="18"/>
-          <w:szCs w:val="18"/>
-        </w:rPr>
-        <w:t>confirmee</w:t>
-      </w:r>
-      <w:proofErr w:type="spellEnd"/>
-      <w:r>
-        <w:rPr>
-          <w:rFonts w:ascii="Courier New" w:hAnsi="Courier New" w:cs="Courier New"/>
-          <w:sz w:val="18"/>
-          <w:szCs w:val="18"/>
-        </w:rPr>
-        <w:t>'),</w:t>
-      </w:r>
-    </w:p>
-    <w:p>
-      <w:pPr>
-        <w:shd w:val="clear" w:color="auto" w:fill="F2F2F2"/>
-        <w:rPr>
-          <w:rFonts w:ascii="Courier New" w:hAnsi="Courier New" w:cs="Courier New"/>
-          <w:sz w:val="18"/>
-          <w:szCs w:val="18"/>
-        </w:rPr>
-      </w:pPr>
-      <w:r>
-        <w:rPr>
-          <w:rFonts w:ascii="Courier New" w:hAnsi="Courier New" w:cs="Courier New"/>
-          <w:sz w:val="18"/>
-          <w:szCs w:val="18"/>
-        </w:rPr>
-        <w:t xml:space="preserve">    (3, 8, 7, '2025-05-12', '</w:t>
-      </w:r>
-      <w:proofErr w:type="spellStart"/>
-      <w:r>
-        <w:rPr>
-          <w:rFonts w:ascii="Courier New" w:hAnsi="Courier New" w:cs="Courier New"/>
-          <w:sz w:val="18"/>
-          <w:szCs w:val="18"/>
-        </w:rPr>
-        <w:t>annulee</w:t>
-      </w:r>
-      <w:proofErr w:type="spellEnd"/>
-      <w:r>
-        <w:rPr>
-          <w:rFonts w:ascii="Courier New" w:hAnsi="Courier New" w:cs="Courier New"/>
-          <w:sz w:val="18"/>
-          <w:szCs w:val="18"/>
-        </w:rPr>
-        <w:t>'</w:t>
-      </w:r>
-      <w:proofErr w:type="gramStart"/>
-      <w:r>
-        <w:rPr>
-          <w:rFonts w:ascii="Courier New" w:hAnsi="Courier New" w:cs="Courier New"/>
-          <w:sz w:val="18"/>
-          <w:szCs w:val="18"/>
-        </w:rPr>
-        <w:t>);</w:t>
-      </w:r>
-      <w:proofErr w:type="gramEnd"/>
-    </w:p>
-    <w:p>
-      <w:pPr>
-        <w:pStyle w:val="Titre1"/>
-      </w:pPr>
-      <w:r>
-        <w:t>7. Requêtes SQL</w:t>
-      </w:r>
-    </w:p>
-    <w:p>
-      <w:pPr>
-        <w:rPr>
-          <w:rFonts w:ascii="Calibri" w:hAnsi="Calibri" w:cs="Calibri"/>
-        </w:rPr>
-      </w:pPr>
-      <w:r>
-        <w:rPr>
-          <w:rFonts w:ascii="Calibri" w:hAnsi="Calibri" w:cs="Calibri"/>
-        </w:rPr>
-        <w:lastRenderedPageBreak/>
+        <w:t>6</w:t>
+      </w:r>
+      <w:r>
+        <w:t>. Requêtes SQL</w:t>
+      </w:r>
+    </w:p>
+    <w:p>
+      <w:pPr>
+        <w:rPr>
+          <w:rFonts w:ascii="Calibri" w:hAnsi="Calibri" w:cs="Calibri"/>
+        </w:rPr>
+      </w:pPr>
+      <w:r>
+        <w:rPr>
+          <w:rFonts w:ascii="Calibri" w:hAnsi="Calibri" w:cs="Calibri"/>
+        </w:rPr>
         <w:t>Cette section présente les 15 requêtes demandées par l'énoncé. Pour chaque requête, on trouve le code SQL puis une capture d'écran du résultat exécuté dans MySQL Workbench sur le jeu de données</w:t>
       </w:r>
       <w:r>
@@ -15951,7 +7457,10 @@
         <w:pStyle w:val="Titre2"/>
       </w:pPr>
       <w:r>
-        <w:t>7.1. Requêtes de base (SELECT, WHERE, ORDER BY)</w:t>
+        <w:t>6</w:t>
+      </w:r>
+      <w:r>
+        <w:t>.1. Requêtes de base (SELECT, WHERE, ORDER BY)</w:t>
       </w:r>
     </w:p>
     <w:p>
@@ -16619,7 +8128,6 @@
         <w:rPr>
           <w:noProof/>
         </w:rPr>
-        <w:lastRenderedPageBreak/>
         <w:drawing>
           <wp:inline distT="0" distB="0" distL="0" distR="0" wp14:anchorId="1BB7DBE7" wp14:editId="777BE26A">
             <wp:extent cx="5486400" cy="2350093"/>
@@ -16914,6 +8422,7 @@
           <w:sz w:val="18"/>
           <w:szCs w:val="18"/>
         </w:rPr>
+        <w:lastRenderedPageBreak/>
         <w:t>FROM</w:t>
       </w:r>
       <w:r>
@@ -17056,7 +8565,10 @@
         <w:pStyle w:val="Titre2"/>
       </w:pPr>
       <w:r>
-        <w:t>7.2. Requêtes avec jointures</w:t>
+        <w:t>6</w:t>
+      </w:r>
+      <w:r>
+        <w:t>.2. Requêtes avec jointures</w:t>
       </w:r>
     </w:p>
     <w:p>
@@ -17377,7 +8889,6 @@
         <w:rPr>
           <w:noProof/>
         </w:rPr>
-        <w:lastRenderedPageBreak/>
         <w:drawing>
           <wp:inline distT="0" distB="0" distL="0" distR="0" wp14:anchorId="7B35DAEA" wp14:editId="5C1C4502">
             <wp:extent cx="5486400" cy="2182090"/>
@@ -17753,6 +9264,7 @@
         <w:rPr>
           <w:noProof/>
         </w:rPr>
+        <w:lastRenderedPageBreak/>
         <w:drawing>
           <wp:inline distT="0" distB="0" distL="0" distR="0" wp14:anchorId="43903D43" wp14:editId="0F8AFD86">
             <wp:extent cx="5486400" cy="3191798"/>
@@ -18198,7 +9710,6 @@
         <w:rPr>
           <w:noProof/>
         </w:rPr>
-        <w:lastRenderedPageBreak/>
         <w:drawing>
           <wp:inline distT="0" distB="0" distL="0" distR="0" wp14:anchorId="622CAA69" wp14:editId="669268D7">
             <wp:extent cx="4391025" cy="2000250"/>
@@ -18248,7 +9759,10 @@
         <w:pStyle w:val="Titre2"/>
       </w:pPr>
       <w:r>
-        <w:t>7.3. Requêtes avec agrégats (GROUP BY, HAVING)</w:t>
+        <w:t>6</w:t>
+      </w:r>
+      <w:r>
+        <w:t>.3. Requêtes avec agrégats (GROUP BY, HAVING)</w:t>
       </w:r>
     </w:p>
     <w:p>
@@ -18632,6 +10146,7 @@
           <w:i/>
           <w:iCs/>
         </w:rPr>
+        <w:lastRenderedPageBreak/>
         <w:t>Résultat :</w:t>
       </w:r>
     </w:p>
@@ -19048,7 +10563,6 @@
         <w:rPr>
           <w:noProof/>
         </w:rPr>
-        <w:lastRenderedPageBreak/>
         <w:drawing>
           <wp:inline distT="0" distB="0" distL="0" distR="0" wp14:anchorId="668C5124" wp14:editId="3011D175">
             <wp:extent cx="4762500" cy="1885950"/>
@@ -19562,6 +11076,7 @@
           <w:sz w:val="18"/>
           <w:szCs w:val="18"/>
         </w:rPr>
+        <w:lastRenderedPageBreak/>
         <w:t>SELECT</w:t>
       </w:r>
       <w:r>
@@ -19982,7 +11497,10 @@
         <w:pStyle w:val="Titre2"/>
       </w:pPr>
       <w:r>
-        <w:t>7.4. Requêtes avancées (sous-requêtes, IN, NOT IN, EXISTS, NOT EXISTS)</w:t>
+        <w:t>6</w:t>
+      </w:r>
+      <w:r>
+        <w:t>.4. Requêtes avancées (sous-requêtes, IN, NOT IN, EXISTS, NOT EXISTS)</w:t>
       </w:r>
     </w:p>
     <w:p>
@@ -20728,6 +12246,7 @@
         <w:rPr>
           <w:noProof/>
         </w:rPr>
+        <w:lastRenderedPageBreak/>
         <w:drawing>
           <wp:inline distT="0" distB="0" distL="0" distR="0" wp14:anchorId="3DA11707" wp14:editId="67FD4DD1">
             <wp:extent cx="5429250" cy="1609724"/>
@@ -21341,7 +12860,6 @@
         <w:rPr>
           <w:noProof/>
         </w:rPr>
-        <w:lastRenderedPageBreak/>
         <w:drawing>
           <wp:inline distT="0" distB="0" distL="0" distR="0" wp14:anchorId="7B9F48CD" wp14:editId="28B8E6AC">
             <wp:extent cx="5486400" cy="2593856"/>
@@ -21926,6 +13444,7 @@
           <w:sz w:val="18"/>
           <w:szCs w:val="18"/>
         </w:rPr>
+        <w:lastRenderedPageBreak/>
         <w:t>-- R15 : sous-</w:t>
       </w:r>
       <w:proofErr w:type="spellStart"/>
